--- a/docs/midterm/中期检查报告.docx
+++ b/docs/midterm/中期检查报告.docx
@@ -7,6 +7,9 @@
         <w:pStyle w:val="Title"/>
       </w:pPr>
       <w:r>
+        <w:rPr>
+          <w:color w:val="000000"/>
+        </w:rPr>
         <w:t>面向有声书沉浸化升级的</w:t>
         <w:br/>
         <w:t>三维动态音景自动生成系统中期检查报告</w:t>
@@ -14,21 +17,33 @@
     </w:p>
     <w:p>
       <w:r>
+        <w:rPr>
+          <w:color w:val="000000"/>
+        </w:rPr>
         <w:t>项目类型：创新训练项目　项目类别：深化项目　所属学科：计算机类</w:t>
       </w:r>
     </w:p>
     <w:p>
       <w:r>
+        <w:rPr>
+          <w:color w:val="000000"/>
+        </w:rPr>
         <w:t>项目负责人：章程　项目成员：易焕然、程鹏仁、蓝潇、周子阳</w:t>
       </w:r>
     </w:p>
     <w:p>
       <w:r>
+        <w:rPr>
+          <w:color w:val="000000"/>
+        </w:rPr>
         <w:t>指导教师：张地、刘韧　项目编号：待补　立项时间：待补</w:t>
       </w:r>
     </w:p>
     <w:p>
       <w:r>
+        <w:rPr>
+          <w:color w:val="000000"/>
+        </w:rPr>
         <w:t>报告日期：2026年9月10日</w:t>
       </w:r>
     </w:p>
@@ -37,6 +52,9 @@
         <w:pStyle w:val="Heading1"/>
       </w:pPr>
       <w:r>
+        <w:rPr>
+          <w:color w:val="000000"/>
+        </w:rPr>
         <w:t>一 项目概况与阶段进展</w:t>
       </w:r>
     </w:p>
@@ -45,6 +63,9 @@
         <w:ind w:firstLine="420"/>
       </w:pPr>
       <w:r>
+        <w:rPr>
+          <w:color w:val="000000"/>
+        </w:rPr>
         <w:t>本项目面向有声书由语音播读向场景化听觉叙事升级的需求，研究文本语义、声音事件与三维空间表现之间的协同生成方法。项目以普通双耳耳机为首阶段终端，以短篇中文场景为验证载体，将角色台词、环境声音、动作音效及空间运动纳入同一可编辑工程。目前已形成在本机浏览器运行的创作工作台，打通“文本输入—声音脚本—多角色配音与素材匹配—时间编排—双耳空间渲染—试听与导出”的处理链路，研究工作已从方案论证进入可运行原型验证阶段。</w:t>
       </w:r>
     </w:p>
@@ -53,6 +74,9 @@
         <w:ind w:firstLine="420"/>
       </w:pPr>
       <w:r>
+        <w:rPr>
+          <w:color w:val="000000"/>
+        </w:rPr>
         <w:t>阶段成果的核心是建立了可追溯的声音事件表示。每个事件不仅保存声音内容，还保存原文关联、角色、情绪、时间锚点、增益和空间轨迹。创作者能够检查模型判断，并针对单个环节修正。文本理解和语音生成采用可替换服务接口，空间渲染采用独立的确定性数字信号处理模块，避免把整个系统绑定于单一生成模型。这使后续算法替换、参数对比和端侧部署具有明确的工程入口。</w:t>
       </w:r>
     </w:p>
@@ -61,6 +85,9 @@
         <w:ind w:firstLine="420"/>
       </w:pPr>
       <w:r>
+        <w:rPr>
+          <w:color w:val="000000"/>
+        </w:rPr>
         <w:t>目前已完成悬疑场景示例与环绕增强版本，并提供与成品时间编排一致的HTML可视化报告和CSV表格。自动化测试共37项通过，覆盖脚本校验、缓存、异常恢复、音频渲染及报告导出等环节。现阶段成果说明系统的主要工程链路具有可运行性和可检查性；多听众定位效果、树莓派实际性能及新算法优势仍需后续实验验证，不以功能完成代替听感或学术创新结论。</w:t>
       </w:r>
     </w:p>
@@ -69,6 +96,9 @@
         <w:pStyle w:val="Heading1"/>
       </w:pPr>
       <w:r>
+        <w:rPr>
+          <w:color w:val="000000"/>
+        </w:rPr>
         <w:t>二 研究背景与国内外研究现状深化</w:t>
       </w:r>
     </w:p>
@@ -77,6 +107,9 @@
         <w:pStyle w:val="Heading2"/>
       </w:pPr>
       <w:r>
+        <w:rPr>
+          <w:color w:val="000000"/>
+        </w:rPr>
         <w:t>2.1 从语音生成走向听觉场景组织</w:t>
       </w:r>
     </w:p>
@@ -85,6 +118,9 @@
         <w:ind w:firstLine="420"/>
       </w:pPr>
       <w:r>
+        <w:rPr>
+          <w:color w:val="000000"/>
+        </w:rPr>
         <w:t>有声内容制作包含两类不同任务：一类是把文字转成可理解、具有角色区分的语音；另一类是根据叙事情境组织声音发生的位置、时间和运动。基础文本转语音解决了前者的部分问题，但并不自动回答“脚步从哪里接近”“楼上声响何时出现”“旁白与角色如何避免互相遮盖”等创作问题。因此，本项目将声音事件与叙事关系作为中间层，把场景组织能力作为系统设计重点，而不只增加背景音乐或左右声道差异。</w:t>
       </w:r>
     </w:p>
@@ -93,6 +129,9 @@
         <w:ind w:firstLine="420"/>
       </w:pPr>
       <w:r>
+        <w:rPr>
+          <w:color w:val="000000"/>
+        </w:rPr>
         <w:t>技术选择上，商业语音服务为多角色表达提供了可接入能力，DeepSeek与MiniMax的官方接口文档分别构成当前文本处理和配音接入依据[1-2]。但服务调用成功并不意味着角色归属、情绪或音效安排必然符合原文。尤其在省略主语、连续对话、视角切换和拟声描写中，模型输出需要结构校验与人工复核。由此，系统采用“自动生成初稿、表单修正、局部重生成”的人机协作流程，而不将完全自动化作为当前验收前提。</w:t>
       </w:r>
     </w:p>
@@ -101,6 +140,9 @@
         <w:pStyle w:val="Heading2"/>
       </w:pPr>
       <w:r>
+        <w:rPr>
+          <w:color w:val="000000"/>
+        </w:rPr>
         <w:t>2.2 音效生成与动态空间控制</w:t>
       </w:r>
     </w:p>
@@ -109,6 +151,9 @@
         <w:ind w:firstLine="420"/>
       </w:pPr>
       <w:r>
+        <w:rPr>
+          <w:color w:val="000000"/>
+        </w:rPr>
         <w:t>AudioLDM 2研究了面向语音、音乐和音效的统一生成框架，通过音频表示与潜扩散模型建立生成能力[3]。这类研究为减少音效素材制作成本提供了参考，但本项目关注的另一关键要求是声音与动作轨迹的对应：音效必须在轨迹发生时持续存在，且开始、结束和语义锚点可修改。对首阶段原型而言，使用有来源记录的素材库更便于定位问题和复现实验，生成式音效可作为后续增量模块接入。</w:t>
       </w:r>
     </w:p>
@@ -117,6 +162,9 @@
         <w:ind w:firstLine="420"/>
       </w:pPr>
       <w:r>
+        <w:rPr>
+          <w:color w:val="000000"/>
+        </w:rPr>
         <w:t>Text2Move将文本到轨迹预测与声音时间对齐结合，并据此合成运动声音[4]。该工作表明动态空间生成已存在直接相关研究，不能把“文字自动变成运动声音”本身简单认定为独有创新。对本项目的启发是将语义、时间与空间分开表达，再验证三者是否一致。当前工程已具备这种可检查的数据结构，但尚未训练轨迹预测模型，也未开展与该方法的复现实验；后续比较应控制相同文本、干声和输出条件。</w:t>
       </w:r>
     </w:p>
@@ -125,6 +173,9 @@
         <w:pStyle w:val="Heading2"/>
       </w:pPr>
       <w:r>
+        <w:rPr>
+          <w:color w:val="000000"/>
+        </w:rPr>
         <w:t>2.3 HRTF表达与个体差异</w:t>
       </w:r>
     </w:p>
@@ -133,6 +184,9 @@
         <w:ind w:firstLine="420"/>
       </w:pPr>
       <w:r>
+        <w:rPr>
+          <w:color w:val="000000"/>
+        </w:rPr>
         <w:t>头相关传输函数描述声音从不同方向到达双耳时形成的滤波差异。SADIE II提供实测头相关脉冲响应及相关研究资料，为基于耳机的双耳渲染提供了可复用数据基础[5]。当前系统选取三套配置进行试听，使用方向插值支持离散测量方向之间的连续运动。配置可选择有助于比较听感，但并不等于测得用户的个体化HRTF，普通耳机下的前后与上下定位仍需专门验证。</w:t>
       </w:r>
     </w:p>
@@ -141,6 +195,9 @@
         <w:ind w:firstLine="420"/>
       </w:pPr>
       <w:r>
+        <w:rPr>
+          <w:color w:val="000000"/>
+        </w:rPr>
         <w:t>HRTF Field利用神经场表示不同空间采样下的HRTF幅度特征，并研究跨对象的插值与生成[6]；Lee等人的研究则围绕已知空间采样条件下的全局HRTF插值展开，关注跨数据集泛化问题[7]。这些研究说明，学习式表示可以成为替代传统插值的候选途径。不过，从函数近似精度到设备实际收益还存在计算、时延与听觉评价的衔接问题。本项目后续拟把这些因素同时纳入，而不单独以网络参数量小作为有效性的依据。</w:t>
       </w:r>
     </w:p>
@@ -173,6 +230,7 @@
               <w:rPr>
                 <w:b/>
                 <w:sz w:val="18"/>
+                <w:color w:val="000000"/>
               </w:rPr>
               <w:t>方法或路线</w:t>
             </w:r>
@@ -191,6 +249,7 @@
               <w:rPr>
                 <w:b/>
                 <w:sz w:val="18"/>
+                <w:color w:val="000000"/>
               </w:rPr>
               <w:t>能力与参考价值</w:t>
             </w:r>
@@ -209,6 +268,7 @@
               <w:rPr>
                 <w:b/>
                 <w:sz w:val="18"/>
+                <w:color w:val="000000"/>
               </w:rPr>
               <w:t>局限及本项目选择</w:t>
             </w:r>
@@ -231,6 +291,7 @@
               <w:rPr>
                 <w:b w:val="0"/>
                 <w:sz w:val="18"/>
+                <w:color w:val="000000"/>
               </w:rPr>
               <w:t>文本理解与多角色TTS</w:t>
             </w:r>
@@ -248,6 +309,7 @@
               <w:rPr>
                 <w:b w:val="0"/>
                 <w:sz w:val="18"/>
+                <w:color w:val="000000"/>
               </w:rPr>
               <w:t>形成声音脚本与角色语音</w:t>
             </w:r>
@@ -265,6 +327,7 @@
               <w:rPr>
                 <w:b w:val="0"/>
                 <w:sz w:val="18"/>
+                <w:color w:val="000000"/>
               </w:rPr>
               <w:t>保留原文关联和人工复核，不承诺零误判</w:t>
             </w:r>
@@ -287,6 +350,7 @@
               <w:rPr>
                 <w:b w:val="0"/>
                 <w:sz w:val="18"/>
+                <w:color w:val="000000"/>
               </w:rPr>
               <w:t>AudioLDM 2类音效生成</w:t>
             </w:r>
@@ -304,6 +368,7 @@
               <w:rPr>
                 <w:b w:val="0"/>
                 <w:sz w:val="18"/>
+                <w:color w:val="000000"/>
               </w:rPr>
               <w:t>按描述生成声音内容</w:t>
             </w:r>
@@ -321,6 +386,7 @@
               <w:rPr>
                 <w:b w:val="0"/>
                 <w:sz w:val="18"/>
+                <w:color w:val="000000"/>
               </w:rPr>
               <w:t>当前采用素材匹配，后续比较生成质量和可控性</w:t>
             </w:r>
@@ -343,6 +409,7 @@
               <w:rPr>
                 <w:b w:val="0"/>
                 <w:sz w:val="18"/>
+                <w:color w:val="000000"/>
               </w:rPr>
               <w:t>Text2Move动态声音生成</w:t>
             </w:r>
@@ -360,6 +427,7 @@
               <w:rPr>
                 <w:b w:val="0"/>
                 <w:sz w:val="18"/>
+                <w:color w:val="000000"/>
               </w:rPr>
               <w:t>联合轨迹预测与时间对齐</w:t>
             </w:r>
@@ -377,6 +445,7 @@
               <w:rPr>
                 <w:b w:val="0"/>
                 <w:sz w:val="18"/>
+                <w:color w:val="000000"/>
               </w:rPr>
               <w:t>已有相关研究；当前先建立显式轨迹基线</w:t>
             </w:r>
@@ -399,6 +468,7 @@
               <w:rPr>
                 <w:b w:val="0"/>
                 <w:sz w:val="18"/>
+                <w:color w:val="000000"/>
               </w:rPr>
               <w:t>实测HRIR与传统插值</w:t>
             </w:r>
@@ -416,6 +486,7 @@
               <w:rPr>
                 <w:b w:val="0"/>
                 <w:sz w:val="18"/>
+                <w:color w:val="000000"/>
               </w:rPr>
               <w:t>渲染过程明确、便于复现</w:t>
             </w:r>
@@ -433,6 +504,7 @@
               <w:rPr>
                 <w:b w:val="0"/>
                 <w:sz w:val="18"/>
+                <w:color w:val="000000"/>
               </w:rPr>
               <w:t>个体适配有限；作为实验对照方法</w:t>
             </w:r>
@@ -455,6 +527,7 @@
               <w:rPr>
                 <w:b w:val="0"/>
                 <w:sz w:val="18"/>
+                <w:color w:val="000000"/>
               </w:rPr>
               <w:t>HRTF神经表示与学习插值</w:t>
             </w:r>
@@ -472,6 +545,7 @@
               <w:rPr>
                 <w:b w:val="0"/>
                 <w:sz w:val="18"/>
+                <w:color w:val="000000"/>
               </w:rPr>
               <w:t>支持连续方向表达与跨采样建模</w:t>
             </w:r>
@@ -489,6 +563,7 @@
               <w:rPr>
                 <w:b w:val="0"/>
                 <w:sz w:val="18"/>
+                <w:color w:val="000000"/>
               </w:rPr>
               <w:t>需额外验证听觉线索、设备耗时和泛化</w:t>
             </w:r>
@@ -502,6 +577,9 @@
         <w:pStyle w:val="Heading2"/>
       </w:pPr>
       <w:r>
+        <w:rPr>
+          <w:color w:val="000000"/>
+        </w:rPr>
         <w:t>2.4 研究定位与应用价值</w:t>
       </w:r>
     </w:p>
@@ -510,11 +588,17 @@
         <w:ind w:firstLine="420"/>
       </w:pPr>
       <w:r>
+        <w:rPr>
+          <w:color w:val="000000"/>
+        </w:rPr>
         <w:t>综合以上分析，本项目当前定位为面向短篇有声内容创作的可编辑空间音频原型，同时建设后续算法研究所需的实验基础。应用价值体现在减少跨工具搬运、集中管理角色与音效、保留叙事与音频之间的对应关系。潜在使用者包括小型内容制作团队、教学演示人员和空间音频研究者。生产效率提升与用户偏好尚未形成量化结论，后续将通过相同文本任务的制作时间、修改次数和试听评价进行验证。</w:t>
       </w:r>
     </w:p>
     <w:p>
       <w:r>
+        <w:rPr>
+          <w:color w:val="000000"/>
+        </w:rPr>
         <w:drawing>
           <wp:inline xmlns:a="http://schemas.openxmlformats.org/drawingml/2006/main" xmlns:pic="http://schemas.openxmlformats.org/drawingml/2006/picture">
             <wp:extent cx="5796000" cy="1485225"/>
@@ -557,6 +641,7 @@
       <w:r>
         <w:rPr>
           <w:sz w:val="18"/>
+          <w:color w:val="000000"/>
         </w:rPr>
         <w:t>图1 已实现的声音生成与数据归档流程</w:t>
       </w:r>
@@ -566,6 +651,9 @@
         <w:pStyle w:val="Heading1"/>
       </w:pPr>
       <w:r>
+        <w:rPr>
+          <w:color w:val="000000"/>
+        </w:rPr>
         <w:t>三 技术路线与具体完成情况</w:t>
       </w:r>
     </w:p>
@@ -574,6 +662,9 @@
         <w:pStyle w:val="Heading2"/>
       </w:pPr>
       <w:r>
+        <w:rPr>
+          <w:color w:val="000000"/>
+        </w:rPr>
         <w:t>3.1 文本理解与声音脚本</w:t>
       </w:r>
     </w:p>
@@ -582,6 +673,9 @@
         <w:ind w:firstLine="420"/>
       </w:pPr>
       <w:r>
+        <w:rPr>
+          <w:color w:val="000000"/>
+        </w:rPr>
         <w:t>前端采用轻量HTML、CSS和JavaScript，后端采用Python与FastAPI，任务在后台执行并返回阶段状态。文本模块支持忠实朗读与适度广播剧化两种模式。忠实模式按原文跨度组织文本，限制漏读、重复和非授权改写；广播剧化模式保存原文与改编内容，允许使用音效替代部分动作叙述，并提供查看与恢复入口。事件标识和关联锚点贯穿生成、编辑、渲染与导出，减少多次处理后失去来源对应的问题。</w:t>
       </w:r>
     </w:p>
@@ -590,6 +684,9 @@
         <w:ind w:firstLine="420"/>
       </w:pPr>
       <w:r>
+        <w:rPr>
+          <w:color w:val="000000"/>
+        </w:rPr>
         <w:t>模型响应通过结构化校验后才进入工程。角色音色保持工程内配置一致，旁白单独处理；事件包含语速、情绪和素材引用。对无法识别的音效位置参数给出具体中文错误，避免在不知道模型含义时自动安排播放。首阶段输入上限为2000字，围绕500字和2000字场景设置了测试，当前并未扩展至整书批量制作。</w:t>
       </w:r>
     </w:p>
@@ -598,6 +695,9 @@
         <w:pStyle w:val="Heading2"/>
       </w:pPr>
       <w:r>
+        <w:rPr>
+          <w:color w:val="000000"/>
+        </w:rPr>
         <w:t>3.2 声音供给与时间编排</w:t>
       </w:r>
     </w:p>
@@ -606,6 +706,9 @@
         <w:ind w:firstLine="420"/>
       </w:pPr>
       <w:r>
+        <w:rPr>
+          <w:color w:val="000000"/>
+        </w:rPr>
         <w:t>配音模块接入MiniMax同步语音合成服务，也允许使用已有录音替代；素材模块同时管理程序合成、免费实录音效和用户上传文件，并保存来源信息。编排以实际音频时长为依据，支持句前、句后、句内偏移和绝对时间。句内偏移是可人工修正的秒级位置，不属于强制逐字对齐。环境音根据需要循环，人声活动时降低背景音量，以保持台词可懂度。</w:t>
       </w:r>
     </w:p>
@@ -614,6 +717,9 @@
         <w:ind w:firstLine="420"/>
       </w:pPr>
       <w:r>
+        <w:rPr>
+          <w:color w:val="000000"/>
+        </w:rPr>
         <w:t>系统对成功声音产物进行缓存。修改角色位置、音量或轨迹只触发本地渲染；修改台词、情绪或音色只影响对应的配音缓存。“仅重新渲染”明确禁止新增付费合成，缺少素材时给出提示。对于网络结果不明确的请求保留费用预留，避免将估算误认为实际未消费。该机制的作用是降低重复调用风险，最终费用仍以供应商账单为准。</w:t>
       </w:r>
     </w:p>
@@ -622,6 +728,9 @@
         <w:pStyle w:val="Heading2"/>
       </w:pPr>
       <w:r>
+        <w:rPr>
+          <w:color w:val="000000"/>
+        </w:rPr>
         <w:t>3.3 双耳空间渲染与环绕增强</w:t>
       </w:r>
     </w:p>
@@ -630,6 +739,9 @@
         <w:ind w:firstLine="420"/>
       </w:pPr>
       <w:r>
+        <w:rPr>
+          <w:color w:val="000000"/>
+        </w:rPr>
         <w:t>渲染模块统一输出48 kHz、24位双声道WAV，浏览器直接播放后端产物，保证试听与下载使用同一音频。空间坐标规定右为+x、上为+y、前为+z，单位为米。系统对SOFA数据进行坐标转换，采用三近邻反距离方向插值、静态卷积与运动声源的加窗重叠相加处理，结合距离衰减、淡入淡出、混音余量及峰值保护。旁白保持居中，角色和点声源参与定位；同时活动的点声源限制为8个。</w:t>
       </w:r>
     </w:p>
@@ -638,6 +750,9 @@
         <w:ind w:firstLine="420"/>
       </w:pPr>
       <w:r>
+        <w:rPr>
+          <w:color w:val="000000"/>
+        </w:rPr>
         <w:t>在悬疑示例中，已将雨声、引擎、楼上重响、脚步、门轴、风声和敲击设置为不同方位或运动路线。增强版本将连续脚步制作成6秒10步，使声音覆盖移动过程；通过左右后方接近、左右上方重响和不同方位的敲击增加可辨识差异。该版本属于夸张环绕演示，并不代表所有剧情都适宜采用同样的空间安排。系统房间效果仍是轻量反射近似，尚未实现完整房间声学仿真、头部跟踪或多普勒处理。</w:t>
       </w:r>
     </w:p>
@@ -646,6 +761,9 @@
         <w:pStyle w:val="Heading2"/>
       </w:pPr>
       <w:r>
+        <w:rPr>
+          <w:color w:val="000000"/>
+        </w:rPr>
         <w:t>3.4 可追溯报告与历史版本</w:t>
       </w:r>
     </w:p>
@@ -654,6 +772,9 @@
         <w:ind w:firstLine="420"/>
       </w:pPr>
       <w:r>
+        <w:rPr>
+          <w:color w:val="000000"/>
+        </w:rPr>
         <w:t>新增的成品报告从所选历史成品快照读取信息，按实际开始时间排列原文、朗读文本、角色、素材、增益及轨迹。HTML报告提供分类时间线、重叠显示、搜索和轨迹展开；CSV方便使用电子表格进一步整理。轨迹同时记录事件内部时间和成品绝对时间，旁白明确标注为不参与空间定位。当前工程修改后，历史成品报告仍保持原版本内容，为复查、交流和后续实验整理提供依据。</w:t>
       </w:r>
     </w:p>
@@ -662,11 +783,17 @@
         <w:ind w:firstLine="420"/>
       </w:pPr>
       <w:r>
+        <w:rPr>
+          <w:color w:val="000000"/>
+        </w:rPr>
         <w:t>这一功能将原先只能通过试听判断的问题转化为可观察的事件关系。例如，脚步是否覆盖全部运动区间、音效是否在台词结束后触发、两声敲击是否使用不同方位，都可由表格与音频交叉检查。报告导出不需要重新生成声音，也不产生模型调用，是本阶段从演示系统走向研究工具的重要补充。</w:t>
       </w:r>
     </w:p>
     <w:p>
       <w:r>
+        <w:rPr>
+          <w:color w:val="000000"/>
+        </w:rPr>
         <w:drawing>
           <wp:inline xmlns:a="http://schemas.openxmlformats.org/drawingml/2006/main" xmlns:pic="http://schemas.openxmlformats.org/drawingml/2006/picture">
             <wp:extent cx="5796000" cy="4025000"/>
@@ -709,12 +836,16 @@
       <w:r>
         <w:rPr>
           <w:sz w:val="18"/>
+          <w:color w:val="000000"/>
         </w:rPr>
         <w:t>图2 本机创作工作台实际界面</w:t>
       </w:r>
     </w:p>
     <w:p>
       <w:r>
+        <w:rPr>
+          <w:color w:val="000000"/>
+        </w:rPr>
         <w:drawing>
           <wp:inline xmlns:a="http://schemas.openxmlformats.org/drawingml/2006/main" xmlns:pic="http://schemas.openxmlformats.org/drawingml/2006/picture">
             <wp:extent cx="5796000" cy="4025000"/>
@@ -757,6 +888,7 @@
       <w:r>
         <w:rPr>
           <w:sz w:val="18"/>
+          <w:color w:val="000000"/>
         </w:rPr>
         <w:t>图3 历史成品声音时间线与原文对应报告</w:t>
       </w:r>
@@ -766,6 +898,9 @@
         <w:pStyle w:val="Heading1"/>
       </w:pPr>
       <w:r>
+        <w:rPr>
+          <w:color w:val="000000"/>
+        </w:rPr>
         <w:t>四 阶段成果与验证记录</w:t>
       </w:r>
     </w:p>
@@ -774,6 +909,9 @@
         <w:ind w:firstLine="420"/>
       </w:pPr>
       <w:r>
+        <w:rPr>
+          <w:color w:val="000000"/>
+        </w:rPr>
         <w:t>截至报告日期，项目形成可运行工作台一套、原版与环绕增强悬疑示例、独立渲染模块、工程及分轨导出、HTML与CSV报告、自动化测试和基准脚本。选定增强成品包含44个实际参与编排的声音事件，总时长约124.779秒。示例原文、干声与空间参数能够对应检查；该成品已验证工程重新打开、重复渲染一致性及峰值保护，未以人工主观评分作为其验收依据。</w:t>
       </w:r>
     </w:p>
@@ -782,6 +920,9 @@
         <w:ind w:firstLine="420"/>
       </w:pPr>
       <w:r>
+        <w:rPr>
+          <w:color w:val="000000"/>
+        </w:rPr>
         <w:t>自动化测试37项通过，包括输入规模、文本模式、校验失败、缓存复用、声音编排、解码边界和报告下载等检查。在线接口测试使用模拟响应，用于验证程序分支和异常处理；实际使用阶段另有配置服务后生成脚本和配音的工程记录。这两类证据分别说明工程逻辑和实际链路可用性，均不能直接推出供应商效果稳定性或大样本定位准确率。浏览器检查确认了报告44行事件、类型筛选、关键词搜索及轨迹展开的正常工作。</w:t>
       </w:r>
     </w:p>
@@ -790,6 +931,9 @@
         <w:ind w:firstLine="420"/>
       </w:pPr>
       <w:r>
+        <w:rPr>
+          <w:color w:val="000000"/>
+        </w:rPr>
         <w:t>本机基准使用Windows 11、Python 3.12.14和渲染器hrir-ola-1.1，以固定随机种子7生成输入，对H3、H4、H5及1、4、8个运动声源进行9组离线测试。每组输出约3.505秒，以下数据来自保存的基准记录。实时系数为计算耗时除以输出时长，数值越低表示该离线任务处理越快。</w:t>
       </w:r>
     </w:p>
@@ -823,6 +967,7 @@
               <w:rPr>
                 <w:b/>
                 <w:sz w:val="18"/>
+                <w:color w:val="000000"/>
               </w:rPr>
               <w:t>HRTF</w:t>
             </w:r>
@@ -841,6 +986,7 @@
               <w:rPr>
                 <w:b/>
                 <w:sz w:val="18"/>
+                <w:color w:val="000000"/>
               </w:rPr>
               <w:t>1声源耗时与系数</w:t>
             </w:r>
@@ -859,6 +1005,7 @@
               <w:rPr>
                 <w:b/>
                 <w:sz w:val="18"/>
+                <w:color w:val="000000"/>
               </w:rPr>
               <w:t>4声源耗时与系数</w:t>
             </w:r>
@@ -877,6 +1024,7 @@
               <w:rPr>
                 <w:b/>
                 <w:sz w:val="18"/>
+                <w:color w:val="000000"/>
               </w:rPr>
               <w:t>8声源耗时与系数</w:t>
             </w:r>
@@ -899,6 +1047,7 @@
               <w:rPr>
                 <w:b w:val="0"/>
                 <w:sz w:val="18"/>
+                <w:color w:val="000000"/>
               </w:rPr>
               <w:t>H3</w:t>
             </w:r>
@@ -916,6 +1065,7 @@
               <w:rPr>
                 <w:b w:val="0"/>
                 <w:sz w:val="18"/>
+                <w:color w:val="000000"/>
               </w:rPr>
               <w:t>0.217秒 / 0.062</w:t>
             </w:r>
@@ -933,6 +1083,7 @@
               <w:rPr>
                 <w:b w:val="0"/>
                 <w:sz w:val="18"/>
+                <w:color w:val="000000"/>
               </w:rPr>
               <w:t>0.848秒 / 0.242</w:t>
             </w:r>
@@ -950,6 +1101,7 @@
               <w:rPr>
                 <w:b w:val="0"/>
                 <w:sz w:val="18"/>
+                <w:color w:val="000000"/>
               </w:rPr>
               <w:t>1.420秒 / 0.405</w:t>
             </w:r>
@@ -972,6 +1124,7 @@
               <w:rPr>
                 <w:b w:val="0"/>
                 <w:sz w:val="18"/>
+                <w:color w:val="000000"/>
               </w:rPr>
               <w:t>H4</w:t>
             </w:r>
@@ -989,6 +1142,7 @@
               <w:rPr>
                 <w:b w:val="0"/>
                 <w:sz w:val="18"/>
+                <w:color w:val="000000"/>
               </w:rPr>
               <w:t>0.169秒 / 0.048</w:t>
             </w:r>
@@ -1006,6 +1160,7 @@
               <w:rPr>
                 <w:b w:val="0"/>
                 <w:sz w:val="18"/>
+                <w:color w:val="000000"/>
               </w:rPr>
               <w:t>0.662秒 / 0.189</w:t>
             </w:r>
@@ -1023,6 +1178,7 @@
               <w:rPr>
                 <w:b w:val="0"/>
                 <w:sz w:val="18"/>
+                <w:color w:val="000000"/>
               </w:rPr>
               <w:t>1.393秒 / 0.397</w:t>
             </w:r>
@@ -1045,6 +1201,7 @@
               <w:rPr>
                 <w:b w:val="0"/>
                 <w:sz w:val="18"/>
+                <w:color w:val="000000"/>
               </w:rPr>
               <w:t>H5</w:t>
             </w:r>
@@ -1062,6 +1219,7 @@
               <w:rPr>
                 <w:b w:val="0"/>
                 <w:sz w:val="18"/>
+                <w:color w:val="000000"/>
               </w:rPr>
               <w:t>0.176秒 / 0.050</w:t>
             </w:r>
@@ -1079,6 +1237,7 @@
               <w:rPr>
                 <w:b w:val="0"/>
                 <w:sz w:val="18"/>
+                <w:color w:val="000000"/>
               </w:rPr>
               <w:t>0.693秒 / 0.198</w:t>
             </w:r>
@@ -1096,6 +1255,7 @@
               <w:rPr>
                 <w:b w:val="0"/>
                 <w:sz w:val="18"/>
+                <w:color w:val="000000"/>
               </w:rPr>
               <w:t>1.398秒 / 0.399</w:t>
             </w:r>
@@ -1109,6 +1269,9 @@
         <w:ind w:firstLine="420"/>
       </w:pPr>
       <w:r>
+        <w:rPr>
+          <w:color w:val="000000"/>
+        </w:rPr>
         <w:t>这些单次短片段结果可作为后续回归比较的起点，但受电脑硬件、负载和测试长度影响。离线系数小于1不等于音频设备端到端低延迟，也不能替代持续播放中断、温度、限频和树莓派测量。下一阶段需增加重复测量、长时间运行和硬件配置记录，并独立开展主观评价。</w:t>
       </w:r>
     </w:p>
@@ -1117,6 +1280,9 @@
         <w:pStyle w:val="Heading1"/>
       </w:pPr>
       <w:r>
+        <w:rPr>
+          <w:color w:val="000000"/>
+        </w:rPr>
         <w:t>五 实施问题与解决过程</w:t>
       </w:r>
     </w:p>
@@ -1125,6 +1291,9 @@
         <w:ind w:firstLine="420"/>
       </w:pPr>
       <w:r>
+        <w:rPr>
+          <w:color w:val="000000"/>
+        </w:rPr>
         <w:t>第一，模型返回的时间位置有时使用during，而内部只接受within等规范值。项目在响应解析层统一大小写和空格，将已确认的同义值转换为规范值，对未知值明确拒绝并指出音效。该修复让模型表达差异不再直接阻断工程，同时保留对不明确含义的人工检查。</w:t>
       </w:r>
     </w:p>
@@ -1133,6 +1302,9 @@
         <w:ind w:firstLine="420"/>
       </w:pPr>
       <w:r>
+        <w:rPr>
+          <w:color w:val="000000"/>
+        </w:rPr>
         <w:t>第二，部分流式FLAC未提供可靠总帧数，直接按照文件声明分配内存会出现数组过大错误。项目改为显式分块读取，校验采样率、声道、真实时长和数值有效性，并保存原始成功响应音频以支持免费重新解码。这使网络调用与解码失败分离，避免同一语音因本地处理问题重复付费生成。</w:t>
       </w:r>
     </w:p>
@@ -1141,6 +1313,9 @@
         <w:ind w:firstLine="420"/>
       </w:pPr>
       <w:r>
+        <w:rPr>
+          <w:color w:val="000000"/>
+        </w:rPr>
         <w:t>第三，事件增益超出后端上限会使保存和重渲染失败。前端补充范围提示、输入检查和具体事件定位，将增益统一限制为-48至+6 dB。第四，短脚步素材即使配置长轨迹，也只在开头发声，其余时间补静音。通过制作连续脚步并检查运动区间的有效声音，解决了“有轨迹但听不到运动”的问题。这些修复表明，空间表现依赖语义、素材、时间和增益的共同配合。</w:t>
       </w:r>
     </w:p>
@@ -1149,6 +1324,9 @@
         <w:pStyle w:val="Heading1"/>
       </w:pPr>
       <w:r>
+        <w:rPr>
+          <w:color w:val="000000"/>
+        </w:rPr>
         <w:t>六 申报目标对照与路线调整</w:t>
       </w:r>
     </w:p>
@@ -1181,6 +1359,7 @@
               <w:rPr>
                 <w:b/>
                 <w:sz w:val="18"/>
+                <w:color w:val="000000"/>
               </w:rPr>
               <w:t>申报方向</w:t>
             </w:r>
@@ -1199,6 +1378,7 @@
               <w:rPr>
                 <w:b/>
                 <w:sz w:val="18"/>
+                <w:color w:val="000000"/>
               </w:rPr>
               <w:t>当前状态</w:t>
             </w:r>
@@ -1217,6 +1397,7 @@
               <w:rPr>
                 <w:b/>
                 <w:sz w:val="18"/>
+                <w:color w:val="000000"/>
               </w:rPr>
               <w:t>下一步</w:t>
             </w:r>
@@ -1239,6 +1420,7 @@
               <w:rPr>
                 <w:b w:val="0"/>
                 <w:sz w:val="18"/>
+                <w:color w:val="000000"/>
               </w:rPr>
               <w:t>文本语义与角色场景解析</w:t>
             </w:r>
@@ -1256,6 +1438,7 @@
               <w:rPr>
                 <w:b w:val="0"/>
                 <w:sz w:val="18"/>
+                <w:color w:val="000000"/>
               </w:rPr>
               <w:t>已形成服务接入、结构校验与可编辑脚本</w:t>
             </w:r>
@@ -1273,6 +1456,7 @@
               <w:rPr>
                 <w:b w:val="0"/>
                 <w:sz w:val="18"/>
+                <w:color w:val="000000"/>
               </w:rPr>
               <w:t>扩展文本样例，分析角色和空间判断错误</w:t>
             </w:r>
@@ -1295,6 +1479,7 @@
               <w:rPr>
                 <w:b w:val="0"/>
                 <w:sz w:val="18"/>
+                <w:color w:val="000000"/>
               </w:rPr>
               <w:t>多角色情感语音</w:t>
             </w:r>
@@ -1312,6 +1497,7 @@
               <w:rPr>
                 <w:b w:val="0"/>
                 <w:sz w:val="18"/>
+                <w:color w:val="000000"/>
               </w:rPr>
               <w:t>已接入并支持角色、情绪配置</w:t>
             </w:r>
@@ -1329,6 +1515,7 @@
               <w:rPr>
                 <w:b w:val="0"/>
                 <w:sz w:val="18"/>
+                <w:color w:val="000000"/>
               </w:rPr>
               <w:t>开展音色稳定性和表达效果试听</w:t>
             </w:r>
@@ -1351,6 +1538,7 @@
               <w:rPr>
                 <w:b w:val="0"/>
                 <w:sz w:val="18"/>
+                <w:color w:val="000000"/>
               </w:rPr>
               <w:t>动态轨迹与双耳渲染</w:t>
             </w:r>
@@ -1368,6 +1556,7 @@
               <w:rPr>
                 <w:b w:val="0"/>
                 <w:sz w:val="18"/>
+                <w:color w:val="000000"/>
               </w:rPr>
               <w:t>已实现离线基线与增强示例</w:t>
             </w:r>
@@ -1385,6 +1574,7 @@
               <w:rPr>
                 <w:b w:val="0"/>
                 <w:sz w:val="18"/>
+                <w:color w:val="000000"/>
               </w:rPr>
               <w:t>对比插值方法，验证前后上下定位</w:t>
             </w:r>
@@ -1407,6 +1597,7 @@
               <w:rPr>
                 <w:b w:val="0"/>
                 <w:sz w:val="18"/>
+                <w:color w:val="000000"/>
               </w:rPr>
               <w:t>AI音效生成与声音分离</w:t>
             </w:r>
@@ -1424,6 +1615,7 @@
               <w:rPr>
                 <w:b w:val="0"/>
                 <w:sz w:val="18"/>
+                <w:color w:val="000000"/>
               </w:rPr>
               <w:t>当前采用素材匹配，未完成专门模型</w:t>
             </w:r>
@@ -1441,6 +1633,7 @@
               <w:rPr>
                 <w:b w:val="0"/>
                 <w:sz w:val="18"/>
+                <w:color w:val="000000"/>
               </w:rPr>
               <w:t>依据实际需求开展选型与对照实验</w:t>
             </w:r>
@@ -1463,6 +1656,7 @@
               <w:rPr>
                 <w:b w:val="0"/>
                 <w:sz w:val="18"/>
+                <w:color w:val="000000"/>
               </w:rPr>
               <w:t>实时流式输出与个体适配</w:t>
             </w:r>
@@ -1480,6 +1674,7 @@
               <w:rPr>
                 <w:b w:val="0"/>
                 <w:sz w:val="18"/>
+                <w:color w:val="000000"/>
               </w:rPr>
               <w:t>尚未实现</w:t>
             </w:r>
@@ -1497,6 +1692,7 @@
               <w:rPr>
                 <w:b w:val="0"/>
                 <w:sz w:val="18"/>
+                <w:color w:val="000000"/>
               </w:rPr>
               <w:t>在设备基线与听测后确定增量方案</w:t>
             </w:r>
@@ -1519,6 +1715,7 @@
               <w:rPr>
                 <w:b w:val="0"/>
                 <w:sz w:val="18"/>
+                <w:color w:val="000000"/>
               </w:rPr>
               <w:t>树莓派与轻量模型</w:t>
             </w:r>
@@ -1536,6 +1733,7 @@
               <w:rPr>
                 <w:b w:val="0"/>
                 <w:sz w:val="18"/>
+                <w:color w:val="000000"/>
               </w:rPr>
               <w:t>已保留接口及基准入口，尚未部署训练</w:t>
             </w:r>
@@ -1553,6 +1751,7 @@
               <w:rPr>
                 <w:b w:val="0"/>
                 <w:sz w:val="18"/>
+                <w:color w:val="000000"/>
               </w:rPr>
               <w:t>建立端侧基线并检验研究假设</w:t>
             </w:r>
@@ -1575,6 +1774,7 @@
               <w:rPr>
                 <w:b w:val="0"/>
                 <w:sz w:val="18"/>
+                <w:color w:val="000000"/>
               </w:rPr>
               <w:t>论文 专利 软著与竞赛</w:t>
             </w:r>
@@ -1592,6 +1792,7 @@
               <w:rPr>
                 <w:b w:val="0"/>
                 <w:sz w:val="18"/>
+                <w:color w:val="000000"/>
               </w:rPr>
               <w:t>尚未取得本项目对应成果</w:t>
             </w:r>
@@ -1609,6 +1810,7 @@
               <w:rPr>
                 <w:b w:val="0"/>
                 <w:sz w:val="18"/>
+                <w:color w:val="000000"/>
               </w:rPr>
               <w:t>按实际结果准备材料与投稿</w:t>
             </w:r>
@@ -1619,6 +1821,9 @@
     <w:p/>
     <w:p>
       <w:r>
+        <w:rPr>
+          <w:color w:val="000000"/>
+        </w:rPr>
         <w:t>项目保留申报书关于内容驱动三维动态音景的研究主线，将实现顺序调整为先完成离线闭环和可复现数据，再推进实时性与学习式优化。这样可以在有限开发预算下先暴露跨模块问题，并以稳定基线评价新方法。正式立项时间、任务书节点和导师确认情况待补，因此本报告采用逐项成果对照，不给出缺乏计算依据的总体完成比例。</w:t>
       </w:r>
     </w:p>
@@ -1627,11 +1832,17 @@
         <w:pStyle w:val="Heading1"/>
       </w:pPr>
       <w:r>
+        <w:rPr>
+          <w:color w:val="000000"/>
+        </w:rPr>
         <w:t>七 团队协作与经费使用</w:t>
       </w:r>
     </w:p>
     <w:p>
       <w:r>
+        <w:rPr>
+          <w:color w:val="000000"/>
+        </w:rPr>
         <w:t>项目成员为章程、易焕然、程鹏仁、蓝潇、周子阳。拟围绕系统集成、文本理解、音频与端侧研究、前端交互和测试文档组织协作，但成员实际承担任务、工作量和完成日期须根据记录补充，不能以申报书中的能力描述替代实际贡献。私密代码仓库用于后续版本管理，通过分支与合并请求记录修改和验证过程；仓库权限与协作者名单由负责人管理。</w:t>
       </w:r>
     </w:p>
@@ -1664,6 +1875,7 @@
               <w:rPr>
                 <w:b/>
                 <w:sz w:val="18"/>
+                <w:color w:val="000000"/>
               </w:rPr>
               <w:t>成员</w:t>
             </w:r>
@@ -1682,6 +1894,7 @@
               <w:rPr>
                 <w:b/>
                 <w:sz w:val="18"/>
+                <w:color w:val="000000"/>
               </w:rPr>
               <w:t>实际任务</w:t>
             </w:r>
@@ -1700,6 +1913,7 @@
               <w:rPr>
                 <w:b/>
                 <w:sz w:val="18"/>
+                <w:color w:val="000000"/>
               </w:rPr>
               <w:t>工作量与完成记录</w:t>
             </w:r>
@@ -1722,6 +1936,7 @@
               <w:rPr>
                 <w:b w:val="0"/>
                 <w:sz w:val="18"/>
+                <w:color w:val="000000"/>
               </w:rPr>
               <w:t>章程</w:t>
             </w:r>
@@ -1739,6 +1954,7 @@
               <w:rPr>
                 <w:b w:val="0"/>
                 <w:sz w:val="18"/>
+                <w:color w:val="000000"/>
               </w:rPr>
               <w:t>待补</w:t>
             </w:r>
@@ -1756,6 +1972,7 @@
               <w:rPr>
                 <w:b w:val="0"/>
                 <w:sz w:val="18"/>
+                <w:color w:val="000000"/>
               </w:rPr>
               <w:t>待补</w:t>
             </w:r>
@@ -1778,6 +1995,7 @@
               <w:rPr>
                 <w:b w:val="0"/>
                 <w:sz w:val="18"/>
+                <w:color w:val="000000"/>
               </w:rPr>
               <w:t>易焕然</w:t>
             </w:r>
@@ -1795,6 +2013,7 @@
               <w:rPr>
                 <w:b w:val="0"/>
                 <w:sz w:val="18"/>
+                <w:color w:val="000000"/>
               </w:rPr>
               <w:t>待补</w:t>
             </w:r>
@@ -1812,6 +2031,7 @@
               <w:rPr>
                 <w:b w:val="0"/>
                 <w:sz w:val="18"/>
+                <w:color w:val="000000"/>
               </w:rPr>
               <w:t>待补</w:t>
             </w:r>
@@ -1834,6 +2054,7 @@
               <w:rPr>
                 <w:b w:val="0"/>
                 <w:sz w:val="18"/>
+                <w:color w:val="000000"/>
               </w:rPr>
               <w:t>程鹏仁</w:t>
             </w:r>
@@ -1851,6 +2072,7 @@
               <w:rPr>
                 <w:b w:val="0"/>
                 <w:sz w:val="18"/>
+                <w:color w:val="000000"/>
               </w:rPr>
               <w:t>待补</w:t>
             </w:r>
@@ -1868,6 +2090,7 @@
               <w:rPr>
                 <w:b w:val="0"/>
                 <w:sz w:val="18"/>
+                <w:color w:val="000000"/>
               </w:rPr>
               <w:t>待补</w:t>
             </w:r>
@@ -1890,6 +2113,7 @@
               <w:rPr>
                 <w:b w:val="0"/>
                 <w:sz w:val="18"/>
+                <w:color w:val="000000"/>
               </w:rPr>
               <w:t>蓝潇</w:t>
             </w:r>
@@ -1907,6 +2131,7 @@
               <w:rPr>
                 <w:b w:val="0"/>
                 <w:sz w:val="18"/>
+                <w:color w:val="000000"/>
               </w:rPr>
               <w:t>待补</w:t>
             </w:r>
@@ -1924,6 +2149,7 @@
               <w:rPr>
                 <w:b w:val="0"/>
                 <w:sz w:val="18"/>
+                <w:color w:val="000000"/>
               </w:rPr>
               <w:t>待补</w:t>
             </w:r>
@@ -1946,6 +2172,7 @@
               <w:rPr>
                 <w:b w:val="0"/>
                 <w:sz w:val="18"/>
+                <w:color w:val="000000"/>
               </w:rPr>
               <w:t>周子阳</w:t>
             </w:r>
@@ -1963,6 +2190,7 @@
               <w:rPr>
                 <w:b w:val="0"/>
                 <w:sz w:val="18"/>
+                <w:color w:val="000000"/>
               </w:rPr>
               <w:t>待补</w:t>
             </w:r>
@@ -1980,6 +2208,7 @@
               <w:rPr>
                 <w:b w:val="0"/>
                 <w:sz w:val="18"/>
+                <w:color w:val="000000"/>
               </w:rPr>
               <w:t>待补</w:t>
             </w:r>
@@ -1990,6 +2219,9 @@
     <w:p/>
     <w:p>
       <w:r>
+        <w:rPr>
+          <w:color w:val="000000"/>
+        </w:rPr>
         <w:t>项目资助额度、累计实际支出、报销金额和票据情况均待补。现阶段采取本地计算、免费素材与成功产物缓存复用的策略，未开展本项目云GPU训练或树莓派实测。应用中的费用记录用于调用预算控制，不作为财务结算凭证。后续将按服务消费、设备材料和其他支出分类整理账单，区分个人垫付与已报销金额，训练与设备预算另行明确。月报是否全部提交待补，应按学校通知核对并补齐附件。</w:t>
       </w:r>
     </w:p>
@@ -1998,6 +2230,9 @@
         <w:pStyle w:val="Heading1"/>
       </w:pPr>
       <w:r>
+        <w:rPr>
+          <w:color w:val="000000"/>
+        </w:rPr>
         <w:t>八 下一阶段计划与预期成果</w:t>
       </w:r>
     </w:p>
@@ -2006,6 +2241,9 @@
         <w:ind w:firstLine="420"/>
       </w:pPr>
       <w:r>
+        <w:rPr>
+          <w:color w:val="000000"/>
+        </w:rPr>
         <w:t>中期后第1阶段以约两周为工作窗口，补齐多种场景文本，形成角色识别、音效关联和空间安排的错误分类表；完善真实听众的前后、上下、左右、远近及运动评价方案，记录耳机、顺序、评价条件与原始结果。听测人数和招募安排在实施前确定，不使用自动化反馈作为听众样本。</w:t>
       </w:r>
     </w:p>
@@ -2014,6 +2252,9 @@
         <w:ind w:firstLine="420"/>
       </w:pPr>
       <w:r>
+        <w:rPr>
+          <w:color w:val="000000"/>
+        </w:rPr>
         <w:t>第2阶段拟用三至四周建立树莓派5的传统渲染基线，记录处理耗时、CPU、内存、温度、限频与播放中断。先完成离线移植，再开展分块输出与持续播放；用1、4、8声源和不同轨迹复杂度对比直接卷积、优化分块卷积及当前实现。阶段产物为可复现脚本、设备配置表和基准报告，而不是仅展示一次成功播放。</w:t>
       </w:r>
     </w:p>
@@ -2022,6 +2263,9 @@
         <w:ind w:firstLine="420"/>
       </w:pPr>
       <w:r>
+        <w:rPr>
+          <w:color w:val="000000"/>
+        </w:rPr>
         <w:t>第3阶段在基线和文献调研基础上，探索“少量滤波基底加小网络方向权重预测”的候选方法，保留显式时延处理。按测量对象划分训练、验证与测试，避免同一对象相邻方向泄漏；同时设置传统插值和不使用神经网络的基底方法作为对照。评价覆盖谱形误差、耳间时间与能级差、设备开销及主观定位，只有当效果与计算收益均有证据时才继续扩大训练投入。</w:t>
       </w:r>
     </w:p>
@@ -2030,6 +2274,9 @@
         <w:ind w:firstLine="420"/>
       </w:pPr>
       <w:r>
+        <w:rPr>
+          <w:color w:val="000000"/>
+        </w:rPr>
         <w:t>成果输出以软件系统完善、可复现实验记录和研究报告为近期重点，进一步整理软著材料与论文选题。CCF-C或以上会议作为后续投稿目标，具体会议需按实验主题和当期要求选择；不将投稿意向等同于论文录用。若研究结果不支持候选模型，也将保留负面结果并调整方向，以可验证的技术贡献作为后续工作的评价基础。</w:t>
       </w:r>
     </w:p>
@@ -2038,6 +2285,9 @@
         <w:pStyle w:val="Heading1"/>
       </w:pPr>
       <w:r>
+        <w:rPr>
+          <w:color w:val="000000"/>
+        </w:rPr>
         <w:t>九 参考文献与成果附件</w:t>
       </w:r>
     </w:p>
@@ -2045,6 +2295,7 @@
       <w:r>
         <w:rPr>
           <w:sz w:val="18"/>
+          <w:color w:val="000000"/>
         </w:rPr>
         <w:t>[1] DeepSeek. API Documentation. https://api-docs.deepseek.com/ 。访问日期2026-09-10。</w:t>
       </w:r>
@@ -2053,6 +2304,7 @@
       <w:r>
         <w:rPr>
           <w:sz w:val="18"/>
+          <w:color w:val="000000"/>
         </w:rPr>
         <w:t>[2] MiniMax. 同步语音合成接口。https://platform.minimaxi.com/docs/api-reference/speech-t2a-http 。访问日期2026-09-10。</w:t>
       </w:r>
@@ -2061,6 +2313,7 @@
       <w:r>
         <w:rPr>
           <w:sz w:val="18"/>
+          <w:color w:val="000000"/>
         </w:rPr>
         <w:t>[3] Liu H, Yuan Y, Liu X, et al. AudioLDM 2: Learning Holistic Audio Generation with Self-supervised Pretraining. 2023，2024修订。https://arxiv.org/abs/2308.05734 。</w:t>
       </w:r>
@@ -2069,6 +2322,7 @@
       <w:r>
         <w:rPr>
           <w:sz w:val="18"/>
+          <w:color w:val="000000"/>
         </w:rPr>
         <w:t>[4] Liu Y, Yang S, Li K, Li X. Text2Move: Text-to-moving sound generation via trajectory prediction and temporal alignment. 2025. https://arxiv.org/abs/2509.21919 。</w:t>
       </w:r>
@@ -2077,6 +2331,7 @@
       <w:r>
         <w:rPr>
           <w:sz w:val="18"/>
+          <w:color w:val="000000"/>
         </w:rPr>
         <w:t>[5] Armstrong C, Thresh L, Murphy D, Kearney G. A Perceptual Evaluation of Individual and Non-Individual HRTFs: A Case Study of the SADIE II Database. Applied Sciences, 2018, 8(11):2029. https://doi.org/10.3390/app8112029 。</w:t>
       </w:r>
@@ -2085,6 +2340,7 @@
       <w:r>
         <w:rPr>
           <w:sz w:val="18"/>
+          <w:color w:val="000000"/>
         </w:rPr>
         <w:t>[6] Zhang Y, Wang Y, Duan Z. HRTF Field: Unifying Measured HRTF Magnitude Representation with Neural Fields. ICASSP, 2023. https://arxiv.org/abs/2210.15196 。</w:t>
       </w:r>
@@ -2093,6 +2349,7 @@
       <w:r>
         <w:rPr>
           <w:sz w:val="18"/>
+          <w:color w:val="000000"/>
         </w:rPr>
         <w:t>[7] Lee J W, Lee S, Lee K. Global HRTF Interpolation via Learned Affine Transformation of Hyper-conditioned Features. 2022. https://arxiv.org/abs/2204.02637 。</w:t>
       </w:r>
@@ -2101,6 +2358,7 @@
       <w:r>
         <w:rPr>
           <w:sz w:val="18"/>
+          <w:color w:val="000000"/>
         </w:rPr>
         <w:t>[8] 中国传媒大学创新创业学院。关于开展2026年度大学生创新创业训练计划中期检查的通知及大创项目中期审核标准说明。2026年9月7日。</w:t>
       </w:r>
@@ -2110,26 +2368,41 @@
         <w:ind w:firstLine="420"/>
       </w:pPr>
       <w:r>
+        <w:rPr>
+          <w:color w:val="000000"/>
+        </w:rPr>
         <w:t>成果附件包括：项目代码与运行说明、原创悬疑示例工程及混音、按时间排列的声音脚本报告、测试记录、九组本机基准数据、待补信息清单。私密协作仓库：https://github.com/KennyZ7/spatial-audiobook 。月报完成情况待核对，未提交月报应按通知要求补充。</w:t>
       </w:r>
     </w:p>
     <w:p>
       <w:r>
+        <w:rPr>
+          <w:color w:val="000000"/>
+        </w:rPr>
         <w:t>指导教师意见：</w:t>
       </w:r>
     </w:p>
     <w:p>
       <w:r>
+        <w:rPr>
+          <w:color w:val="000000"/>
+        </w:rPr>
         <w:t>签名：　　　　　　　　　日期：</w:t>
       </w:r>
     </w:p>
     <w:p>
       <w:r>
+        <w:rPr>
+          <w:color w:val="000000"/>
+        </w:rPr>
         <w:t>学院审核意见：</w:t>
       </w:r>
     </w:p>
     <w:p>
       <w:r>
+        <w:rPr>
+          <w:color w:val="000000"/>
+        </w:rPr>
         <w:t>签名或盖章：　　　　　　日期：</w:t>
       </w:r>
     </w:p>
@@ -2524,8 +2797,8 @@
     </w:pPr>
     <w:rPr>
       <w:rFonts w:ascii="Times New Roman" w:hAnsi="Times New Roman" w:eastAsia="宋体"/>
+      <w:sz w:val="22"/>
       <w:color w:val="000000"/>
-      <w:sz w:val="22"/>
     </w:rPr>
   </w:style>
   <w:style w:type="paragraph" w:styleId="Header">
@@ -2542,6 +2815,9 @@
       </w:tabs>
       <w:spacing w:after="0" w:line="240" w:lineRule="auto"/>
     </w:pPr>
+    <w:rPr>
+      <w:color w:val="000000"/>
+    </w:rPr>
   </w:style>
   <w:style w:type="character" w:customStyle="1" w:styleId="HeaderChar">
     <w:name w:val="Header Char"/>
@@ -2549,6 +2825,9 @@
     <w:link w:val="Header"/>
     <w:uiPriority w:val="99"/>
     <w:rsid w:val="00E618BF"/>
+    <w:rPr>
+      <w:color w:val="000000"/>
+    </w:rPr>
   </w:style>
   <w:style w:type="paragraph" w:styleId="Footer">
     <w:name w:val="footer"/>
@@ -2564,6 +2843,9 @@
       </w:tabs>
       <w:spacing w:after="0" w:line="240" w:lineRule="auto"/>
     </w:pPr>
+    <w:rPr>
+      <w:color w:val="000000"/>
+    </w:rPr>
   </w:style>
   <w:style w:type="character" w:customStyle="1" w:styleId="FooterChar">
     <w:name w:val="Footer Char"/>
@@ -2571,6 +2853,9 @@
     <w:link w:val="Footer"/>
     <w:uiPriority w:val="99"/>
     <w:rsid w:val="00E618BF"/>
+    <w:rPr>
+      <w:color w:val="000000"/>
+    </w:rPr>
   </w:style>
   <w:style w:type="paragraph" w:styleId="Heading1">
     <w:name w:val="heading 1"/>
@@ -2590,9 +2875,9 @@
       <w:rFonts w:asciiTheme="majorHAnsi" w:eastAsiaTheme="majorEastAsia" w:hAnsiTheme="majorHAnsi" w:cstheme="majorBidi" w:ascii="Times New Roman" w:hAnsi="Times New Roman" w:eastAsia="黑体"/>
       <w:b/>
       <w:bCs/>
-      <w:color w:val="000000"/>
       <w:sz w:val="30"/>
       <w:szCs w:val="28"/>
+      <w:color w:val="000000"/>
     </w:rPr>
   </w:style>
   <w:style w:type="paragraph" w:styleId="Heading2">
@@ -2614,9 +2899,9 @@
       <w:rFonts w:asciiTheme="majorHAnsi" w:eastAsiaTheme="majorEastAsia" w:hAnsiTheme="majorHAnsi" w:cstheme="majorBidi" w:ascii="Times New Roman" w:hAnsi="Times New Roman" w:eastAsia="黑体"/>
       <w:b/>
       <w:bCs/>
-      <w:color w:val="000000"/>
       <w:sz w:val="24"/>
       <w:szCs w:val="26"/>
+      <w:color w:val="000000"/>
     </w:rPr>
   </w:style>
   <w:style w:type="paragraph" w:styleId="Heading3">
@@ -2638,7 +2923,7 @@
       <w:rFonts w:asciiTheme="majorHAnsi" w:eastAsiaTheme="majorEastAsia" w:hAnsiTheme="majorHAnsi" w:cstheme="majorBidi"/>
       <w:b/>
       <w:bCs/>
-      <w:color w:val="4F81BD" w:themeColor="accent1"/>
+      <w:color w:val="000000"/>
     </w:rPr>
   </w:style>
   <w:style w:type="paragraph" w:styleId="Heading4">
@@ -2663,7 +2948,7 @@
       <w:bCs/>
       <w:i/>
       <w:iCs/>
-      <w:color w:val="4F81BD" w:themeColor="accent1"/>
+      <w:color w:val="000000"/>
     </w:rPr>
   </w:style>
   <w:style w:type="paragraph" w:styleId="Heading5">
@@ -2684,7 +2969,7 @@
     </w:pPr>
     <w:rPr>
       <w:rFonts w:asciiTheme="majorHAnsi" w:eastAsiaTheme="majorEastAsia" w:hAnsiTheme="majorHAnsi" w:cstheme="majorBidi"/>
-      <w:color w:val="243F60" w:themeColor="accent1" w:themeShade="7F"/>
+      <w:color w:val="000000"/>
     </w:rPr>
   </w:style>
   <w:style w:type="paragraph" w:styleId="Heading6">
@@ -2707,7 +2992,7 @@
       <w:rFonts w:asciiTheme="majorHAnsi" w:eastAsiaTheme="majorEastAsia" w:hAnsiTheme="majorHAnsi" w:cstheme="majorBidi"/>
       <w:i/>
       <w:iCs/>
-      <w:color w:val="243F60" w:themeColor="accent1" w:themeShade="7F"/>
+      <w:color w:val="000000"/>
     </w:rPr>
   </w:style>
   <w:style w:type="paragraph" w:styleId="Heading7">
@@ -2730,7 +3015,7 @@
       <w:rFonts w:asciiTheme="majorHAnsi" w:eastAsiaTheme="majorEastAsia" w:hAnsiTheme="majorHAnsi" w:cstheme="majorBidi"/>
       <w:i/>
       <w:iCs/>
-      <w:color w:val="404040" w:themeColor="text1" w:themeTint="BF"/>
+      <w:color w:val="000000"/>
     </w:rPr>
   </w:style>
   <w:style w:type="paragraph" w:styleId="Heading8">
@@ -2751,9 +3036,9 @@
     </w:pPr>
     <w:rPr>
       <w:rFonts w:asciiTheme="majorHAnsi" w:eastAsiaTheme="majorEastAsia" w:hAnsiTheme="majorHAnsi" w:cstheme="majorBidi"/>
-      <w:color w:val="4F81BD" w:themeColor="accent1"/>
       <w:sz w:val="20"/>
       <w:szCs w:val="20"/>
+      <w:color w:val="000000"/>
     </w:rPr>
   </w:style>
   <w:style w:type="paragraph" w:styleId="Heading9">
@@ -2776,9 +3061,9 @@
       <w:rFonts w:asciiTheme="majorHAnsi" w:eastAsiaTheme="majorEastAsia" w:hAnsiTheme="majorHAnsi" w:cstheme="majorBidi"/>
       <w:i/>
       <w:iCs/>
-      <w:color w:val="404040" w:themeColor="text1" w:themeTint="BF"/>
       <w:sz w:val="20"/>
       <w:szCs w:val="20"/>
+      <w:color w:val="000000"/>
     </w:rPr>
   </w:style>
   <w:style w:type="character" w:default="1" w:styleId="DefaultParagraphFont">
@@ -2786,6 +3071,9 @@
     <w:uiPriority w:val="1"/>
     <w:semiHidden/>
     <w:unhideWhenUsed/>
+    <w:rPr>
+      <w:color w:val="000000"/>
+    </w:rPr>
   </w:style>
   <w:style w:type="table" w:default="1" w:styleId="TableNormal">
     <w:name w:val="Normal Table"/>
@@ -2801,12 +3089,18 @@
         <w:right w:w="108" w:type="dxa"/>
       </w:tblCellMar>
     </w:tblPr>
+    <w:rPr>
+      <w:color w:val="000000"/>
+    </w:rPr>
   </w:style>
   <w:style w:type="numbering" w:default="1" w:styleId="NoList">
     <w:name w:val="No List"/>
     <w:uiPriority w:val="99"/>
     <w:semiHidden/>
     <w:unhideWhenUsed/>
+    <w:rPr>
+      <w:color w:val="000000"/>
+    </w:rPr>
   </w:style>
   <w:style w:type="paragraph" w:styleId="NoSpacing">
     <w:name w:val="No Spacing"/>
@@ -2816,6 +3110,9 @@
     <w:pPr>
       <w:spacing w:after="0" w:line="240" w:lineRule="auto"/>
     </w:pPr>
+    <w:rPr>
+      <w:color w:val="000000"/>
+    </w:rPr>
   </w:style>
   <w:style w:type="character" w:customStyle="1" w:styleId="Heading1Char">
     <w:name w:val="Heading 1 Char"/>
@@ -2827,9 +3124,9 @@
       <w:rFonts w:asciiTheme="majorHAnsi" w:eastAsiaTheme="majorEastAsia" w:hAnsiTheme="majorHAnsi" w:cstheme="majorBidi"/>
       <w:b/>
       <w:bCs/>
-      <w:color w:val="365F91" w:themeColor="accent1" w:themeShade="BF"/>
       <w:sz w:val="28"/>
       <w:szCs w:val="28"/>
+      <w:color w:val="000000"/>
     </w:rPr>
   </w:style>
   <w:style w:type="character" w:customStyle="1" w:styleId="Heading2Char">
@@ -2842,9 +3139,9 @@
       <w:rFonts w:asciiTheme="majorHAnsi" w:eastAsiaTheme="majorEastAsia" w:hAnsiTheme="majorHAnsi" w:cstheme="majorBidi"/>
       <w:b/>
       <w:bCs/>
-      <w:color w:val="4F81BD" w:themeColor="accent1"/>
       <w:sz w:val="26"/>
       <w:szCs w:val="26"/>
+      <w:color w:val="000000"/>
     </w:rPr>
   </w:style>
   <w:style w:type="character" w:customStyle="1" w:styleId="Heading3Char">
@@ -2857,7 +3154,7 @@
       <w:rFonts w:asciiTheme="majorHAnsi" w:eastAsiaTheme="majorEastAsia" w:hAnsiTheme="majorHAnsi" w:cstheme="majorBidi"/>
       <w:b/>
       <w:bCs/>
-      <w:color w:val="4F81BD" w:themeColor="accent1"/>
+      <w:color w:val="000000"/>
     </w:rPr>
   </w:style>
   <w:style w:type="paragraph" w:styleId="Title">
@@ -2874,11 +3171,11 @@
     </w:pPr>
     <w:rPr>
       <w:rFonts w:asciiTheme="majorHAnsi" w:eastAsiaTheme="majorEastAsia" w:hAnsiTheme="majorHAnsi" w:cstheme="majorBidi" w:ascii="Times New Roman" w:hAnsi="Times New Roman" w:eastAsia="黑体"/>
-      <w:color w:val="000000"/>
       <w:spacing w:val="5"/>
       <w:kern w:val="28"/>
       <w:sz w:val="40"/>
       <w:szCs w:val="52"/>
+      <w:color w:val="000000"/>
     </w:rPr>
   </w:style>
   <w:style w:type="character" w:customStyle="1" w:styleId="TitleChar">
@@ -2889,11 +3186,11 @@
     <w:rsid w:val="00FC693F"/>
     <w:rPr>
       <w:rFonts w:asciiTheme="majorHAnsi" w:eastAsiaTheme="majorEastAsia" w:hAnsiTheme="majorHAnsi" w:cstheme="majorBidi"/>
-      <w:color w:val="17365D" w:themeColor="text2" w:themeShade="BF"/>
       <w:spacing w:val="5"/>
       <w:kern w:val="28"/>
       <w:sz w:val="52"/>
       <w:szCs w:val="52"/>
+      <w:color w:val="000000"/>
     </w:rPr>
   </w:style>
   <w:style w:type="paragraph" w:styleId="Subtitle">
@@ -2913,10 +3210,10 @@
       <w:rFonts w:asciiTheme="majorHAnsi" w:eastAsiaTheme="majorEastAsia" w:hAnsiTheme="majorHAnsi" w:cstheme="majorBidi"/>
       <w:i/>
       <w:iCs/>
-      <w:color w:val="4F81BD" w:themeColor="accent1"/>
       <w:spacing w:val="15"/>
       <w:sz w:val="24"/>
       <w:szCs w:val="24"/>
+      <w:color w:val="000000"/>
     </w:rPr>
   </w:style>
   <w:style w:type="character" w:customStyle="1" w:styleId="SubtitleChar">
@@ -2929,10 +3226,10 @@
       <w:rFonts w:asciiTheme="majorHAnsi" w:eastAsiaTheme="majorEastAsia" w:hAnsiTheme="majorHAnsi" w:cstheme="majorBidi"/>
       <w:i/>
       <w:iCs/>
-      <w:color w:val="4F81BD" w:themeColor="accent1"/>
       <w:spacing w:val="15"/>
       <w:sz w:val="24"/>
       <w:szCs w:val="24"/>
+      <w:color w:val="000000"/>
     </w:rPr>
   </w:style>
   <w:style w:type="paragraph" w:styleId="ListParagraph">
@@ -2945,6 +3242,9 @@
       <w:ind w:left="720"/>
       <w:contextualSpacing/>
     </w:pPr>
+    <w:rPr>
+      <w:color w:val="000000"/>
+    </w:rPr>
   </w:style>
   <w:style w:type="paragraph" w:styleId="BodyText">
     <w:name w:val="Body Text"/>
@@ -2956,6 +3256,9 @@
     <w:pPr>
       <w:spacing w:after="120"/>
     </w:pPr>
+    <w:rPr>
+      <w:color w:val="000000"/>
+    </w:rPr>
   </w:style>
   <w:style w:type="character" w:customStyle="1" w:styleId="BodyTextChar">
     <w:name w:val="Body Text Char"/>
@@ -2963,6 +3266,9 @@
     <w:link w:val="BodyText"/>
     <w:uiPriority w:val="99"/>
     <w:rsid w:val="00AA1D8D"/>
+    <w:rPr>
+      <w:color w:val="000000"/>
+    </w:rPr>
   </w:style>
   <w:style w:type="paragraph" w:styleId="BodyText2">
     <w:name w:val="Body Text 2"/>
@@ -2974,6 +3280,9 @@
     <w:pPr>
       <w:spacing w:after="120" w:line="480" w:lineRule="auto"/>
     </w:pPr>
+    <w:rPr>
+      <w:color w:val="000000"/>
+    </w:rPr>
   </w:style>
   <w:style w:type="character" w:customStyle="1" w:styleId="BodyText2Char">
     <w:name w:val="Body Text 2 Char"/>
@@ -2981,6 +3290,9 @@
     <w:link w:val="BodyText2"/>
     <w:uiPriority w:val="99"/>
     <w:rsid w:val="00AA1D8D"/>
+    <w:rPr>
+      <w:color w:val="000000"/>
+    </w:rPr>
   </w:style>
   <w:style w:type="paragraph" w:styleId="BodyText3">
     <w:name w:val="Body Text 3"/>
@@ -2995,6 +3307,7 @@
     <w:rPr>
       <w:sz w:val="16"/>
       <w:szCs w:val="16"/>
+      <w:color w:val="000000"/>
     </w:rPr>
   </w:style>
   <w:style w:type="character" w:customStyle="1" w:styleId="BodyText3Char">
@@ -3006,6 +3319,7 @@
     <w:rPr>
       <w:sz w:val="16"/>
       <w:szCs w:val="16"/>
+      <w:color w:val="000000"/>
     </w:rPr>
   </w:style>
   <w:style w:type="paragraph" w:styleId="List">
@@ -3018,6 +3332,9 @@
       <w:ind w:left="360" w:hanging="360"/>
       <w:contextualSpacing/>
     </w:pPr>
+    <w:rPr>
+      <w:color w:val="000000"/>
+    </w:rPr>
   </w:style>
   <w:style w:type="paragraph" w:styleId="List2">
     <w:name w:val="List 2"/>
@@ -3029,6 +3346,9 @@
       <w:ind w:left="720" w:hanging="360"/>
       <w:contextualSpacing/>
     </w:pPr>
+    <w:rPr>
+      <w:color w:val="000000"/>
+    </w:rPr>
   </w:style>
   <w:style w:type="paragraph" w:styleId="List3">
     <w:name w:val="List 3"/>
@@ -3040,6 +3360,9 @@
       <w:ind w:left="1080" w:hanging="360"/>
       <w:contextualSpacing/>
     </w:pPr>
+    <w:rPr>
+      <w:color w:val="000000"/>
+    </w:rPr>
   </w:style>
   <w:style w:type="paragraph" w:styleId="ListBullet">
     <w:name w:val="List Bullet"/>
@@ -3053,6 +3376,9 @@
       </w:numPr>
       <w:contextualSpacing/>
     </w:pPr>
+    <w:rPr>
+      <w:color w:val="000000"/>
+    </w:rPr>
   </w:style>
   <w:style w:type="paragraph" w:styleId="ListBullet2">
     <w:name w:val="List Bullet 2"/>
@@ -3066,6 +3392,9 @@
       </w:numPr>
       <w:contextualSpacing/>
     </w:pPr>
+    <w:rPr>
+      <w:color w:val="000000"/>
+    </w:rPr>
   </w:style>
   <w:style w:type="paragraph" w:styleId="ListBullet3">
     <w:name w:val="List Bullet 3"/>
@@ -3079,6 +3408,9 @@
       </w:numPr>
       <w:contextualSpacing/>
     </w:pPr>
+    <w:rPr>
+      <w:color w:val="000000"/>
+    </w:rPr>
   </w:style>
   <w:style w:type="paragraph" w:styleId="ListNumber">
     <w:name w:val="List Number"/>
@@ -3092,6 +3424,9 @@
       </w:numPr>
       <w:contextualSpacing/>
     </w:pPr>
+    <w:rPr>
+      <w:color w:val="000000"/>
+    </w:rPr>
   </w:style>
   <w:style w:type="paragraph" w:styleId="ListNumber2">
     <w:name w:val="List Number 2"/>
@@ -3105,6 +3440,9 @@
       </w:numPr>
       <w:contextualSpacing/>
     </w:pPr>
+    <w:rPr>
+      <w:color w:val="000000"/>
+    </w:rPr>
   </w:style>
   <w:style w:type="paragraph" w:styleId="ListNumber3">
     <w:name w:val="List Number 3"/>
@@ -3118,6 +3456,9 @@
       </w:numPr>
       <w:contextualSpacing/>
     </w:pPr>
+    <w:rPr>
+      <w:color w:val="000000"/>
+    </w:rPr>
   </w:style>
   <w:style w:type="paragraph" w:styleId="ListContinue">
     <w:name w:val="List Continue"/>
@@ -3130,6 +3471,9 @@
       <w:ind w:left="360"/>
       <w:contextualSpacing/>
     </w:pPr>
+    <w:rPr>
+      <w:color w:val="000000"/>
+    </w:rPr>
   </w:style>
   <w:style w:type="paragraph" w:styleId="ListContinue2">
     <w:name w:val="List Continue 2"/>
@@ -3142,6 +3486,9 @@
       <w:ind w:left="720"/>
       <w:contextualSpacing/>
     </w:pPr>
+    <w:rPr>
+      <w:color w:val="000000"/>
+    </w:rPr>
   </w:style>
   <w:style w:type="paragraph" w:styleId="ListContinue3">
     <w:name w:val="List Continue 3"/>
@@ -3154,6 +3501,9 @@
       <w:ind w:left="1080"/>
       <w:contextualSpacing/>
     </w:pPr>
+    <w:rPr>
+      <w:color w:val="000000"/>
+    </w:rPr>
   </w:style>
   <w:style w:type="paragraph" w:styleId="MacroText">
     <w:name w:val="macro"/>
@@ -3176,6 +3526,7 @@
       <w:rFonts w:ascii="Courier" w:hAnsi="Courier"/>
       <w:sz w:val="20"/>
       <w:szCs w:val="20"/>
+      <w:color w:val="000000"/>
     </w:rPr>
   </w:style>
   <w:style w:type="character" w:customStyle="1" w:styleId="MacroTextChar">
@@ -3188,6 +3539,7 @@
       <w:rFonts w:ascii="Courier" w:hAnsi="Courier"/>
       <w:sz w:val="20"/>
       <w:szCs w:val="20"/>
+      <w:color w:val="000000"/>
     </w:rPr>
   </w:style>
   <w:style w:type="paragraph" w:styleId="Quote">
@@ -3201,7 +3553,7 @@
     <w:rPr>
       <w:i/>
       <w:iCs/>
-      <w:color w:val="000000" w:themeColor="text1"/>
+      <w:color w:val="000000"/>
     </w:rPr>
   </w:style>
   <w:style w:type="character" w:customStyle="1" w:styleId="QuoteChar">
@@ -3213,7 +3565,7 @@
     <w:rPr>
       <w:i/>
       <w:iCs/>
-      <w:color w:val="000000" w:themeColor="text1"/>
+      <w:color w:val="000000"/>
     </w:rPr>
   </w:style>
   <w:style w:type="character" w:customStyle="1" w:styleId="Heading4Char">
@@ -3229,7 +3581,7 @@
       <w:bCs/>
       <w:i/>
       <w:iCs/>
-      <w:color w:val="4F81BD" w:themeColor="accent1"/>
+      <w:color w:val="000000"/>
     </w:rPr>
   </w:style>
   <w:style w:type="character" w:customStyle="1" w:styleId="Heading5Char">
@@ -3241,7 +3593,7 @@
     <w:rsid w:val="00FC693F"/>
     <w:rPr>
       <w:rFonts w:asciiTheme="majorHAnsi" w:eastAsiaTheme="majorEastAsia" w:hAnsiTheme="majorHAnsi" w:cstheme="majorBidi"/>
-      <w:color w:val="243F60" w:themeColor="accent1" w:themeShade="7F"/>
+      <w:color w:val="000000"/>
     </w:rPr>
   </w:style>
   <w:style w:type="character" w:customStyle="1" w:styleId="Heading6Char">
@@ -3255,7 +3607,7 @@
       <w:rFonts w:asciiTheme="majorHAnsi" w:eastAsiaTheme="majorEastAsia" w:hAnsiTheme="majorHAnsi" w:cstheme="majorBidi"/>
       <w:i/>
       <w:iCs/>
-      <w:color w:val="243F60" w:themeColor="accent1" w:themeShade="7F"/>
+      <w:color w:val="000000"/>
     </w:rPr>
   </w:style>
   <w:style w:type="character" w:customStyle="1" w:styleId="Heading7Char">
@@ -3269,7 +3621,7 @@
       <w:rFonts w:asciiTheme="majorHAnsi" w:eastAsiaTheme="majorEastAsia" w:hAnsiTheme="majorHAnsi" w:cstheme="majorBidi"/>
       <w:i/>
       <w:iCs/>
-      <w:color w:val="404040" w:themeColor="text1" w:themeTint="BF"/>
+      <w:color w:val="000000"/>
     </w:rPr>
   </w:style>
   <w:style w:type="character" w:customStyle="1" w:styleId="Heading8Char">
@@ -3281,9 +3633,9 @@
     <w:rsid w:val="00FC693F"/>
     <w:rPr>
       <w:rFonts w:asciiTheme="majorHAnsi" w:eastAsiaTheme="majorEastAsia" w:hAnsiTheme="majorHAnsi" w:cstheme="majorBidi"/>
-      <w:color w:val="4F81BD" w:themeColor="accent1"/>
       <w:sz w:val="20"/>
       <w:szCs w:val="20"/>
+      <w:color w:val="000000"/>
     </w:rPr>
   </w:style>
   <w:style w:type="character" w:customStyle="1" w:styleId="Heading9Char">
@@ -3297,9 +3649,9 @@
       <w:rFonts w:asciiTheme="majorHAnsi" w:eastAsiaTheme="majorEastAsia" w:hAnsiTheme="majorHAnsi" w:cstheme="majorBidi"/>
       <w:i/>
       <w:iCs/>
-      <w:color w:val="404040" w:themeColor="text1" w:themeTint="BF"/>
       <w:sz w:val="20"/>
       <w:szCs w:val="20"/>
+      <w:color w:val="000000"/>
     </w:rPr>
   </w:style>
   <w:style w:type="paragraph" w:styleId="Caption">
@@ -3317,9 +3669,9 @@
     <w:rPr>
       <w:b/>
       <w:bCs/>
-      <w:color w:val="4F81BD" w:themeColor="accent1"/>
       <w:sz w:val="18"/>
       <w:szCs w:val="18"/>
+      <w:color w:val="000000"/>
     </w:rPr>
   </w:style>
   <w:style w:type="character" w:styleId="Strong">
@@ -3331,6 +3683,7 @@
     <w:rPr>
       <w:b/>
       <w:bCs/>
+      <w:color w:val="000000"/>
     </w:rPr>
   </w:style>
   <w:style w:type="character" w:styleId="Emphasis">
@@ -3342,6 +3695,7 @@
     <w:rPr>
       <w:i/>
       <w:iCs/>
+      <w:color w:val="000000"/>
     </w:rPr>
   </w:style>
   <w:style w:type="paragraph" w:styleId="IntenseQuote">
@@ -3361,7 +3715,7 @@
       <w:bCs/>
       <w:i/>
       <w:iCs/>
-      <w:color w:val="4F81BD" w:themeColor="accent1"/>
+      <w:color w:val="000000"/>
     </w:rPr>
   </w:style>
   <w:style w:type="character" w:customStyle="1" w:styleId="IntenseQuoteChar">
@@ -3375,7 +3729,7 @@
       <w:bCs/>
       <w:i/>
       <w:iCs/>
-      <w:color w:val="4F81BD" w:themeColor="accent1"/>
+      <w:color w:val="000000"/>
     </w:rPr>
   </w:style>
   <w:style w:type="character" w:styleId="SubtleEmphasis">
@@ -3387,7 +3741,7 @@
     <w:rPr>
       <w:i/>
       <w:iCs/>
-      <w:color w:val="808080" w:themeColor="text1" w:themeTint="7F"/>
+      <w:color w:val="000000"/>
     </w:rPr>
   </w:style>
   <w:style w:type="character" w:styleId="IntenseEmphasis">
@@ -3401,7 +3755,7 @@
       <w:bCs/>
       <w:i/>
       <w:iCs/>
-      <w:color w:val="4F81BD" w:themeColor="accent1"/>
+      <w:color w:val="000000"/>
     </w:rPr>
   </w:style>
   <w:style w:type="character" w:styleId="SubtleReference">
@@ -3412,8 +3766,8 @@
     <w:rsid w:val="00FC693F"/>
     <w:rPr>
       <w:smallCaps/>
-      <w:color w:val="C0504D" w:themeColor="accent2"/>
       <w:u w:val="single"/>
+      <w:color w:val="000000"/>
     </w:rPr>
   </w:style>
   <w:style w:type="character" w:styleId="IntenseReference">
@@ -3426,9 +3780,9 @@
       <w:b/>
       <w:bCs/>
       <w:smallCaps/>
-      <w:color w:val="C0504D" w:themeColor="accent2"/>
       <w:spacing w:val="5"/>
       <w:u w:val="single"/>
+      <w:color w:val="000000"/>
     </w:rPr>
   </w:style>
   <w:style w:type="character" w:styleId="BookTitle">
@@ -3442,6 +3796,7 @@
       <w:bCs/>
       <w:smallCaps/>
       <w:spacing w:val="5"/>
+      <w:color w:val="000000"/>
     </w:rPr>
   </w:style>
   <w:style w:type="paragraph" w:styleId="TOCHeading">
@@ -3456,6 +3811,9 @@
     <w:pPr>
       <w:outlineLvl w:val="9"/>
     </w:pPr>
+    <w:rPr>
+      <w:color w:val="000000"/>
+    </w:rPr>
   </w:style>
   <w:style w:type="table" w:styleId="TableGrid">
     <w:name w:val="Table Grid"/>
@@ -3482,6 +3840,9 @@
         <w:right w:w="108" w:type="dxa"/>
       </w:tblCellMar>
     </w:tblPr>
+    <w:rPr>
+      <w:color w:val="000000"/>
+    </w:rPr>
   </w:style>
   <w:style w:type="table" w:styleId="LightShading">
     <w:name w:val="Light Shading"/>
@@ -3492,7 +3853,7 @@
       <w:spacing w:after="0" w:line="240" w:lineRule="auto"/>
     </w:pPr>
     <w:rPr>
-      <w:color w:val="000000" w:themeColor="text1" w:themeShade="BF"/>
+      <w:color w:val="000000"/>
     </w:rPr>
     <w:tblPr>
       <w:tblStyleRowBandSize w:val="1"/>
@@ -3595,7 +3956,7 @@
       <w:spacing w:after="0" w:line="240" w:lineRule="auto"/>
     </w:pPr>
     <w:rPr>
-      <w:color w:val="365F91" w:themeColor="accent1" w:themeShade="BF"/>
+      <w:color w:val="000000"/>
     </w:rPr>
     <w:tblPr>
       <w:tblStyleRowBandSize w:val="1"/>
@@ -3698,7 +4059,7 @@
       <w:spacing w:after="0" w:line="240" w:lineRule="auto"/>
     </w:pPr>
     <w:rPr>
-      <w:color w:val="943634" w:themeColor="accent2" w:themeShade="BF"/>
+      <w:color w:val="000000"/>
     </w:rPr>
     <w:tblPr>
       <w:tblStyleRowBandSize w:val="1"/>
@@ -3801,7 +4162,7 @@
       <w:spacing w:after="0" w:line="240" w:lineRule="auto"/>
     </w:pPr>
     <w:rPr>
-      <w:color w:val="76923C" w:themeColor="accent3" w:themeShade="BF"/>
+      <w:color w:val="000000"/>
     </w:rPr>
     <w:tblPr>
       <w:tblStyleRowBandSize w:val="1"/>
@@ -3904,7 +4265,7 @@
       <w:spacing w:after="0" w:line="240" w:lineRule="auto"/>
     </w:pPr>
     <w:rPr>
-      <w:color w:val="5F497A" w:themeColor="accent4" w:themeShade="BF"/>
+      <w:color w:val="000000"/>
     </w:rPr>
     <w:tblPr>
       <w:tblStyleRowBandSize w:val="1"/>
@@ -4007,7 +4368,7 @@
       <w:spacing w:after="0" w:line="240" w:lineRule="auto"/>
     </w:pPr>
     <w:rPr>
-      <w:color w:val="31849B" w:themeColor="accent5" w:themeShade="BF"/>
+      <w:color w:val="000000"/>
     </w:rPr>
     <w:tblPr>
       <w:tblStyleRowBandSize w:val="1"/>
@@ -4110,7 +4471,7 @@
       <w:spacing w:after="0" w:line="240" w:lineRule="auto"/>
     </w:pPr>
     <w:rPr>
-      <w:color w:val="E36C0A" w:themeColor="accent6" w:themeShade="BF"/>
+      <w:color w:val="000000"/>
     </w:rPr>
     <w:tblPr>
       <w:tblStyleRowBandSize w:val="1"/>
@@ -4236,7 +4597,7 @@
       <w:rPr>
         <w:b/>
         <w:bCs/>
-        <w:color w:val="FFFFFF" w:themeColor="background1"/>
+        <w:color w:val="000000"/>
       </w:rPr>
       <w:tblPr/>
       <w:tcPr>
@@ -4295,6 +4656,9 @@
         </w:tcBorders>
       </w:tcPr>
     </w:tblStylePr>
+    <w:rPr>
+      <w:color w:val="000000"/>
+    </w:rPr>
   </w:style>
   <w:style w:type="table" w:styleId="LightList-Accent1">
     <w:name w:val="Light List Accent 1"/>
@@ -4328,7 +4692,7 @@
       <w:rPr>
         <w:b/>
         <w:bCs/>
-        <w:color w:val="FFFFFF" w:themeColor="background1"/>
+        <w:color w:val="000000"/>
       </w:rPr>
       <w:tblPr/>
       <w:tcPr>
@@ -4387,6 +4751,9 @@
         </w:tcBorders>
       </w:tcPr>
     </w:tblStylePr>
+    <w:rPr>
+      <w:color w:val="000000"/>
+    </w:rPr>
   </w:style>
   <w:style w:type="table" w:styleId="LightList-Accent2">
     <w:name w:val="Light List Accent 2"/>
@@ -4420,7 +4787,7 @@
       <w:rPr>
         <w:b/>
         <w:bCs/>
-        <w:color w:val="FFFFFF" w:themeColor="background1"/>
+        <w:color w:val="000000"/>
       </w:rPr>
       <w:tblPr/>
       <w:tcPr>
@@ -4479,6 +4846,9 @@
         </w:tcBorders>
       </w:tcPr>
     </w:tblStylePr>
+    <w:rPr>
+      <w:color w:val="000000"/>
+    </w:rPr>
   </w:style>
   <w:style w:type="table" w:styleId="LightList-Accent3">
     <w:name w:val="Light List Accent 3"/>
@@ -4512,7 +4882,7 @@
       <w:rPr>
         <w:b/>
         <w:bCs/>
-        <w:color w:val="FFFFFF" w:themeColor="background1"/>
+        <w:color w:val="000000"/>
       </w:rPr>
       <w:tblPr/>
       <w:tcPr>
@@ -4571,6 +4941,9 @@
         </w:tcBorders>
       </w:tcPr>
     </w:tblStylePr>
+    <w:rPr>
+      <w:color w:val="000000"/>
+    </w:rPr>
   </w:style>
   <w:style w:type="table" w:styleId="LightList-Accent4">
     <w:name w:val="Light List Accent 4"/>
@@ -4604,7 +4977,7 @@
       <w:rPr>
         <w:b/>
         <w:bCs/>
-        <w:color w:val="FFFFFF" w:themeColor="background1"/>
+        <w:color w:val="000000"/>
       </w:rPr>
       <w:tblPr/>
       <w:tcPr>
@@ -4663,6 +5036,9 @@
         </w:tcBorders>
       </w:tcPr>
     </w:tblStylePr>
+    <w:rPr>
+      <w:color w:val="000000"/>
+    </w:rPr>
   </w:style>
   <w:style w:type="table" w:styleId="LightList-Accent5">
     <w:name w:val="Light List Accent 5"/>
@@ -4696,7 +5072,7 @@
       <w:rPr>
         <w:b/>
         <w:bCs/>
-        <w:color w:val="FFFFFF" w:themeColor="background1"/>
+        <w:color w:val="000000"/>
       </w:rPr>
       <w:tblPr/>
       <w:tcPr>
@@ -4755,6 +5131,9 @@
         </w:tcBorders>
       </w:tcPr>
     </w:tblStylePr>
+    <w:rPr>
+      <w:color w:val="000000"/>
+    </w:rPr>
   </w:style>
   <w:style w:type="table" w:styleId="LightList-Accent6">
     <w:name w:val="Light List Accent 6"/>
@@ -4788,7 +5167,7 @@
       <w:rPr>
         <w:b/>
         <w:bCs/>
-        <w:color w:val="FFFFFF" w:themeColor="background1"/>
+        <w:color w:val="000000"/>
       </w:rPr>
       <w:tblPr/>
       <w:tcPr>
@@ -4847,6 +5226,9 @@
         </w:tcBorders>
       </w:tcPr>
     </w:tblStylePr>
+    <w:rPr>
+      <w:color w:val="000000"/>
+    </w:rPr>
   </w:style>
   <w:style w:type="table" w:styleId="LightGrid">
     <w:name w:val="Light Grid"/>
@@ -4977,6 +5359,9 @@
         </w:tcBorders>
       </w:tcPr>
     </w:tblStylePr>
+    <w:rPr>
+      <w:color w:val="000000"/>
+    </w:rPr>
   </w:style>
   <w:style w:type="table" w:styleId="LightGrid-Accent1">
     <w:name w:val="Light Grid Accent 1"/>
@@ -5107,6 +5492,9 @@
         </w:tcBorders>
       </w:tcPr>
     </w:tblStylePr>
+    <w:rPr>
+      <w:color w:val="000000"/>
+    </w:rPr>
   </w:style>
   <w:style w:type="table" w:styleId="LightGrid-Accent2">
     <w:name w:val="Light Grid Accent 2"/>
@@ -5237,6 +5625,9 @@
         </w:tcBorders>
       </w:tcPr>
     </w:tblStylePr>
+    <w:rPr>
+      <w:color w:val="000000"/>
+    </w:rPr>
   </w:style>
   <w:style w:type="table" w:styleId="LightGrid-Accent3">
     <w:name w:val="Light Grid Accent 3"/>
@@ -5367,6 +5758,9 @@
         </w:tcBorders>
       </w:tcPr>
     </w:tblStylePr>
+    <w:rPr>
+      <w:color w:val="000000"/>
+    </w:rPr>
   </w:style>
   <w:style w:type="table" w:styleId="LightGrid-Accent4">
     <w:name w:val="Light Grid Accent 4"/>
@@ -5497,6 +5891,9 @@
         </w:tcBorders>
       </w:tcPr>
     </w:tblStylePr>
+    <w:rPr>
+      <w:color w:val="000000"/>
+    </w:rPr>
   </w:style>
   <w:style w:type="table" w:styleId="LightGrid-Accent5">
     <w:name w:val="Light Grid Accent 5"/>
@@ -5627,6 +6024,9 @@
         </w:tcBorders>
       </w:tcPr>
     </w:tblStylePr>
+    <w:rPr>
+      <w:color w:val="000000"/>
+    </w:rPr>
   </w:style>
   <w:style w:type="table" w:styleId="LightGrid-Accent6">
     <w:name w:val="Light Grid Accent 6"/>
@@ -5757,6 +6157,9 @@
         </w:tcBorders>
       </w:tcPr>
     </w:tblStylePr>
+    <w:rPr>
+      <w:color w:val="000000"/>
+    </w:rPr>
   </w:style>
   <w:style w:type="table" w:styleId="MediumShading1">
     <w:name w:val="Medium Shading 1"/>
@@ -5791,7 +6194,7 @@
       <w:rPr>
         <w:b/>
         <w:bCs/>
-        <w:color w:val="FFFFFF" w:themeColor="background1"/>
+        <w:color w:val="000000"/>
       </w:rPr>
       <w:tblPr/>
       <w:tcPr>
@@ -5863,6 +6266,9 @@
         </w:tcBorders>
       </w:tcPr>
     </w:tblStylePr>
+    <w:rPr>
+      <w:color w:val="000000"/>
+    </w:rPr>
   </w:style>
   <w:style w:type="table" w:styleId="MediumShading1-Accent1">
     <w:name w:val="Medium Shading 1 Accent 1"/>
@@ -5897,7 +6303,7 @@
       <w:rPr>
         <w:b/>
         <w:bCs/>
-        <w:color w:val="FFFFFF" w:themeColor="background1"/>
+        <w:color w:val="000000"/>
       </w:rPr>
       <w:tblPr/>
       <w:tcPr>
@@ -5969,6 +6375,9 @@
         </w:tcBorders>
       </w:tcPr>
     </w:tblStylePr>
+    <w:rPr>
+      <w:color w:val="000000"/>
+    </w:rPr>
   </w:style>
   <w:style w:type="table" w:styleId="MediumShading1-Accent2">
     <w:name w:val="Medium Shading 1 Accent 2"/>
@@ -6003,7 +6412,7 @@
       <w:rPr>
         <w:b/>
         <w:bCs/>
-        <w:color w:val="FFFFFF" w:themeColor="background1"/>
+        <w:color w:val="000000"/>
       </w:rPr>
       <w:tblPr/>
       <w:tcPr>
@@ -6075,6 +6484,9 @@
         </w:tcBorders>
       </w:tcPr>
     </w:tblStylePr>
+    <w:rPr>
+      <w:color w:val="000000"/>
+    </w:rPr>
   </w:style>
   <w:style w:type="table" w:styleId="MediumShading1-Accent3">
     <w:name w:val="Medium Shading 1 Accent 3"/>
@@ -6109,7 +6521,7 @@
       <w:rPr>
         <w:b/>
         <w:bCs/>
-        <w:color w:val="FFFFFF" w:themeColor="background1"/>
+        <w:color w:val="000000"/>
       </w:rPr>
       <w:tblPr/>
       <w:tcPr>
@@ -6181,6 +6593,9 @@
         </w:tcBorders>
       </w:tcPr>
     </w:tblStylePr>
+    <w:rPr>
+      <w:color w:val="000000"/>
+    </w:rPr>
   </w:style>
   <w:style w:type="table" w:styleId="MediumShading1-Accent4">
     <w:name w:val="Medium Shading 1 Accent 4"/>
@@ -6215,7 +6630,7 @@
       <w:rPr>
         <w:b/>
         <w:bCs/>
-        <w:color w:val="FFFFFF" w:themeColor="background1"/>
+        <w:color w:val="000000"/>
       </w:rPr>
       <w:tblPr/>
       <w:tcPr>
@@ -6287,6 +6702,9 @@
         </w:tcBorders>
       </w:tcPr>
     </w:tblStylePr>
+    <w:rPr>
+      <w:color w:val="000000"/>
+    </w:rPr>
   </w:style>
   <w:style w:type="table" w:styleId="MediumShading1-Accent5">
     <w:name w:val="Medium Shading 1 Accent 5"/>
@@ -6321,7 +6739,7 @@
       <w:rPr>
         <w:b/>
         <w:bCs/>
-        <w:color w:val="FFFFFF" w:themeColor="background1"/>
+        <w:color w:val="000000"/>
       </w:rPr>
       <w:tblPr/>
       <w:tcPr>
@@ -6393,6 +6811,9 @@
         </w:tcBorders>
       </w:tcPr>
     </w:tblStylePr>
+    <w:rPr>
+      <w:color w:val="000000"/>
+    </w:rPr>
   </w:style>
   <w:style w:type="table" w:styleId="MediumShading1-Accent6">
     <w:name w:val="Medium Shading 1 Accent 6"/>
@@ -6427,7 +6848,7 @@
       <w:rPr>
         <w:b/>
         <w:bCs/>
-        <w:color w:val="FFFFFF" w:themeColor="background1"/>
+        <w:color w:val="000000"/>
       </w:rPr>
       <w:tblPr/>
       <w:tcPr>
@@ -6499,6 +6920,9 @@
         </w:tcBorders>
       </w:tcPr>
     </w:tblStylePr>
+    <w:rPr>
+      <w:color w:val="000000"/>
+    </w:rPr>
   </w:style>
   <w:style w:type="table" w:styleId="MediumShading2">
     <w:name w:val="Medium Shading 2"/>
@@ -6530,7 +6954,7 @@
       <w:rPr>
         <w:b/>
         <w:bCs/>
-        <w:color w:val="FFFFFF" w:themeColor="background1"/>
+        <w:color w:val="000000"/>
       </w:rPr>
       <w:tblPr/>
       <w:tcPr>
@@ -6550,7 +6974,7 @@
         <w:spacing w:before="0" w:after="0" w:line="240" w:lineRule="auto"/>
       </w:pPr>
       <w:rPr>
-        <w:color w:val="auto"/>
+        <w:color w:val="000000"/>
       </w:rPr>
       <w:tblPr/>
       <w:tcPr>
@@ -6569,7 +6993,7 @@
       <w:rPr>
         <w:b/>
         <w:bCs/>
-        <w:color w:val="FFFFFF" w:themeColor="background1"/>
+        <w:color w:val="000000"/>
       </w:rPr>
       <w:tblPr/>
       <w:tcPr>
@@ -6588,7 +7012,7 @@
       <w:rPr>
         <w:b/>
         <w:bCs/>
-        <w:color w:val="FFFFFF" w:themeColor="background1"/>
+        <w:color w:val="000000"/>
       </w:rPr>
       <w:tblPr/>
       <w:tcPr>
@@ -6634,7 +7058,7 @@
     </w:tblStylePr>
     <w:tblStylePr w:type="nwCell">
       <w:rPr>
-        <w:color w:val="FFFFFF" w:themeColor="background1"/>
+        <w:color w:val="000000"/>
       </w:rPr>
       <w:tblPr/>
       <w:tcPr>
@@ -6648,6 +7072,9 @@
         </w:tcBorders>
       </w:tcPr>
     </w:tblStylePr>
+    <w:rPr>
+      <w:color w:val="000000"/>
+    </w:rPr>
   </w:style>
   <w:style w:type="table" w:styleId="MediumShading2-Accent1">
     <w:name w:val="Medium Shading 2 Accent 1"/>
@@ -6679,7 +7106,7 @@
       <w:rPr>
         <w:b/>
         <w:bCs/>
-        <w:color w:val="FFFFFF" w:themeColor="background1"/>
+        <w:color w:val="000000"/>
       </w:rPr>
       <w:tblPr/>
       <w:tcPr>
@@ -6699,7 +7126,7 @@
         <w:spacing w:before="0" w:after="0" w:line="240" w:lineRule="auto"/>
       </w:pPr>
       <w:rPr>
-        <w:color w:val="auto"/>
+        <w:color w:val="000000"/>
       </w:rPr>
       <w:tblPr/>
       <w:tcPr>
@@ -6718,7 +7145,7 @@
       <w:rPr>
         <w:b/>
         <w:bCs/>
-        <w:color w:val="FFFFFF" w:themeColor="background1"/>
+        <w:color w:val="000000"/>
       </w:rPr>
       <w:tblPr/>
       <w:tcPr>
@@ -6737,7 +7164,7 @@
       <w:rPr>
         <w:b/>
         <w:bCs/>
-        <w:color w:val="FFFFFF" w:themeColor="background1"/>
+        <w:color w:val="000000"/>
       </w:rPr>
       <w:tblPr/>
       <w:tcPr>
@@ -6783,7 +7210,7 @@
     </w:tblStylePr>
     <w:tblStylePr w:type="nwCell">
       <w:rPr>
-        <w:color w:val="FFFFFF" w:themeColor="background1"/>
+        <w:color w:val="000000"/>
       </w:rPr>
       <w:tblPr/>
       <w:tcPr>
@@ -6797,6 +7224,9 @@
         </w:tcBorders>
       </w:tcPr>
     </w:tblStylePr>
+    <w:rPr>
+      <w:color w:val="000000"/>
+    </w:rPr>
   </w:style>
   <w:style w:type="table" w:styleId="MediumShading2-Accent2">
     <w:name w:val="Medium Shading 2 Accent 2"/>
@@ -6828,7 +7258,7 @@
       <w:rPr>
         <w:b/>
         <w:bCs/>
-        <w:color w:val="FFFFFF" w:themeColor="background1"/>
+        <w:color w:val="000000"/>
       </w:rPr>
       <w:tblPr/>
       <w:tcPr>
@@ -6848,7 +7278,7 @@
         <w:spacing w:before="0" w:after="0" w:line="240" w:lineRule="auto"/>
       </w:pPr>
       <w:rPr>
-        <w:color w:val="auto"/>
+        <w:color w:val="000000"/>
       </w:rPr>
       <w:tblPr/>
       <w:tcPr>
@@ -6867,7 +7297,7 @@
       <w:rPr>
         <w:b/>
         <w:bCs/>
-        <w:color w:val="FFFFFF" w:themeColor="background1"/>
+        <w:color w:val="000000"/>
       </w:rPr>
       <w:tblPr/>
       <w:tcPr>
@@ -6886,7 +7316,7 @@
       <w:rPr>
         <w:b/>
         <w:bCs/>
-        <w:color w:val="FFFFFF" w:themeColor="background1"/>
+        <w:color w:val="000000"/>
       </w:rPr>
       <w:tblPr/>
       <w:tcPr>
@@ -6932,7 +7362,7 @@
     </w:tblStylePr>
     <w:tblStylePr w:type="nwCell">
       <w:rPr>
-        <w:color w:val="FFFFFF" w:themeColor="background1"/>
+        <w:color w:val="000000"/>
       </w:rPr>
       <w:tblPr/>
       <w:tcPr>
@@ -6946,6 +7376,9 @@
         </w:tcBorders>
       </w:tcPr>
     </w:tblStylePr>
+    <w:rPr>
+      <w:color w:val="000000"/>
+    </w:rPr>
   </w:style>
   <w:style w:type="table" w:styleId="MediumShading2-Accent3">
     <w:name w:val="Medium Shading 2 Accent 3"/>
@@ -6977,7 +7410,7 @@
       <w:rPr>
         <w:b/>
         <w:bCs/>
-        <w:color w:val="FFFFFF" w:themeColor="background1"/>
+        <w:color w:val="000000"/>
       </w:rPr>
       <w:tblPr/>
       <w:tcPr>
@@ -6997,7 +7430,7 @@
         <w:spacing w:before="0" w:after="0" w:line="240" w:lineRule="auto"/>
       </w:pPr>
       <w:rPr>
-        <w:color w:val="auto"/>
+        <w:color w:val="000000"/>
       </w:rPr>
       <w:tblPr/>
       <w:tcPr>
@@ -7016,7 +7449,7 @@
       <w:rPr>
         <w:b/>
         <w:bCs/>
-        <w:color w:val="FFFFFF" w:themeColor="background1"/>
+        <w:color w:val="000000"/>
       </w:rPr>
       <w:tblPr/>
       <w:tcPr>
@@ -7035,7 +7468,7 @@
       <w:rPr>
         <w:b/>
         <w:bCs/>
-        <w:color w:val="FFFFFF" w:themeColor="background1"/>
+        <w:color w:val="000000"/>
       </w:rPr>
       <w:tblPr/>
       <w:tcPr>
@@ -7081,7 +7514,7 @@
     </w:tblStylePr>
     <w:tblStylePr w:type="nwCell">
       <w:rPr>
-        <w:color w:val="FFFFFF" w:themeColor="background1"/>
+        <w:color w:val="000000"/>
       </w:rPr>
       <w:tblPr/>
       <w:tcPr>
@@ -7095,6 +7528,9 @@
         </w:tcBorders>
       </w:tcPr>
     </w:tblStylePr>
+    <w:rPr>
+      <w:color w:val="000000"/>
+    </w:rPr>
   </w:style>
   <w:style w:type="table" w:styleId="MediumShading2-Accent4">
     <w:name w:val="Medium Shading 2 Accent 4"/>
@@ -7126,7 +7562,7 @@
       <w:rPr>
         <w:b/>
         <w:bCs/>
-        <w:color w:val="FFFFFF" w:themeColor="background1"/>
+        <w:color w:val="000000"/>
       </w:rPr>
       <w:tblPr/>
       <w:tcPr>
@@ -7146,7 +7582,7 @@
         <w:spacing w:before="0" w:after="0" w:line="240" w:lineRule="auto"/>
       </w:pPr>
       <w:rPr>
-        <w:color w:val="auto"/>
+        <w:color w:val="000000"/>
       </w:rPr>
       <w:tblPr/>
       <w:tcPr>
@@ -7165,7 +7601,7 @@
       <w:rPr>
         <w:b/>
         <w:bCs/>
-        <w:color w:val="FFFFFF" w:themeColor="background1"/>
+        <w:color w:val="000000"/>
       </w:rPr>
       <w:tblPr/>
       <w:tcPr>
@@ -7184,7 +7620,7 @@
       <w:rPr>
         <w:b/>
         <w:bCs/>
-        <w:color w:val="FFFFFF" w:themeColor="background1"/>
+        <w:color w:val="000000"/>
       </w:rPr>
       <w:tblPr/>
       <w:tcPr>
@@ -7230,7 +7666,7 @@
     </w:tblStylePr>
     <w:tblStylePr w:type="nwCell">
       <w:rPr>
-        <w:color w:val="FFFFFF" w:themeColor="background1"/>
+        <w:color w:val="000000"/>
       </w:rPr>
       <w:tblPr/>
       <w:tcPr>
@@ -7244,6 +7680,9 @@
         </w:tcBorders>
       </w:tcPr>
     </w:tblStylePr>
+    <w:rPr>
+      <w:color w:val="000000"/>
+    </w:rPr>
   </w:style>
   <w:style w:type="table" w:styleId="MediumShading2-Accent5">
     <w:name w:val="Medium Shading 2 Accent 5"/>
@@ -7275,7 +7714,7 @@
       <w:rPr>
         <w:b/>
         <w:bCs/>
-        <w:color w:val="FFFFFF" w:themeColor="background1"/>
+        <w:color w:val="000000"/>
       </w:rPr>
       <w:tblPr/>
       <w:tcPr>
@@ -7295,7 +7734,7 @@
         <w:spacing w:before="0" w:after="0" w:line="240" w:lineRule="auto"/>
       </w:pPr>
       <w:rPr>
-        <w:color w:val="auto"/>
+        <w:color w:val="000000"/>
       </w:rPr>
       <w:tblPr/>
       <w:tcPr>
@@ -7314,7 +7753,7 @@
       <w:rPr>
         <w:b/>
         <w:bCs/>
-        <w:color w:val="FFFFFF" w:themeColor="background1"/>
+        <w:color w:val="000000"/>
       </w:rPr>
       <w:tblPr/>
       <w:tcPr>
@@ -7333,7 +7772,7 @@
       <w:rPr>
         <w:b/>
         <w:bCs/>
-        <w:color w:val="FFFFFF" w:themeColor="background1"/>
+        <w:color w:val="000000"/>
       </w:rPr>
       <w:tblPr/>
       <w:tcPr>
@@ -7379,7 +7818,7 @@
     </w:tblStylePr>
     <w:tblStylePr w:type="nwCell">
       <w:rPr>
-        <w:color w:val="FFFFFF" w:themeColor="background1"/>
+        <w:color w:val="000000"/>
       </w:rPr>
       <w:tblPr/>
       <w:tcPr>
@@ -7393,6 +7832,9 @@
         </w:tcBorders>
       </w:tcPr>
     </w:tblStylePr>
+    <w:rPr>
+      <w:color w:val="000000"/>
+    </w:rPr>
   </w:style>
   <w:style w:type="table" w:styleId="MediumShading2-Accent6">
     <w:name w:val="Medium Shading 2 Accent 6"/>
@@ -7424,7 +7866,7 @@
       <w:rPr>
         <w:b/>
         <w:bCs/>
-        <w:color w:val="FFFFFF" w:themeColor="background1"/>
+        <w:color w:val="000000"/>
       </w:rPr>
       <w:tblPr/>
       <w:tcPr>
@@ -7444,7 +7886,7 @@
         <w:spacing w:before="0" w:after="0" w:line="240" w:lineRule="auto"/>
       </w:pPr>
       <w:rPr>
-        <w:color w:val="auto"/>
+        <w:color w:val="000000"/>
       </w:rPr>
       <w:tblPr/>
       <w:tcPr>
@@ -7463,7 +7905,7 @@
       <w:rPr>
         <w:b/>
         <w:bCs/>
-        <w:color w:val="FFFFFF" w:themeColor="background1"/>
+        <w:color w:val="000000"/>
       </w:rPr>
       <w:tblPr/>
       <w:tcPr>
@@ -7482,7 +7924,7 @@
       <w:rPr>
         <w:b/>
         <w:bCs/>
-        <w:color w:val="FFFFFF" w:themeColor="background1"/>
+        <w:color w:val="000000"/>
       </w:rPr>
       <w:tblPr/>
       <w:tcPr>
@@ -7528,7 +7970,7 @@
     </w:tblStylePr>
     <w:tblStylePr w:type="nwCell">
       <w:rPr>
-        <w:color w:val="FFFFFF" w:themeColor="background1"/>
+        <w:color w:val="000000"/>
       </w:rPr>
       <w:tblPr/>
       <w:tcPr>
@@ -7542,6 +7984,9 @@
         </w:tcBorders>
       </w:tcPr>
     </w:tblStylePr>
+    <w:rPr>
+      <w:color w:val="000000"/>
+    </w:rPr>
   </w:style>
   <w:style w:type="table" w:styleId="MediumList1">
     <w:name w:val="Medium List 1"/>
@@ -7552,7 +7997,7 @@
       <w:spacing w:after="0" w:line="240" w:lineRule="auto"/>
     </w:pPr>
     <w:rPr>
-      <w:color w:val="000000" w:themeColor="text1"/>
+      <w:color w:val="000000"/>
     </w:rPr>
     <w:tblPr>
       <w:tblStyleRowBandSize w:val="1"/>
@@ -7585,7 +8030,7 @@
       <w:rPr>
         <w:b/>
         <w:bCs/>
-        <w:color w:val="1F497D" w:themeColor="text2"/>
+        <w:color w:val="000000"/>
       </w:rPr>
       <w:tblPr/>
       <w:tcPr>
@@ -7636,7 +8081,7 @@
       <w:spacing w:after="0" w:line="240" w:lineRule="auto"/>
     </w:pPr>
     <w:rPr>
-      <w:color w:val="000000" w:themeColor="text1"/>
+      <w:color w:val="000000"/>
     </w:rPr>
     <w:tblPr>
       <w:tblStyleRowBandSize w:val="1"/>
@@ -7669,7 +8114,7 @@
       <w:rPr>
         <w:b/>
         <w:bCs/>
-        <w:color w:val="1F497D" w:themeColor="text2"/>
+        <w:color w:val="000000"/>
       </w:rPr>
       <w:tblPr/>
       <w:tcPr>
@@ -7720,7 +8165,7 @@
       <w:spacing w:after="0" w:line="240" w:lineRule="auto"/>
     </w:pPr>
     <w:rPr>
-      <w:color w:val="000000" w:themeColor="text1"/>
+      <w:color w:val="000000"/>
     </w:rPr>
     <w:tblPr>
       <w:tblStyleRowBandSize w:val="1"/>
@@ -7753,7 +8198,7 @@
       <w:rPr>
         <w:b/>
         <w:bCs/>
-        <w:color w:val="1F497D" w:themeColor="text2"/>
+        <w:color w:val="000000"/>
       </w:rPr>
       <w:tblPr/>
       <w:tcPr>
@@ -7804,7 +8249,7 @@
       <w:spacing w:after="0" w:line="240" w:lineRule="auto"/>
     </w:pPr>
     <w:rPr>
-      <w:color w:val="000000" w:themeColor="text1"/>
+      <w:color w:val="000000"/>
     </w:rPr>
     <w:tblPr>
       <w:tblStyleRowBandSize w:val="1"/>
@@ -7837,7 +8282,7 @@
       <w:rPr>
         <w:b/>
         <w:bCs/>
-        <w:color w:val="1F497D" w:themeColor="text2"/>
+        <w:color w:val="000000"/>
       </w:rPr>
       <w:tblPr/>
       <w:tcPr>
@@ -7888,7 +8333,7 @@
       <w:spacing w:after="0" w:line="240" w:lineRule="auto"/>
     </w:pPr>
     <w:rPr>
-      <w:color w:val="000000" w:themeColor="text1"/>
+      <w:color w:val="000000"/>
     </w:rPr>
     <w:tblPr>
       <w:tblStyleRowBandSize w:val="1"/>
@@ -7921,7 +8366,7 @@
       <w:rPr>
         <w:b/>
         <w:bCs/>
-        <w:color w:val="1F497D" w:themeColor="text2"/>
+        <w:color w:val="000000"/>
       </w:rPr>
       <w:tblPr/>
       <w:tcPr>
@@ -7972,7 +8417,7 @@
       <w:spacing w:after="0" w:line="240" w:lineRule="auto"/>
     </w:pPr>
     <w:rPr>
-      <w:color w:val="000000" w:themeColor="text1"/>
+      <w:color w:val="000000"/>
     </w:rPr>
     <w:tblPr>
       <w:tblStyleRowBandSize w:val="1"/>
@@ -8005,7 +8450,7 @@
       <w:rPr>
         <w:b/>
         <w:bCs/>
-        <w:color w:val="1F497D" w:themeColor="text2"/>
+        <w:color w:val="000000"/>
       </w:rPr>
       <w:tblPr/>
       <w:tcPr>
@@ -8056,7 +8501,7 @@
       <w:spacing w:after="0" w:line="240" w:lineRule="auto"/>
     </w:pPr>
     <w:rPr>
-      <w:color w:val="000000" w:themeColor="text1"/>
+      <w:color w:val="000000"/>
     </w:rPr>
     <w:tblPr>
       <w:tblStyleRowBandSize w:val="1"/>
@@ -8089,7 +8534,7 @@
       <w:rPr>
         <w:b/>
         <w:bCs/>
-        <w:color w:val="1F497D" w:themeColor="text2"/>
+        <w:color w:val="000000"/>
       </w:rPr>
       <w:tblPr/>
       <w:tcPr>
@@ -8141,7 +8586,7 @@
     </w:pPr>
     <w:rPr>
       <w:rFonts w:asciiTheme="majorHAnsi" w:eastAsiaTheme="majorEastAsia" w:hAnsiTheme="majorHAnsi" w:cstheme="majorBidi"/>
-      <w:color w:val="000000" w:themeColor="text1"/>
+      <w:color w:val="000000"/>
     </w:rPr>
     <w:tblPr>
       <w:tblStyleRowBandSize w:val="1"/>
@@ -8269,7 +8714,7 @@
     </w:pPr>
     <w:rPr>
       <w:rFonts w:asciiTheme="majorHAnsi" w:eastAsiaTheme="majorEastAsia" w:hAnsiTheme="majorHAnsi" w:cstheme="majorBidi"/>
-      <w:color w:val="000000" w:themeColor="text1"/>
+      <w:color w:val="000000"/>
     </w:rPr>
     <w:tblPr>
       <w:tblStyleRowBandSize w:val="1"/>
@@ -8397,7 +8842,7 @@
     </w:pPr>
     <w:rPr>
       <w:rFonts w:asciiTheme="majorHAnsi" w:eastAsiaTheme="majorEastAsia" w:hAnsiTheme="majorHAnsi" w:cstheme="majorBidi"/>
-      <w:color w:val="000000" w:themeColor="text1"/>
+      <w:color w:val="000000"/>
     </w:rPr>
     <w:tblPr>
       <w:tblStyleRowBandSize w:val="1"/>
@@ -8525,7 +8970,7 @@
     </w:pPr>
     <w:rPr>
       <w:rFonts w:asciiTheme="majorHAnsi" w:eastAsiaTheme="majorEastAsia" w:hAnsiTheme="majorHAnsi" w:cstheme="majorBidi"/>
-      <w:color w:val="000000" w:themeColor="text1"/>
+      <w:color w:val="000000"/>
     </w:rPr>
     <w:tblPr>
       <w:tblStyleRowBandSize w:val="1"/>
@@ -8653,7 +9098,7 @@
     </w:pPr>
     <w:rPr>
       <w:rFonts w:asciiTheme="majorHAnsi" w:eastAsiaTheme="majorEastAsia" w:hAnsiTheme="majorHAnsi" w:cstheme="majorBidi"/>
-      <w:color w:val="000000" w:themeColor="text1"/>
+      <w:color w:val="000000"/>
     </w:rPr>
     <w:tblPr>
       <w:tblStyleRowBandSize w:val="1"/>
@@ -8781,7 +9226,7 @@
     </w:pPr>
     <w:rPr>
       <w:rFonts w:asciiTheme="majorHAnsi" w:eastAsiaTheme="majorEastAsia" w:hAnsiTheme="majorHAnsi" w:cstheme="majorBidi"/>
-      <w:color w:val="000000" w:themeColor="text1"/>
+      <w:color w:val="000000"/>
     </w:rPr>
     <w:tblPr>
       <w:tblStyleRowBandSize w:val="1"/>
@@ -8909,7 +9354,7 @@
     </w:pPr>
     <w:rPr>
       <w:rFonts w:asciiTheme="majorHAnsi" w:eastAsiaTheme="majorEastAsia" w:hAnsiTheme="majorHAnsi" w:cstheme="majorBidi"/>
-      <w:color w:val="000000" w:themeColor="text1"/>
+      <w:color w:val="000000"/>
     </w:rPr>
     <w:tblPr>
       <w:tblStyleRowBandSize w:val="1"/>
@@ -9099,6 +9544,9 @@
         <w:shd w:val="clear" w:color="auto" w:fill="808080" w:themeFill="text1" w:themeFillTint="7F"/>
       </w:tcPr>
     </w:tblStylePr>
+    <w:rPr>
+      <w:color w:val="000000"/>
+    </w:rPr>
   </w:style>
   <w:style w:type="table" w:styleId="MediumGrid1-Accent1">
     <w:name w:val="Medium Grid 1 Accent 1"/>
@@ -9172,6 +9620,9 @@
         <w:shd w:val="clear" w:color="auto" w:fill="A7BFDE" w:themeFill="accent1" w:themeFillTint="7F"/>
       </w:tcPr>
     </w:tblStylePr>
+    <w:rPr>
+      <w:color w:val="000000"/>
+    </w:rPr>
   </w:style>
   <w:style w:type="table" w:styleId="MediumGrid1-Accent2">
     <w:name w:val="Medium Grid 1 Accent 2"/>
@@ -9245,6 +9696,9 @@
         <w:shd w:val="clear" w:color="auto" w:fill="DFA7A6" w:themeFill="accent2" w:themeFillTint="7F"/>
       </w:tcPr>
     </w:tblStylePr>
+    <w:rPr>
+      <w:color w:val="000000"/>
+    </w:rPr>
   </w:style>
   <w:style w:type="table" w:styleId="MediumGrid1-Accent3">
     <w:name w:val="Medium Grid 1 Accent 3"/>
@@ -9318,6 +9772,9 @@
         <w:shd w:val="clear" w:color="auto" w:fill="CDDDAC" w:themeFill="accent3" w:themeFillTint="7F"/>
       </w:tcPr>
     </w:tblStylePr>
+    <w:rPr>
+      <w:color w:val="000000"/>
+    </w:rPr>
   </w:style>
   <w:style w:type="table" w:styleId="MediumGrid1-Accent4">
     <w:name w:val="Medium Grid 1 Accent 4"/>
@@ -9391,6 +9848,9 @@
         <w:shd w:val="clear" w:color="auto" w:fill="BFB1D0" w:themeFill="accent4" w:themeFillTint="7F"/>
       </w:tcPr>
     </w:tblStylePr>
+    <w:rPr>
+      <w:color w:val="000000"/>
+    </w:rPr>
   </w:style>
   <w:style w:type="table" w:styleId="MediumGrid1-Accent5">
     <w:name w:val="Medium Grid 1 Accent 5"/>
@@ -9464,6 +9924,9 @@
         <w:shd w:val="clear" w:color="auto" w:fill="A5D5E2" w:themeFill="accent5" w:themeFillTint="7F"/>
       </w:tcPr>
     </w:tblStylePr>
+    <w:rPr>
+      <w:color w:val="000000"/>
+    </w:rPr>
   </w:style>
   <w:style w:type="table" w:styleId="MediumGrid1-Accent6">
     <w:name w:val="Medium Grid 1 Accent 6"/>
@@ -9537,6 +10000,9 @@
         <w:shd w:val="clear" w:color="auto" w:fill="FBCAA2" w:themeFill="accent6" w:themeFillTint="7F"/>
       </w:tcPr>
     </w:tblStylePr>
+    <w:rPr>
+      <w:color w:val="000000"/>
+    </w:rPr>
   </w:style>
   <w:style w:type="table" w:styleId="MediumGrid2">
     <w:name w:val="Medium Grid 2"/>
@@ -9548,7 +10014,7 @@
     </w:pPr>
     <w:rPr>
       <w:rFonts w:asciiTheme="majorHAnsi" w:eastAsiaTheme="majorEastAsia" w:hAnsiTheme="majorHAnsi" w:cstheme="majorBidi"/>
-      <w:color w:val="000000" w:themeColor="text1"/>
+      <w:color w:val="000000"/>
     </w:rPr>
     <w:tblPr>
       <w:tblStyleRowBandSize w:val="1"/>
@@ -9576,7 +10042,7 @@
       <w:rPr>
         <w:b/>
         <w:bCs/>
-        <w:color w:val="000000" w:themeColor="text1"/>
+        <w:color w:val="000000"/>
       </w:rPr>
       <w:tblPr/>
       <w:tcPr>
@@ -9587,7 +10053,7 @@
       <w:rPr>
         <w:b/>
         <w:bCs/>
-        <w:color w:val="000000" w:themeColor="text1"/>
+        <w:color w:val="000000"/>
       </w:rPr>
       <w:tblPr/>
       <w:tcPr>
@@ -9606,7 +10072,7 @@
       <w:rPr>
         <w:b/>
         <w:bCs/>
-        <w:color w:val="000000" w:themeColor="text1"/>
+        <w:color w:val="000000"/>
       </w:rPr>
       <w:tblPr/>
       <w:tcPr>
@@ -9625,7 +10091,7 @@
       <w:rPr>
         <w:b w:val="0"/>
         <w:bCs w:val="0"/>
-        <w:color w:val="000000" w:themeColor="text1"/>
+        <w:color w:val="000000"/>
       </w:rPr>
       <w:tblPr/>
       <w:tcPr>
@@ -9673,7 +10139,7 @@
     </w:pPr>
     <w:rPr>
       <w:rFonts w:asciiTheme="majorHAnsi" w:eastAsiaTheme="majorEastAsia" w:hAnsiTheme="majorHAnsi" w:cstheme="majorBidi"/>
-      <w:color w:val="000000" w:themeColor="text1"/>
+      <w:color w:val="000000"/>
     </w:rPr>
     <w:tblPr>
       <w:tblStyleRowBandSize w:val="1"/>
@@ -9701,7 +10167,7 @@
       <w:rPr>
         <w:b/>
         <w:bCs/>
-        <w:color w:val="000000" w:themeColor="text1"/>
+        <w:color w:val="000000"/>
       </w:rPr>
       <w:tblPr/>
       <w:tcPr>
@@ -9712,7 +10178,7 @@
       <w:rPr>
         <w:b/>
         <w:bCs/>
-        <w:color w:val="000000" w:themeColor="text1"/>
+        <w:color w:val="000000"/>
       </w:rPr>
       <w:tblPr/>
       <w:tcPr>
@@ -9731,7 +10197,7 @@
       <w:rPr>
         <w:b/>
         <w:bCs/>
-        <w:color w:val="000000" w:themeColor="text1"/>
+        <w:color w:val="000000"/>
       </w:rPr>
       <w:tblPr/>
       <w:tcPr>
@@ -9750,7 +10216,7 @@
       <w:rPr>
         <w:b w:val="0"/>
         <w:bCs w:val="0"/>
-        <w:color w:val="000000" w:themeColor="text1"/>
+        <w:color w:val="000000"/>
       </w:rPr>
       <w:tblPr/>
       <w:tcPr>
@@ -9798,7 +10264,7 @@
     </w:pPr>
     <w:rPr>
       <w:rFonts w:asciiTheme="majorHAnsi" w:eastAsiaTheme="majorEastAsia" w:hAnsiTheme="majorHAnsi" w:cstheme="majorBidi"/>
-      <w:color w:val="000000" w:themeColor="text1"/>
+      <w:color w:val="000000"/>
     </w:rPr>
     <w:tblPr>
       <w:tblStyleRowBandSize w:val="1"/>
@@ -9826,7 +10292,7 @@
       <w:rPr>
         <w:b/>
         <w:bCs/>
-        <w:color w:val="000000" w:themeColor="text1"/>
+        <w:color w:val="000000"/>
       </w:rPr>
       <w:tblPr/>
       <w:tcPr>
@@ -9837,7 +10303,7 @@
       <w:rPr>
         <w:b/>
         <w:bCs/>
-        <w:color w:val="000000" w:themeColor="text1"/>
+        <w:color w:val="000000"/>
       </w:rPr>
       <w:tblPr/>
       <w:tcPr>
@@ -9856,7 +10322,7 @@
       <w:rPr>
         <w:b/>
         <w:bCs/>
-        <w:color w:val="000000" w:themeColor="text1"/>
+        <w:color w:val="000000"/>
       </w:rPr>
       <w:tblPr/>
       <w:tcPr>
@@ -9875,7 +10341,7 @@
       <w:rPr>
         <w:b w:val="0"/>
         <w:bCs w:val="0"/>
-        <w:color w:val="000000" w:themeColor="text1"/>
+        <w:color w:val="000000"/>
       </w:rPr>
       <w:tblPr/>
       <w:tcPr>
@@ -9923,7 +10389,7 @@
     </w:pPr>
     <w:rPr>
       <w:rFonts w:asciiTheme="majorHAnsi" w:eastAsiaTheme="majorEastAsia" w:hAnsiTheme="majorHAnsi" w:cstheme="majorBidi"/>
-      <w:color w:val="000000" w:themeColor="text1"/>
+      <w:color w:val="000000"/>
     </w:rPr>
     <w:tblPr>
       <w:tblStyleRowBandSize w:val="1"/>
@@ -9951,7 +10417,7 @@
       <w:rPr>
         <w:b/>
         <w:bCs/>
-        <w:color w:val="000000" w:themeColor="text1"/>
+        <w:color w:val="000000"/>
       </w:rPr>
       <w:tblPr/>
       <w:tcPr>
@@ -9962,7 +10428,7 @@
       <w:rPr>
         <w:b/>
         <w:bCs/>
-        <w:color w:val="000000" w:themeColor="text1"/>
+        <w:color w:val="000000"/>
       </w:rPr>
       <w:tblPr/>
       <w:tcPr>
@@ -9981,7 +10447,7 @@
       <w:rPr>
         <w:b/>
         <w:bCs/>
-        <w:color w:val="000000" w:themeColor="text1"/>
+        <w:color w:val="000000"/>
       </w:rPr>
       <w:tblPr/>
       <w:tcPr>
@@ -10000,7 +10466,7 @@
       <w:rPr>
         <w:b w:val="0"/>
         <w:bCs w:val="0"/>
-        <w:color w:val="000000" w:themeColor="text1"/>
+        <w:color w:val="000000"/>
       </w:rPr>
       <w:tblPr/>
       <w:tcPr>
@@ -10048,7 +10514,7 @@
     </w:pPr>
     <w:rPr>
       <w:rFonts w:asciiTheme="majorHAnsi" w:eastAsiaTheme="majorEastAsia" w:hAnsiTheme="majorHAnsi" w:cstheme="majorBidi"/>
-      <w:color w:val="000000" w:themeColor="text1"/>
+      <w:color w:val="000000"/>
     </w:rPr>
     <w:tblPr>
       <w:tblStyleRowBandSize w:val="1"/>
@@ -10076,7 +10542,7 @@
       <w:rPr>
         <w:b/>
         <w:bCs/>
-        <w:color w:val="000000" w:themeColor="text1"/>
+        <w:color w:val="000000"/>
       </w:rPr>
       <w:tblPr/>
       <w:tcPr>
@@ -10087,7 +10553,7 @@
       <w:rPr>
         <w:b/>
         <w:bCs/>
-        <w:color w:val="000000" w:themeColor="text1"/>
+        <w:color w:val="000000"/>
       </w:rPr>
       <w:tblPr/>
       <w:tcPr>
@@ -10106,7 +10572,7 @@
       <w:rPr>
         <w:b/>
         <w:bCs/>
-        <w:color w:val="000000" w:themeColor="text1"/>
+        <w:color w:val="000000"/>
       </w:rPr>
       <w:tblPr/>
       <w:tcPr>
@@ -10125,7 +10591,7 @@
       <w:rPr>
         <w:b w:val="0"/>
         <w:bCs w:val="0"/>
-        <w:color w:val="000000" w:themeColor="text1"/>
+        <w:color w:val="000000"/>
       </w:rPr>
       <w:tblPr/>
       <w:tcPr>
@@ -10173,7 +10639,7 @@
     </w:pPr>
     <w:rPr>
       <w:rFonts w:asciiTheme="majorHAnsi" w:eastAsiaTheme="majorEastAsia" w:hAnsiTheme="majorHAnsi" w:cstheme="majorBidi"/>
-      <w:color w:val="000000" w:themeColor="text1"/>
+      <w:color w:val="000000"/>
     </w:rPr>
     <w:tblPr>
       <w:tblStyleRowBandSize w:val="1"/>
@@ -10201,7 +10667,7 @@
       <w:rPr>
         <w:b/>
         <w:bCs/>
-        <w:color w:val="000000" w:themeColor="text1"/>
+        <w:color w:val="000000"/>
       </w:rPr>
       <w:tblPr/>
       <w:tcPr>
@@ -10212,7 +10678,7 @@
       <w:rPr>
         <w:b/>
         <w:bCs/>
-        <w:color w:val="000000" w:themeColor="text1"/>
+        <w:color w:val="000000"/>
       </w:rPr>
       <w:tblPr/>
       <w:tcPr>
@@ -10231,7 +10697,7 @@
       <w:rPr>
         <w:b/>
         <w:bCs/>
-        <w:color w:val="000000" w:themeColor="text1"/>
+        <w:color w:val="000000"/>
       </w:rPr>
       <w:tblPr/>
       <w:tcPr>
@@ -10250,7 +10716,7 @@
       <w:rPr>
         <w:b w:val="0"/>
         <w:bCs w:val="0"/>
-        <w:color w:val="000000" w:themeColor="text1"/>
+        <w:color w:val="000000"/>
       </w:rPr>
       <w:tblPr/>
       <w:tcPr>
@@ -10298,7 +10764,7 @@
     </w:pPr>
     <w:rPr>
       <w:rFonts w:asciiTheme="majorHAnsi" w:eastAsiaTheme="majorEastAsia" w:hAnsiTheme="majorHAnsi" w:cstheme="majorBidi"/>
-      <w:color w:val="000000" w:themeColor="text1"/>
+      <w:color w:val="000000"/>
     </w:rPr>
     <w:tblPr>
       <w:tblStyleRowBandSize w:val="1"/>
@@ -10326,7 +10792,7 @@
       <w:rPr>
         <w:b/>
         <w:bCs/>
-        <w:color w:val="000000" w:themeColor="text1"/>
+        <w:color w:val="000000"/>
       </w:rPr>
       <w:tblPr/>
       <w:tcPr>
@@ -10337,7 +10803,7 @@
       <w:rPr>
         <w:b/>
         <w:bCs/>
-        <w:color w:val="000000" w:themeColor="text1"/>
+        <w:color w:val="000000"/>
       </w:rPr>
       <w:tblPr/>
       <w:tcPr>
@@ -10356,7 +10822,7 @@
       <w:rPr>
         <w:b/>
         <w:bCs/>
-        <w:color w:val="000000" w:themeColor="text1"/>
+        <w:color w:val="000000"/>
       </w:rPr>
       <w:tblPr/>
       <w:tcPr>
@@ -10375,7 +10841,7 @@
       <w:rPr>
         <w:b w:val="0"/>
         <w:bCs w:val="0"/>
-        <w:color w:val="000000" w:themeColor="text1"/>
+        <w:color w:val="000000"/>
       </w:rPr>
       <w:tblPr/>
       <w:tcPr>
@@ -10449,7 +10915,7 @@
         <w:bCs/>
         <w:i w:val="0"/>
         <w:iCs w:val="0"/>
-        <w:color w:val="FFFFFF" w:themeColor="background1"/>
+        <w:color w:val="000000"/>
       </w:rPr>
       <w:tblPr/>
       <w:tcPr>
@@ -10470,7 +10936,7 @@
         <w:bCs/>
         <w:i w:val="0"/>
         <w:iCs w:val="0"/>
-        <w:color w:val="FFFFFF" w:themeColor="background1"/>
+        <w:color w:val="000000"/>
       </w:rPr>
       <w:tblPr/>
       <w:tcPr>
@@ -10491,7 +10957,7 @@
         <w:bCs/>
         <w:i w:val="0"/>
         <w:iCs w:val="0"/>
-        <w:color w:val="FFFFFF" w:themeColor="background1"/>
+        <w:color w:val="000000"/>
       </w:rPr>
       <w:tblPr/>
       <w:tcPr>
@@ -10510,7 +10976,7 @@
         <w:bCs/>
         <w:i w:val="0"/>
         <w:iCs w:val="0"/>
-        <w:color w:val="FFFFFF" w:themeColor="background1"/>
+        <w:color w:val="000000"/>
       </w:rPr>
       <w:tblPr/>
       <w:tcPr>
@@ -10553,6 +11019,9 @@
         <w:shd w:val="clear" w:color="auto" w:fill="808080" w:themeFill="text1" w:themeFillTint="7F"/>
       </w:tcPr>
     </w:tblStylePr>
+    <w:rPr>
+      <w:color w:val="000000"/>
+    </w:rPr>
   </w:style>
   <w:style w:type="table" w:styleId="MediumGrid3-Accent1">
     <w:name w:val="Medium Grid 3 Accent 1"/>
@@ -10590,7 +11059,7 @@
         <w:bCs/>
         <w:i w:val="0"/>
         <w:iCs w:val="0"/>
-        <w:color w:val="FFFFFF" w:themeColor="background1"/>
+        <w:color w:val="000000"/>
       </w:rPr>
       <w:tblPr/>
       <w:tcPr>
@@ -10611,7 +11080,7 @@
         <w:bCs/>
         <w:i w:val="0"/>
         <w:iCs w:val="0"/>
-        <w:color w:val="FFFFFF" w:themeColor="background1"/>
+        <w:color w:val="000000"/>
       </w:rPr>
       <w:tblPr/>
       <w:tcPr>
@@ -10632,7 +11101,7 @@
         <w:bCs/>
         <w:i w:val="0"/>
         <w:iCs w:val="0"/>
-        <w:color w:val="FFFFFF" w:themeColor="background1"/>
+        <w:color w:val="000000"/>
       </w:rPr>
       <w:tblPr/>
       <w:tcPr>
@@ -10651,7 +11120,7 @@
         <w:bCs/>
         <w:i w:val="0"/>
         <w:iCs w:val="0"/>
-        <w:color w:val="FFFFFF" w:themeColor="background1"/>
+        <w:color w:val="000000"/>
       </w:rPr>
       <w:tblPr/>
       <w:tcPr>
@@ -10694,6 +11163,9 @@
         <w:shd w:val="clear" w:color="auto" w:fill="A7BFDE" w:themeFill="accent1" w:themeFillTint="7F"/>
       </w:tcPr>
     </w:tblStylePr>
+    <w:rPr>
+      <w:color w:val="000000"/>
+    </w:rPr>
   </w:style>
   <w:style w:type="table" w:styleId="MediumGrid3-Accent2">
     <w:name w:val="Medium Grid 3 Accent 2"/>
@@ -10731,7 +11203,7 @@
         <w:bCs/>
         <w:i w:val="0"/>
         <w:iCs w:val="0"/>
-        <w:color w:val="FFFFFF" w:themeColor="background1"/>
+        <w:color w:val="000000"/>
       </w:rPr>
       <w:tblPr/>
       <w:tcPr>
@@ -10752,7 +11224,7 @@
         <w:bCs/>
         <w:i w:val="0"/>
         <w:iCs w:val="0"/>
-        <w:color w:val="FFFFFF" w:themeColor="background1"/>
+        <w:color w:val="000000"/>
       </w:rPr>
       <w:tblPr/>
       <w:tcPr>
@@ -10773,7 +11245,7 @@
         <w:bCs/>
         <w:i w:val="0"/>
         <w:iCs w:val="0"/>
-        <w:color w:val="FFFFFF" w:themeColor="background1"/>
+        <w:color w:val="000000"/>
       </w:rPr>
       <w:tblPr/>
       <w:tcPr>
@@ -10792,7 +11264,7 @@
         <w:bCs/>
         <w:i w:val="0"/>
         <w:iCs w:val="0"/>
-        <w:color w:val="FFFFFF" w:themeColor="background1"/>
+        <w:color w:val="000000"/>
       </w:rPr>
       <w:tblPr/>
       <w:tcPr>
@@ -10835,6 +11307,9 @@
         <w:shd w:val="clear" w:color="auto" w:fill="DFA7A6" w:themeFill="accent2" w:themeFillTint="7F"/>
       </w:tcPr>
     </w:tblStylePr>
+    <w:rPr>
+      <w:color w:val="000000"/>
+    </w:rPr>
   </w:style>
   <w:style w:type="table" w:styleId="MediumGrid3-Accent3">
     <w:name w:val="Medium Grid 3 Accent 3"/>
@@ -10872,7 +11347,7 @@
         <w:bCs/>
         <w:i w:val="0"/>
         <w:iCs w:val="0"/>
-        <w:color w:val="FFFFFF" w:themeColor="background1"/>
+        <w:color w:val="000000"/>
       </w:rPr>
       <w:tblPr/>
       <w:tcPr>
@@ -10893,7 +11368,7 @@
         <w:bCs/>
         <w:i w:val="0"/>
         <w:iCs w:val="0"/>
-        <w:color w:val="FFFFFF" w:themeColor="background1"/>
+        <w:color w:val="000000"/>
       </w:rPr>
       <w:tblPr/>
       <w:tcPr>
@@ -10914,7 +11389,7 @@
         <w:bCs/>
         <w:i w:val="0"/>
         <w:iCs w:val="0"/>
-        <w:color w:val="FFFFFF" w:themeColor="background1"/>
+        <w:color w:val="000000"/>
       </w:rPr>
       <w:tblPr/>
       <w:tcPr>
@@ -10933,7 +11408,7 @@
         <w:bCs/>
         <w:i w:val="0"/>
         <w:iCs w:val="0"/>
-        <w:color w:val="FFFFFF" w:themeColor="background1"/>
+        <w:color w:val="000000"/>
       </w:rPr>
       <w:tblPr/>
       <w:tcPr>
@@ -10976,6 +11451,9 @@
         <w:shd w:val="clear" w:color="auto" w:fill="CDDDAC" w:themeFill="accent3" w:themeFillTint="7F"/>
       </w:tcPr>
     </w:tblStylePr>
+    <w:rPr>
+      <w:color w:val="000000"/>
+    </w:rPr>
   </w:style>
   <w:style w:type="table" w:styleId="MediumGrid3-Accent4">
     <w:name w:val="Medium Grid 3 Accent 4"/>
@@ -11013,7 +11491,7 @@
         <w:bCs/>
         <w:i w:val="0"/>
         <w:iCs w:val="0"/>
-        <w:color w:val="FFFFFF" w:themeColor="background1"/>
+        <w:color w:val="000000"/>
       </w:rPr>
       <w:tblPr/>
       <w:tcPr>
@@ -11034,7 +11512,7 @@
         <w:bCs/>
         <w:i w:val="0"/>
         <w:iCs w:val="0"/>
-        <w:color w:val="FFFFFF" w:themeColor="background1"/>
+        <w:color w:val="000000"/>
       </w:rPr>
       <w:tblPr/>
       <w:tcPr>
@@ -11055,7 +11533,7 @@
         <w:bCs/>
         <w:i w:val="0"/>
         <w:iCs w:val="0"/>
-        <w:color w:val="FFFFFF" w:themeColor="background1"/>
+        <w:color w:val="000000"/>
       </w:rPr>
       <w:tblPr/>
       <w:tcPr>
@@ -11074,7 +11552,7 @@
         <w:bCs/>
         <w:i w:val="0"/>
         <w:iCs w:val="0"/>
-        <w:color w:val="FFFFFF" w:themeColor="background1"/>
+        <w:color w:val="000000"/>
       </w:rPr>
       <w:tblPr/>
       <w:tcPr>
@@ -11117,6 +11595,9 @@
         <w:shd w:val="clear" w:color="auto" w:fill="BFB1D0" w:themeFill="accent4" w:themeFillTint="7F"/>
       </w:tcPr>
     </w:tblStylePr>
+    <w:rPr>
+      <w:color w:val="000000"/>
+    </w:rPr>
   </w:style>
   <w:style w:type="table" w:styleId="MediumGrid3-Accent5">
     <w:name w:val="Medium Grid 3 Accent 5"/>
@@ -11154,7 +11635,7 @@
         <w:bCs/>
         <w:i w:val="0"/>
         <w:iCs w:val="0"/>
-        <w:color w:val="FFFFFF" w:themeColor="background1"/>
+        <w:color w:val="000000"/>
       </w:rPr>
       <w:tblPr/>
       <w:tcPr>
@@ -11175,7 +11656,7 @@
         <w:bCs/>
         <w:i w:val="0"/>
         <w:iCs w:val="0"/>
-        <w:color w:val="FFFFFF" w:themeColor="background1"/>
+        <w:color w:val="000000"/>
       </w:rPr>
       <w:tblPr/>
       <w:tcPr>
@@ -11196,7 +11677,7 @@
         <w:bCs/>
         <w:i w:val="0"/>
         <w:iCs w:val="0"/>
-        <w:color w:val="FFFFFF" w:themeColor="background1"/>
+        <w:color w:val="000000"/>
       </w:rPr>
       <w:tblPr/>
       <w:tcPr>
@@ -11215,7 +11696,7 @@
         <w:bCs/>
         <w:i w:val="0"/>
         <w:iCs w:val="0"/>
-        <w:color w:val="FFFFFF" w:themeColor="background1"/>
+        <w:color w:val="000000"/>
       </w:rPr>
       <w:tblPr/>
       <w:tcPr>
@@ -11258,6 +11739,9 @@
         <w:shd w:val="clear" w:color="auto" w:fill="A5D5E2" w:themeFill="accent5" w:themeFillTint="7F"/>
       </w:tcPr>
     </w:tblStylePr>
+    <w:rPr>
+      <w:color w:val="000000"/>
+    </w:rPr>
   </w:style>
   <w:style w:type="table" w:styleId="MediumGrid3-Accent6">
     <w:name w:val="Medium Grid 3 Accent 6"/>
@@ -11295,7 +11779,7 @@
         <w:bCs/>
         <w:i w:val="0"/>
         <w:iCs w:val="0"/>
-        <w:color w:val="FFFFFF" w:themeColor="background1"/>
+        <w:color w:val="000000"/>
       </w:rPr>
       <w:tblPr/>
       <w:tcPr>
@@ -11316,7 +11800,7 @@
         <w:bCs/>
         <w:i w:val="0"/>
         <w:iCs w:val="0"/>
-        <w:color w:val="FFFFFF" w:themeColor="background1"/>
+        <w:color w:val="000000"/>
       </w:rPr>
       <w:tblPr/>
       <w:tcPr>
@@ -11337,7 +11821,7 @@
         <w:bCs/>
         <w:i w:val="0"/>
         <w:iCs w:val="0"/>
-        <w:color w:val="FFFFFF" w:themeColor="background1"/>
+        <w:color w:val="000000"/>
       </w:rPr>
       <w:tblPr/>
       <w:tcPr>
@@ -11356,7 +11840,7 @@
         <w:bCs/>
         <w:i w:val="0"/>
         <w:iCs w:val="0"/>
-        <w:color w:val="FFFFFF" w:themeColor="background1"/>
+        <w:color w:val="000000"/>
       </w:rPr>
       <w:tblPr/>
       <w:tcPr>
@@ -11399,6 +11883,9 @@
         <w:shd w:val="clear" w:color="auto" w:fill="FBCAA2" w:themeFill="accent6" w:themeFillTint="7F"/>
       </w:tcPr>
     </w:tblStylePr>
+    <w:rPr>
+      <w:color w:val="000000"/>
+    </w:rPr>
   </w:style>
   <w:style w:type="table" w:styleId="DarkList">
     <w:name w:val="Dark List"/>
@@ -11409,7 +11896,7 @@
       <w:spacing w:after="0" w:line="240" w:lineRule="auto"/>
     </w:pPr>
     <w:rPr>
-      <w:color w:val="FFFFFF" w:themeColor="background1"/>
+      <w:color w:val="000000"/>
     </w:rPr>
     <w:tblPr>
       <w:tblStyleRowBandSize w:val="1"/>
@@ -11523,7 +12010,7 @@
       <w:spacing w:after="0" w:line="240" w:lineRule="auto"/>
     </w:pPr>
     <w:rPr>
-      <w:color w:val="FFFFFF" w:themeColor="background1"/>
+      <w:color w:val="000000"/>
     </w:rPr>
     <w:tblPr>
       <w:tblStyleRowBandSize w:val="1"/>
@@ -11637,7 +12124,7 @@
       <w:spacing w:after="0" w:line="240" w:lineRule="auto"/>
     </w:pPr>
     <w:rPr>
-      <w:color w:val="FFFFFF" w:themeColor="background1"/>
+      <w:color w:val="000000"/>
     </w:rPr>
     <w:tblPr>
       <w:tblStyleRowBandSize w:val="1"/>
@@ -11751,7 +12238,7 @@
       <w:spacing w:after="0" w:line="240" w:lineRule="auto"/>
     </w:pPr>
     <w:rPr>
-      <w:color w:val="FFFFFF" w:themeColor="background1"/>
+      <w:color w:val="000000"/>
     </w:rPr>
     <w:tblPr>
       <w:tblStyleRowBandSize w:val="1"/>
@@ -11865,7 +12352,7 @@
       <w:spacing w:after="0" w:line="240" w:lineRule="auto"/>
     </w:pPr>
     <w:rPr>
-      <w:color w:val="FFFFFF" w:themeColor="background1"/>
+      <w:color w:val="000000"/>
     </w:rPr>
     <w:tblPr>
       <w:tblStyleRowBandSize w:val="1"/>
@@ -11979,7 +12466,7 @@
       <w:spacing w:after="0" w:line="240" w:lineRule="auto"/>
     </w:pPr>
     <w:rPr>
-      <w:color w:val="FFFFFF" w:themeColor="background1"/>
+      <w:color w:val="000000"/>
     </w:rPr>
     <w:tblPr>
       <w:tblStyleRowBandSize w:val="1"/>
@@ -12093,7 +12580,7 @@
       <w:spacing w:after="0" w:line="240" w:lineRule="auto"/>
     </w:pPr>
     <w:rPr>
-      <w:color w:val="FFFFFF" w:themeColor="background1"/>
+      <w:color w:val="000000"/>
     </w:rPr>
     <w:tblPr>
       <w:tblStyleRowBandSize w:val="1"/>
@@ -12207,7 +12694,7 @@
       <w:spacing w:after="0" w:line="240" w:lineRule="auto"/>
     </w:pPr>
     <w:rPr>
-      <w:color w:val="000000" w:themeColor="text1"/>
+      <w:color w:val="000000"/>
     </w:rPr>
     <w:tblPr>
       <w:tblStyleRowBandSize w:val="1"/>
@@ -12253,7 +12740,7 @@
       <w:rPr>
         <w:b/>
         <w:bCs/>
-        <w:color w:val="FFFFFF" w:themeColor="background1"/>
+        <w:color w:val="000000"/>
       </w:rPr>
       <w:tblPr/>
       <w:tcPr>
@@ -12265,7 +12752,7 @@
     </w:tblStylePr>
     <w:tblStylePr w:type="firstCol">
       <w:rPr>
-        <w:color w:val="FFFFFF" w:themeColor="background1"/>
+        <w:color w:val="000000"/>
       </w:rPr>
       <w:tblPr/>
       <w:tcPr>
@@ -12282,7 +12769,7 @@
     </w:tblStylePr>
     <w:tblStylePr w:type="lastCol">
       <w:rPr>
-        <w:color w:val="FFFFFF" w:themeColor="background1"/>
+        <w:color w:val="000000"/>
       </w:rPr>
       <w:tblPr/>
       <w:tcPr>
@@ -12311,12 +12798,12 @@
     </w:tblStylePr>
     <w:tblStylePr w:type="neCell">
       <w:rPr>
-        <w:color w:val="000000" w:themeColor="text1"/>
+        <w:color w:val="000000"/>
       </w:rPr>
     </w:tblStylePr>
     <w:tblStylePr w:type="nwCell">
       <w:rPr>
-        <w:color w:val="000000" w:themeColor="text1"/>
+        <w:color w:val="000000"/>
       </w:rPr>
     </w:tblStylePr>
   </w:style>
@@ -12329,7 +12816,7 @@
       <w:spacing w:after="0" w:line="240" w:lineRule="auto"/>
     </w:pPr>
     <w:rPr>
-      <w:color w:val="000000" w:themeColor="text1"/>
+      <w:color w:val="000000"/>
     </w:rPr>
     <w:tblPr>
       <w:tblStyleRowBandSize w:val="1"/>
@@ -12375,7 +12862,7 @@
       <w:rPr>
         <w:b/>
         <w:bCs/>
-        <w:color w:val="FFFFFF" w:themeColor="background1"/>
+        <w:color w:val="000000"/>
       </w:rPr>
       <w:tblPr/>
       <w:tcPr>
@@ -12387,7 +12874,7 @@
     </w:tblStylePr>
     <w:tblStylePr w:type="firstCol">
       <w:rPr>
-        <w:color w:val="FFFFFF" w:themeColor="background1"/>
+        <w:color w:val="000000"/>
       </w:rPr>
       <w:tblPr/>
       <w:tcPr>
@@ -12404,7 +12891,7 @@
     </w:tblStylePr>
     <w:tblStylePr w:type="lastCol">
       <w:rPr>
-        <w:color w:val="FFFFFF" w:themeColor="background1"/>
+        <w:color w:val="000000"/>
       </w:rPr>
       <w:tblPr/>
       <w:tcPr>
@@ -12433,12 +12920,12 @@
     </w:tblStylePr>
     <w:tblStylePr w:type="neCell">
       <w:rPr>
-        <w:color w:val="000000" w:themeColor="text1"/>
+        <w:color w:val="000000"/>
       </w:rPr>
     </w:tblStylePr>
     <w:tblStylePr w:type="nwCell">
       <w:rPr>
-        <w:color w:val="000000" w:themeColor="text1"/>
+        <w:color w:val="000000"/>
       </w:rPr>
     </w:tblStylePr>
   </w:style>
@@ -12451,7 +12938,7 @@
       <w:spacing w:after="0" w:line="240" w:lineRule="auto"/>
     </w:pPr>
     <w:rPr>
-      <w:color w:val="000000" w:themeColor="text1"/>
+      <w:color w:val="000000"/>
     </w:rPr>
     <w:tblPr>
       <w:tblStyleRowBandSize w:val="1"/>
@@ -12497,7 +12984,7 @@
       <w:rPr>
         <w:b/>
         <w:bCs/>
-        <w:color w:val="FFFFFF" w:themeColor="background1"/>
+        <w:color w:val="000000"/>
       </w:rPr>
       <w:tblPr/>
       <w:tcPr>
@@ -12509,7 +12996,7 @@
     </w:tblStylePr>
     <w:tblStylePr w:type="firstCol">
       <w:rPr>
-        <w:color w:val="FFFFFF" w:themeColor="background1"/>
+        <w:color w:val="000000"/>
       </w:rPr>
       <w:tblPr/>
       <w:tcPr>
@@ -12526,7 +13013,7 @@
     </w:tblStylePr>
     <w:tblStylePr w:type="lastCol">
       <w:rPr>
-        <w:color w:val="FFFFFF" w:themeColor="background1"/>
+        <w:color w:val="000000"/>
       </w:rPr>
       <w:tblPr/>
       <w:tcPr>
@@ -12555,12 +13042,12 @@
     </w:tblStylePr>
     <w:tblStylePr w:type="neCell">
       <w:rPr>
-        <w:color w:val="000000" w:themeColor="text1"/>
+        <w:color w:val="000000"/>
       </w:rPr>
     </w:tblStylePr>
     <w:tblStylePr w:type="nwCell">
       <w:rPr>
-        <w:color w:val="000000" w:themeColor="text1"/>
+        <w:color w:val="000000"/>
       </w:rPr>
     </w:tblStylePr>
   </w:style>
@@ -12573,7 +13060,7 @@
       <w:spacing w:after="0" w:line="240" w:lineRule="auto"/>
     </w:pPr>
     <w:rPr>
-      <w:color w:val="000000" w:themeColor="text1"/>
+      <w:color w:val="000000"/>
     </w:rPr>
     <w:tblPr>
       <w:tblStyleRowBandSize w:val="1"/>
@@ -12619,7 +13106,7 @@
       <w:rPr>
         <w:b/>
         <w:bCs/>
-        <w:color w:val="FFFFFF" w:themeColor="background1"/>
+        <w:color w:val="000000"/>
       </w:rPr>
       <w:tblPr/>
       <w:tcPr>
@@ -12631,7 +13118,7 @@
     </w:tblStylePr>
     <w:tblStylePr w:type="firstCol">
       <w:rPr>
-        <w:color w:val="FFFFFF" w:themeColor="background1"/>
+        <w:color w:val="000000"/>
       </w:rPr>
       <w:tblPr/>
       <w:tcPr>
@@ -12648,7 +13135,7 @@
     </w:tblStylePr>
     <w:tblStylePr w:type="lastCol">
       <w:rPr>
-        <w:color w:val="FFFFFF" w:themeColor="background1"/>
+        <w:color w:val="000000"/>
       </w:rPr>
       <w:tblPr/>
       <w:tcPr>
@@ -12685,7 +13172,7 @@
       <w:spacing w:after="0" w:line="240" w:lineRule="auto"/>
     </w:pPr>
     <w:rPr>
-      <w:color w:val="000000" w:themeColor="text1"/>
+      <w:color w:val="000000"/>
     </w:rPr>
     <w:tblPr>
       <w:tblStyleRowBandSize w:val="1"/>
@@ -12731,7 +13218,7 @@
       <w:rPr>
         <w:b/>
         <w:bCs/>
-        <w:color w:val="FFFFFF" w:themeColor="background1"/>
+        <w:color w:val="000000"/>
       </w:rPr>
       <w:tblPr/>
       <w:tcPr>
@@ -12743,7 +13230,7 @@
     </w:tblStylePr>
     <w:tblStylePr w:type="firstCol">
       <w:rPr>
-        <w:color w:val="FFFFFF" w:themeColor="background1"/>
+        <w:color w:val="000000"/>
       </w:rPr>
       <w:tblPr/>
       <w:tcPr>
@@ -12760,7 +13247,7 @@
     </w:tblStylePr>
     <w:tblStylePr w:type="lastCol">
       <w:rPr>
-        <w:color w:val="FFFFFF" w:themeColor="background1"/>
+        <w:color w:val="000000"/>
       </w:rPr>
       <w:tblPr/>
       <w:tcPr>
@@ -12789,12 +13276,12 @@
     </w:tblStylePr>
     <w:tblStylePr w:type="neCell">
       <w:rPr>
-        <w:color w:val="000000" w:themeColor="text1"/>
+        <w:color w:val="000000"/>
       </w:rPr>
     </w:tblStylePr>
     <w:tblStylePr w:type="nwCell">
       <w:rPr>
-        <w:color w:val="000000" w:themeColor="text1"/>
+        <w:color w:val="000000"/>
       </w:rPr>
     </w:tblStylePr>
   </w:style>
@@ -12807,7 +13294,7 @@
       <w:spacing w:after="0" w:line="240" w:lineRule="auto"/>
     </w:pPr>
     <w:rPr>
-      <w:color w:val="000000" w:themeColor="text1"/>
+      <w:color w:val="000000"/>
     </w:rPr>
     <w:tblPr>
       <w:tblStyleRowBandSize w:val="1"/>
@@ -12853,7 +13340,7 @@
       <w:rPr>
         <w:b/>
         <w:bCs/>
-        <w:color w:val="FFFFFF" w:themeColor="background1"/>
+        <w:color w:val="000000"/>
       </w:rPr>
       <w:tblPr/>
       <w:tcPr>
@@ -12865,7 +13352,7 @@
     </w:tblStylePr>
     <w:tblStylePr w:type="firstCol">
       <w:rPr>
-        <w:color w:val="FFFFFF" w:themeColor="background1"/>
+        <w:color w:val="000000"/>
       </w:rPr>
       <w:tblPr/>
       <w:tcPr>
@@ -12882,7 +13369,7 @@
     </w:tblStylePr>
     <w:tblStylePr w:type="lastCol">
       <w:rPr>
-        <w:color w:val="FFFFFF" w:themeColor="background1"/>
+        <w:color w:val="000000"/>
       </w:rPr>
       <w:tblPr/>
       <w:tcPr>
@@ -12911,12 +13398,12 @@
     </w:tblStylePr>
     <w:tblStylePr w:type="neCell">
       <w:rPr>
-        <w:color w:val="000000" w:themeColor="text1"/>
+        <w:color w:val="000000"/>
       </w:rPr>
     </w:tblStylePr>
     <w:tblStylePr w:type="nwCell">
       <w:rPr>
-        <w:color w:val="000000" w:themeColor="text1"/>
+        <w:color w:val="000000"/>
       </w:rPr>
     </w:tblStylePr>
   </w:style>
@@ -12929,7 +13416,7 @@
       <w:spacing w:after="0" w:line="240" w:lineRule="auto"/>
     </w:pPr>
     <w:rPr>
-      <w:color w:val="000000" w:themeColor="text1"/>
+      <w:color w:val="000000"/>
     </w:rPr>
     <w:tblPr>
       <w:tblStyleRowBandSize w:val="1"/>
@@ -12975,7 +13462,7 @@
       <w:rPr>
         <w:b/>
         <w:bCs/>
-        <w:color w:val="FFFFFF" w:themeColor="background1"/>
+        <w:color w:val="000000"/>
       </w:rPr>
       <w:tblPr/>
       <w:tcPr>
@@ -12987,7 +13474,7 @@
     </w:tblStylePr>
     <w:tblStylePr w:type="firstCol">
       <w:rPr>
-        <w:color w:val="FFFFFF" w:themeColor="background1"/>
+        <w:color w:val="000000"/>
       </w:rPr>
       <w:tblPr/>
       <w:tcPr>
@@ -13004,7 +13491,7 @@
     </w:tblStylePr>
     <w:tblStylePr w:type="lastCol">
       <w:rPr>
-        <w:color w:val="FFFFFF" w:themeColor="background1"/>
+        <w:color w:val="000000"/>
       </w:rPr>
       <w:tblPr/>
       <w:tcPr>
@@ -13033,12 +13520,12 @@
     </w:tblStylePr>
     <w:tblStylePr w:type="neCell">
       <w:rPr>
-        <w:color w:val="000000" w:themeColor="text1"/>
+        <w:color w:val="000000"/>
       </w:rPr>
     </w:tblStylePr>
     <w:tblStylePr w:type="nwCell">
       <w:rPr>
-        <w:color w:val="000000" w:themeColor="text1"/>
+        <w:color w:val="000000"/>
       </w:rPr>
     </w:tblStylePr>
   </w:style>
@@ -13051,7 +13538,7 @@
       <w:spacing w:after="0" w:line="240" w:lineRule="auto"/>
     </w:pPr>
     <w:rPr>
-      <w:color w:val="000000" w:themeColor="text1"/>
+      <w:color w:val="000000"/>
     </w:rPr>
     <w:tblPr>
       <w:tblStyleRowBandSize w:val="1"/>
@@ -13071,7 +13558,7 @@
       <w:rPr>
         <w:b/>
         <w:bCs/>
-        <w:color w:val="FFFFFF" w:themeColor="background1"/>
+        <w:color w:val="000000"/>
       </w:rPr>
       <w:tblPr/>
       <w:tcPr>
@@ -13085,7 +13572,7 @@
       <w:rPr>
         <w:b/>
         <w:bCs/>
-        <w:color w:val="9E3A38" w:themeColor="accent2" w:themeShade="CC"/>
+        <w:color w:val="000000"/>
       </w:rPr>
       <w:tblPr/>
       <w:tcPr>
@@ -13137,7 +13624,7 @@
       <w:spacing w:after="0" w:line="240" w:lineRule="auto"/>
     </w:pPr>
     <w:rPr>
-      <w:color w:val="000000" w:themeColor="text1"/>
+      <w:color w:val="000000"/>
     </w:rPr>
     <w:tblPr>
       <w:tblStyleRowBandSize w:val="1"/>
@@ -13157,7 +13644,7 @@
       <w:rPr>
         <w:b/>
         <w:bCs/>
-        <w:color w:val="FFFFFF" w:themeColor="background1"/>
+        <w:color w:val="000000"/>
       </w:rPr>
       <w:tblPr/>
       <w:tcPr>
@@ -13171,7 +13658,7 @@
       <w:rPr>
         <w:b/>
         <w:bCs/>
-        <w:color w:val="9E3A38" w:themeColor="accent2" w:themeShade="CC"/>
+        <w:color w:val="000000"/>
       </w:rPr>
       <w:tblPr/>
       <w:tcPr>
@@ -13223,7 +13710,7 @@
       <w:spacing w:after="0" w:line="240" w:lineRule="auto"/>
     </w:pPr>
     <w:rPr>
-      <w:color w:val="000000" w:themeColor="text1"/>
+      <w:color w:val="000000"/>
     </w:rPr>
     <w:tblPr>
       <w:tblStyleRowBandSize w:val="1"/>
@@ -13243,7 +13730,7 @@
       <w:rPr>
         <w:b/>
         <w:bCs/>
-        <w:color w:val="FFFFFF" w:themeColor="background1"/>
+        <w:color w:val="000000"/>
       </w:rPr>
       <w:tblPr/>
       <w:tcPr>
@@ -13257,7 +13744,7 @@
       <w:rPr>
         <w:b/>
         <w:bCs/>
-        <w:color w:val="9E3A38" w:themeColor="accent2" w:themeShade="CC"/>
+        <w:color w:val="000000"/>
       </w:rPr>
       <w:tblPr/>
       <w:tcPr>
@@ -13309,7 +13796,7 @@
       <w:spacing w:after="0" w:line="240" w:lineRule="auto"/>
     </w:pPr>
     <w:rPr>
-      <w:color w:val="000000" w:themeColor="text1"/>
+      <w:color w:val="000000"/>
     </w:rPr>
     <w:tblPr>
       <w:tblStyleRowBandSize w:val="1"/>
@@ -13329,7 +13816,7 @@
       <w:rPr>
         <w:b/>
         <w:bCs/>
-        <w:color w:val="FFFFFF" w:themeColor="background1"/>
+        <w:color w:val="000000"/>
       </w:rPr>
       <w:tblPr/>
       <w:tcPr>
@@ -13343,7 +13830,7 @@
       <w:rPr>
         <w:b/>
         <w:bCs/>
-        <w:color w:val="664E82" w:themeColor="accent4" w:themeShade="CC"/>
+        <w:color w:val="000000"/>
       </w:rPr>
       <w:tblPr/>
       <w:tcPr>
@@ -13395,7 +13882,7 @@
       <w:spacing w:after="0" w:line="240" w:lineRule="auto"/>
     </w:pPr>
     <w:rPr>
-      <w:color w:val="000000" w:themeColor="text1"/>
+      <w:color w:val="000000"/>
     </w:rPr>
     <w:tblPr>
       <w:tblStyleRowBandSize w:val="1"/>
@@ -13415,7 +13902,7 @@
       <w:rPr>
         <w:b/>
         <w:bCs/>
-        <w:color w:val="FFFFFF" w:themeColor="background1"/>
+        <w:color w:val="000000"/>
       </w:rPr>
       <w:tblPr/>
       <w:tcPr>
@@ -13429,7 +13916,7 @@
       <w:rPr>
         <w:b/>
         <w:bCs/>
-        <w:color w:val="7E9C40" w:themeColor="accent3" w:themeShade="CC"/>
+        <w:color w:val="000000"/>
       </w:rPr>
       <w:tblPr/>
       <w:tcPr>
@@ -13481,7 +13968,7 @@
       <w:spacing w:after="0" w:line="240" w:lineRule="auto"/>
     </w:pPr>
     <w:rPr>
-      <w:color w:val="000000" w:themeColor="text1"/>
+      <w:color w:val="000000"/>
     </w:rPr>
     <w:tblPr>
       <w:tblStyleRowBandSize w:val="1"/>
@@ -13501,7 +13988,7 @@
       <w:rPr>
         <w:b/>
         <w:bCs/>
-        <w:color w:val="FFFFFF" w:themeColor="background1"/>
+        <w:color w:val="000000"/>
       </w:rPr>
       <w:tblPr/>
       <w:tcPr>
@@ -13515,7 +14002,7 @@
       <w:rPr>
         <w:b/>
         <w:bCs/>
-        <w:color w:val="F2730A" w:themeColor="accent6" w:themeShade="CC"/>
+        <w:color w:val="000000"/>
       </w:rPr>
       <w:tblPr/>
       <w:tcPr>
@@ -13567,7 +14054,7 @@
       <w:spacing w:after="0" w:line="240" w:lineRule="auto"/>
     </w:pPr>
     <w:rPr>
-      <w:color w:val="000000" w:themeColor="text1"/>
+      <w:color w:val="000000"/>
     </w:rPr>
     <w:tblPr>
       <w:tblStyleRowBandSize w:val="1"/>
@@ -13587,7 +14074,7 @@
       <w:rPr>
         <w:b/>
         <w:bCs/>
-        <w:color w:val="FFFFFF" w:themeColor="background1"/>
+        <w:color w:val="000000"/>
       </w:rPr>
       <w:tblPr/>
       <w:tcPr>
@@ -13601,7 +14088,7 @@
       <w:rPr>
         <w:b/>
         <w:bCs/>
-        <w:color w:val="348DA5" w:themeColor="accent5" w:themeShade="CC"/>
+        <w:color w:val="000000"/>
       </w:rPr>
       <w:tblPr/>
       <w:tcPr>
@@ -13653,7 +14140,7 @@
       <w:spacing w:after="0" w:line="240" w:lineRule="auto"/>
     </w:pPr>
     <w:rPr>
-      <w:color w:val="000000" w:themeColor="text1"/>
+      <w:color w:val="000000"/>
     </w:rPr>
     <w:tblPr>
       <w:tblStyleRowBandSize w:val="1"/>
@@ -13686,7 +14173,7 @@
       <w:rPr>
         <w:b/>
         <w:bCs/>
-        <w:color w:val="000000" w:themeColor="text1"/>
+        <w:color w:val="000000"/>
       </w:rPr>
       <w:tblPr/>
       <w:tcPr>
@@ -13695,7 +14182,7 @@
     </w:tblStylePr>
     <w:tblStylePr w:type="firstCol">
       <w:rPr>
-        <w:color w:val="FFFFFF" w:themeColor="background1"/>
+        <w:color w:val="000000"/>
       </w:rPr>
       <w:tblPr/>
       <w:tcPr>
@@ -13704,7 +14191,7 @@
     </w:tblStylePr>
     <w:tblStylePr w:type="lastCol">
       <w:rPr>
-        <w:color w:val="FFFFFF" w:themeColor="background1"/>
+        <w:color w:val="000000"/>
       </w:rPr>
       <w:tblPr/>
       <w:tcPr>
@@ -13733,7 +14220,7 @@
       <w:spacing w:after="0" w:line="240" w:lineRule="auto"/>
     </w:pPr>
     <w:rPr>
-      <w:color w:val="000000" w:themeColor="text1"/>
+      <w:color w:val="000000"/>
     </w:rPr>
     <w:tblPr>
       <w:tblStyleRowBandSize w:val="1"/>
@@ -13766,7 +14253,7 @@
       <w:rPr>
         <w:b/>
         <w:bCs/>
-        <w:color w:val="000000" w:themeColor="text1"/>
+        <w:color w:val="000000"/>
       </w:rPr>
       <w:tblPr/>
       <w:tcPr>
@@ -13775,7 +14262,7 @@
     </w:tblStylePr>
     <w:tblStylePr w:type="firstCol">
       <w:rPr>
-        <w:color w:val="FFFFFF" w:themeColor="background1"/>
+        <w:color w:val="000000"/>
       </w:rPr>
       <w:tblPr/>
       <w:tcPr>
@@ -13784,7 +14271,7 @@
     </w:tblStylePr>
     <w:tblStylePr w:type="lastCol">
       <w:rPr>
-        <w:color w:val="FFFFFF" w:themeColor="background1"/>
+        <w:color w:val="000000"/>
       </w:rPr>
       <w:tblPr/>
       <w:tcPr>
@@ -13813,7 +14300,7 @@
       <w:spacing w:after="0" w:line="240" w:lineRule="auto"/>
     </w:pPr>
     <w:rPr>
-      <w:color w:val="000000" w:themeColor="text1"/>
+      <w:color w:val="000000"/>
     </w:rPr>
     <w:tblPr>
       <w:tblStyleRowBandSize w:val="1"/>
@@ -13846,7 +14333,7 @@
       <w:rPr>
         <w:b/>
         <w:bCs/>
-        <w:color w:val="000000" w:themeColor="text1"/>
+        <w:color w:val="000000"/>
       </w:rPr>
       <w:tblPr/>
       <w:tcPr>
@@ -13855,7 +14342,7 @@
     </w:tblStylePr>
     <w:tblStylePr w:type="firstCol">
       <w:rPr>
-        <w:color w:val="FFFFFF" w:themeColor="background1"/>
+        <w:color w:val="000000"/>
       </w:rPr>
       <w:tblPr/>
       <w:tcPr>
@@ -13864,7 +14351,7 @@
     </w:tblStylePr>
     <w:tblStylePr w:type="lastCol">
       <w:rPr>
-        <w:color w:val="FFFFFF" w:themeColor="background1"/>
+        <w:color w:val="000000"/>
       </w:rPr>
       <w:tblPr/>
       <w:tcPr>
@@ -13893,7 +14380,7 @@
       <w:spacing w:after="0" w:line="240" w:lineRule="auto"/>
     </w:pPr>
     <w:rPr>
-      <w:color w:val="000000" w:themeColor="text1"/>
+      <w:color w:val="000000"/>
     </w:rPr>
     <w:tblPr>
       <w:tblStyleRowBandSize w:val="1"/>
@@ -13926,7 +14413,7 @@
       <w:rPr>
         <w:b/>
         <w:bCs/>
-        <w:color w:val="000000" w:themeColor="text1"/>
+        <w:color w:val="000000"/>
       </w:rPr>
       <w:tblPr/>
       <w:tcPr>
@@ -13935,7 +14422,7 @@
     </w:tblStylePr>
     <w:tblStylePr w:type="firstCol">
       <w:rPr>
-        <w:color w:val="FFFFFF" w:themeColor="background1"/>
+        <w:color w:val="000000"/>
       </w:rPr>
       <w:tblPr/>
       <w:tcPr>
@@ -13944,7 +14431,7 @@
     </w:tblStylePr>
     <w:tblStylePr w:type="lastCol">
       <w:rPr>
-        <w:color w:val="FFFFFF" w:themeColor="background1"/>
+        <w:color w:val="000000"/>
       </w:rPr>
       <w:tblPr/>
       <w:tcPr>
@@ -13973,7 +14460,7 @@
       <w:spacing w:after="0" w:line="240" w:lineRule="auto"/>
     </w:pPr>
     <w:rPr>
-      <w:color w:val="000000" w:themeColor="text1"/>
+      <w:color w:val="000000"/>
     </w:rPr>
     <w:tblPr>
       <w:tblStyleRowBandSize w:val="1"/>
@@ -14006,7 +14493,7 @@
       <w:rPr>
         <w:b/>
         <w:bCs/>
-        <w:color w:val="000000" w:themeColor="text1"/>
+        <w:color w:val="000000"/>
       </w:rPr>
       <w:tblPr/>
       <w:tcPr>
@@ -14015,7 +14502,7 @@
     </w:tblStylePr>
     <w:tblStylePr w:type="firstCol">
       <w:rPr>
-        <w:color w:val="FFFFFF" w:themeColor="background1"/>
+        <w:color w:val="000000"/>
       </w:rPr>
       <w:tblPr/>
       <w:tcPr>
@@ -14024,7 +14511,7 @@
     </w:tblStylePr>
     <w:tblStylePr w:type="lastCol">
       <w:rPr>
-        <w:color w:val="FFFFFF" w:themeColor="background1"/>
+        <w:color w:val="000000"/>
       </w:rPr>
       <w:tblPr/>
       <w:tcPr>
@@ -14053,7 +14540,7 @@
       <w:spacing w:after="0" w:line="240" w:lineRule="auto"/>
     </w:pPr>
     <w:rPr>
-      <w:color w:val="000000" w:themeColor="text1"/>
+      <w:color w:val="000000"/>
     </w:rPr>
     <w:tblPr>
       <w:tblStyleRowBandSize w:val="1"/>
@@ -14086,7 +14573,7 @@
       <w:rPr>
         <w:b/>
         <w:bCs/>
-        <w:color w:val="000000" w:themeColor="text1"/>
+        <w:color w:val="000000"/>
       </w:rPr>
       <w:tblPr/>
       <w:tcPr>
@@ -14095,7 +14582,7 @@
     </w:tblStylePr>
     <w:tblStylePr w:type="firstCol">
       <w:rPr>
-        <w:color w:val="FFFFFF" w:themeColor="background1"/>
+        <w:color w:val="000000"/>
       </w:rPr>
       <w:tblPr/>
       <w:tcPr>
@@ -14104,7 +14591,7 @@
     </w:tblStylePr>
     <w:tblStylePr w:type="lastCol">
       <w:rPr>
-        <w:color w:val="FFFFFF" w:themeColor="background1"/>
+        <w:color w:val="000000"/>
       </w:rPr>
       <w:tblPr/>
       <w:tcPr>
@@ -14133,7 +14620,7 @@
       <w:spacing w:after="0" w:line="240" w:lineRule="auto"/>
     </w:pPr>
     <w:rPr>
-      <w:color w:val="000000" w:themeColor="text1"/>
+      <w:color w:val="000000"/>
     </w:rPr>
     <w:tblPr>
       <w:tblStyleRowBandSize w:val="1"/>
@@ -14166,7 +14653,7 @@
       <w:rPr>
         <w:b/>
         <w:bCs/>
-        <w:color w:val="000000" w:themeColor="text1"/>
+        <w:color w:val="000000"/>
       </w:rPr>
       <w:tblPr/>
       <w:tcPr>
@@ -14175,7 +14662,7 @@
     </w:tblStylePr>
     <w:tblStylePr w:type="firstCol">
       <w:rPr>
-        <w:color w:val="FFFFFF" w:themeColor="background1"/>
+        <w:color w:val="000000"/>
       </w:rPr>
       <w:tblPr/>
       <w:tcPr>
@@ -14184,7 +14671,7 @@
     </w:tblStylePr>
     <w:tblStylePr w:type="lastCol">
       <w:rPr>
-        <w:color w:val="FFFFFF" w:themeColor="background1"/>
+        <w:color w:val="000000"/>
       </w:rPr>
       <w:tblPr/>
       <w:tcPr>
@@ -14386,7 +14873,7 @@
       <w:rFonts w:asciiTheme="majorHAnsi" w:eastAsiaTheme="majorEastAsia" w:hAnsiTheme="majorHAnsi" w:cstheme="majorBidi"/>
       <w:b/>
       <w:bCs/>
-      <w:color w:val="365F91" w:themeColor="accent1" w:themeShade="BF"/>
+      <w:color w:val="000000"/>
       <w:sz w:val="28"/>
       <w:szCs w:val="28"/>
     </w:rPr>
@@ -14410,7 +14897,7 @@
       <w:rFonts w:asciiTheme="majorHAnsi" w:eastAsiaTheme="majorEastAsia" w:hAnsiTheme="majorHAnsi" w:cstheme="majorBidi"/>
       <w:b/>
       <w:bCs/>
-      <w:color w:val="4F81BD" w:themeColor="accent1"/>
+      <w:color w:val="000000"/>
       <w:sz w:val="26"/>
       <w:szCs w:val="26"/>
     </w:rPr>
@@ -14434,7 +14921,7 @@
       <w:rFonts w:asciiTheme="majorHAnsi" w:eastAsiaTheme="majorEastAsia" w:hAnsiTheme="majorHAnsi" w:cstheme="majorBidi"/>
       <w:b/>
       <w:bCs/>
-      <w:color w:val="4F81BD" w:themeColor="accent1"/>
+      <w:color w:val="000000"/>
     </w:rPr>
   </w:style>
   <w:style w:type="paragraph" w:styleId="Heading4">
@@ -14459,7 +14946,7 @@
       <w:bCs/>
       <w:i/>
       <w:iCs/>
-      <w:color w:val="4F81BD" w:themeColor="accent1"/>
+      <w:color w:val="000000"/>
     </w:rPr>
   </w:style>
   <w:style w:type="paragraph" w:styleId="Heading5">
@@ -14480,7 +14967,7 @@
     </w:pPr>
     <w:rPr>
       <w:rFonts w:asciiTheme="majorHAnsi" w:eastAsiaTheme="majorEastAsia" w:hAnsiTheme="majorHAnsi" w:cstheme="majorBidi"/>
-      <w:color w:val="243F60" w:themeColor="accent1" w:themeShade="7F"/>
+      <w:color w:val="000000"/>
     </w:rPr>
   </w:style>
   <w:style w:type="paragraph" w:styleId="Heading6">
@@ -14503,7 +14990,7 @@
       <w:rFonts w:asciiTheme="majorHAnsi" w:eastAsiaTheme="majorEastAsia" w:hAnsiTheme="majorHAnsi" w:cstheme="majorBidi"/>
       <w:i/>
       <w:iCs/>
-      <w:color w:val="243F60" w:themeColor="accent1" w:themeShade="7F"/>
+      <w:color w:val="000000"/>
     </w:rPr>
   </w:style>
   <w:style w:type="paragraph" w:styleId="Heading7">
@@ -14526,7 +15013,7 @@
       <w:rFonts w:asciiTheme="majorHAnsi" w:eastAsiaTheme="majorEastAsia" w:hAnsiTheme="majorHAnsi" w:cstheme="majorBidi"/>
       <w:i/>
       <w:iCs/>
-      <w:color w:val="404040" w:themeColor="text1" w:themeTint="BF"/>
+      <w:color w:val="000000"/>
     </w:rPr>
   </w:style>
   <w:style w:type="paragraph" w:styleId="Heading8">
@@ -14547,7 +15034,7 @@
     </w:pPr>
     <w:rPr>
       <w:rFonts w:asciiTheme="majorHAnsi" w:eastAsiaTheme="majorEastAsia" w:hAnsiTheme="majorHAnsi" w:cstheme="majorBidi"/>
-      <w:color w:val="4F81BD" w:themeColor="accent1"/>
+      <w:color w:val="000000"/>
       <w:sz w:val="20"/>
       <w:szCs w:val="20"/>
     </w:rPr>
@@ -14572,7 +15059,7 @@
       <w:rFonts w:asciiTheme="majorHAnsi" w:eastAsiaTheme="majorEastAsia" w:hAnsiTheme="majorHAnsi" w:cstheme="majorBidi"/>
       <w:i/>
       <w:iCs/>
-      <w:color w:val="404040" w:themeColor="text1" w:themeTint="BF"/>
+      <w:color w:val="000000"/>
       <w:sz w:val="20"/>
       <w:szCs w:val="20"/>
     </w:rPr>
@@ -14623,7 +15110,7 @@
       <w:rFonts w:asciiTheme="majorHAnsi" w:eastAsiaTheme="majorEastAsia" w:hAnsiTheme="majorHAnsi" w:cstheme="majorBidi"/>
       <w:b/>
       <w:bCs/>
-      <w:color w:val="365F91" w:themeColor="accent1" w:themeShade="BF"/>
+      <w:color w:val="000000"/>
       <w:sz w:val="28"/>
       <w:szCs w:val="28"/>
     </w:rPr>
@@ -14638,7 +15125,7 @@
       <w:rFonts w:asciiTheme="majorHAnsi" w:eastAsiaTheme="majorEastAsia" w:hAnsiTheme="majorHAnsi" w:cstheme="majorBidi"/>
       <w:b/>
       <w:bCs/>
-      <w:color w:val="4F81BD" w:themeColor="accent1"/>
+      <w:color w:val="000000"/>
       <w:sz w:val="26"/>
       <w:szCs w:val="26"/>
     </w:rPr>
@@ -14653,7 +15140,7 @@
       <w:rFonts w:asciiTheme="majorHAnsi" w:eastAsiaTheme="majorEastAsia" w:hAnsiTheme="majorHAnsi" w:cstheme="majorBidi"/>
       <w:b/>
       <w:bCs/>
-      <w:color w:val="4F81BD" w:themeColor="accent1"/>
+      <w:color w:val="000000"/>
     </w:rPr>
   </w:style>
   <w:style w:type="paragraph" w:styleId="Title">
@@ -14673,7 +15160,7 @@
     </w:pPr>
     <w:rPr>
       <w:rFonts w:asciiTheme="majorHAnsi" w:eastAsiaTheme="majorEastAsia" w:hAnsiTheme="majorHAnsi" w:cstheme="majorBidi"/>
-      <w:color w:val="17365D" w:themeColor="text2" w:themeShade="BF"/>
+      <w:color w:val="000000"/>
       <w:spacing w:val="5"/>
       <w:kern w:val="28"/>
       <w:sz w:val="52"/>
@@ -14688,7 +15175,7 @@
     <w:rsid w:val="00FC693F"/>
     <w:rPr>
       <w:rFonts w:asciiTheme="majorHAnsi" w:eastAsiaTheme="majorEastAsia" w:hAnsiTheme="majorHAnsi" w:cstheme="majorBidi"/>
-      <w:color w:val="17365D" w:themeColor="text2" w:themeShade="BF"/>
+      <w:color w:val="000000"/>
       <w:spacing w:val="5"/>
       <w:kern w:val="28"/>
       <w:sz w:val="52"/>
@@ -14712,7 +15199,7 @@
       <w:rFonts w:asciiTheme="majorHAnsi" w:eastAsiaTheme="majorEastAsia" w:hAnsiTheme="majorHAnsi" w:cstheme="majorBidi"/>
       <w:i/>
       <w:iCs/>
-      <w:color w:val="4F81BD" w:themeColor="accent1"/>
+      <w:color w:val="000000"/>
       <w:spacing w:val="15"/>
       <w:sz w:val="24"/>
       <w:szCs w:val="24"/>
@@ -14728,7 +15215,7 @@
       <w:rFonts w:asciiTheme="majorHAnsi" w:eastAsiaTheme="majorEastAsia" w:hAnsiTheme="majorHAnsi" w:cstheme="majorBidi"/>
       <w:i/>
       <w:iCs/>
-      <w:color w:val="4F81BD" w:themeColor="accent1"/>
+      <w:color w:val="000000"/>
       <w:spacing w:val="15"/>
       <w:sz w:val="24"/>
       <w:szCs w:val="24"/>
@@ -15000,7 +15487,7 @@
     <w:rPr>
       <w:i/>
       <w:iCs/>
-      <w:color w:val="000000" w:themeColor="text1"/>
+      <w:color w:val="000000"/>
     </w:rPr>
   </w:style>
   <w:style w:type="character" w:customStyle="1" w:styleId="QuoteChar">
@@ -15012,7 +15499,7 @@
     <w:rPr>
       <w:i/>
       <w:iCs/>
-      <w:color w:val="000000" w:themeColor="text1"/>
+      <w:color w:val="000000"/>
     </w:rPr>
   </w:style>
   <w:style w:type="character" w:customStyle="1" w:styleId="Heading4Char">
@@ -15028,7 +15515,7 @@
       <w:bCs/>
       <w:i/>
       <w:iCs/>
-      <w:color w:val="4F81BD" w:themeColor="accent1"/>
+      <w:color w:val="000000"/>
     </w:rPr>
   </w:style>
   <w:style w:type="character" w:customStyle="1" w:styleId="Heading5Char">
@@ -15040,7 +15527,7 @@
     <w:rsid w:val="00FC693F"/>
     <w:rPr>
       <w:rFonts w:asciiTheme="majorHAnsi" w:eastAsiaTheme="majorEastAsia" w:hAnsiTheme="majorHAnsi" w:cstheme="majorBidi"/>
-      <w:color w:val="243F60" w:themeColor="accent1" w:themeShade="7F"/>
+      <w:color w:val="000000"/>
     </w:rPr>
   </w:style>
   <w:style w:type="character" w:customStyle="1" w:styleId="Heading6Char">
@@ -15054,7 +15541,7 @@
       <w:rFonts w:asciiTheme="majorHAnsi" w:eastAsiaTheme="majorEastAsia" w:hAnsiTheme="majorHAnsi" w:cstheme="majorBidi"/>
       <w:i/>
       <w:iCs/>
-      <w:color w:val="243F60" w:themeColor="accent1" w:themeShade="7F"/>
+      <w:color w:val="000000"/>
     </w:rPr>
   </w:style>
   <w:style w:type="character" w:customStyle="1" w:styleId="Heading7Char">
@@ -15068,7 +15555,7 @@
       <w:rFonts w:asciiTheme="majorHAnsi" w:eastAsiaTheme="majorEastAsia" w:hAnsiTheme="majorHAnsi" w:cstheme="majorBidi"/>
       <w:i/>
       <w:iCs/>
-      <w:color w:val="404040" w:themeColor="text1" w:themeTint="BF"/>
+      <w:color w:val="000000"/>
     </w:rPr>
   </w:style>
   <w:style w:type="character" w:customStyle="1" w:styleId="Heading8Char">
@@ -15080,7 +15567,7 @@
     <w:rsid w:val="00FC693F"/>
     <w:rPr>
       <w:rFonts w:asciiTheme="majorHAnsi" w:eastAsiaTheme="majorEastAsia" w:hAnsiTheme="majorHAnsi" w:cstheme="majorBidi"/>
-      <w:color w:val="4F81BD" w:themeColor="accent1"/>
+      <w:color w:val="000000"/>
       <w:sz w:val="20"/>
       <w:szCs w:val="20"/>
     </w:rPr>
@@ -15096,7 +15583,7 @@
       <w:rFonts w:asciiTheme="majorHAnsi" w:eastAsiaTheme="majorEastAsia" w:hAnsiTheme="majorHAnsi" w:cstheme="majorBidi"/>
       <w:i/>
       <w:iCs/>
-      <w:color w:val="404040" w:themeColor="text1" w:themeTint="BF"/>
+      <w:color w:val="000000"/>
       <w:sz w:val="20"/>
       <w:szCs w:val="20"/>
     </w:rPr>
@@ -15116,7 +15603,7 @@
     <w:rPr>
       <w:b/>
       <w:bCs/>
-      <w:color w:val="4F81BD" w:themeColor="accent1"/>
+      <w:color w:val="000000"/>
       <w:sz w:val="18"/>
       <w:szCs w:val="18"/>
     </w:rPr>
@@ -15163,7 +15650,7 @@
       <w:bCs/>
       <w:i/>
       <w:iCs/>
-      <w:color w:val="4F81BD" w:themeColor="accent1"/>
+      <w:color w:val="000000"/>
     </w:rPr>
   </w:style>
   <w:style w:type="character" w:customStyle="1" w:styleId="IntenseQuoteChar">
@@ -15177,7 +15664,7 @@
       <w:bCs/>
       <w:i/>
       <w:iCs/>
-      <w:color w:val="4F81BD" w:themeColor="accent1"/>
+      <w:color w:val="000000"/>
     </w:rPr>
   </w:style>
   <w:style w:type="character" w:styleId="SubtleEmphasis">
@@ -15189,7 +15676,7 @@
     <w:rPr>
       <w:i/>
       <w:iCs/>
-      <w:color w:val="808080" w:themeColor="text1" w:themeTint="7F"/>
+      <w:color w:val="000000"/>
     </w:rPr>
   </w:style>
   <w:style w:type="character" w:styleId="IntenseEmphasis">
@@ -15203,7 +15690,7 @@
       <w:bCs/>
       <w:i/>
       <w:iCs/>
-      <w:color w:val="4F81BD" w:themeColor="accent1"/>
+      <w:color w:val="000000"/>
     </w:rPr>
   </w:style>
   <w:style w:type="character" w:styleId="SubtleReference">
@@ -15214,7 +15701,7 @@
     <w:rsid w:val="00FC693F"/>
     <w:rPr>
       <w:smallCaps/>
-      <w:color w:val="C0504D" w:themeColor="accent2"/>
+      <w:color w:val="000000"/>
       <w:u w:val="single"/>
     </w:rPr>
   </w:style>
@@ -15228,7 +15715,7 @@
       <w:b/>
       <w:bCs/>
       <w:smallCaps/>
-      <w:color w:val="C0504D" w:themeColor="accent2"/>
+      <w:color w:val="000000"/>
       <w:spacing w:val="5"/>
       <w:u w:val="single"/>
     </w:rPr>
@@ -15294,7 +15781,7 @@
       <w:spacing w:after="0" w:line="240" w:lineRule="auto"/>
     </w:pPr>
     <w:rPr>
-      <w:color w:val="000000" w:themeColor="text1" w:themeShade="BF"/>
+      <w:color w:val="000000"/>
     </w:rPr>
     <w:tblPr>
       <w:tblStyleRowBandSize w:val="1"/>
@@ -15397,7 +15884,7 @@
       <w:spacing w:after="0" w:line="240" w:lineRule="auto"/>
     </w:pPr>
     <w:rPr>
-      <w:color w:val="365F91" w:themeColor="accent1" w:themeShade="BF"/>
+      <w:color w:val="000000"/>
     </w:rPr>
     <w:tblPr>
       <w:tblStyleRowBandSize w:val="1"/>
@@ -15500,7 +15987,7 @@
       <w:spacing w:after="0" w:line="240" w:lineRule="auto"/>
     </w:pPr>
     <w:rPr>
-      <w:color w:val="943634" w:themeColor="accent2" w:themeShade="BF"/>
+      <w:color w:val="000000"/>
     </w:rPr>
     <w:tblPr>
       <w:tblStyleRowBandSize w:val="1"/>
@@ -15603,7 +16090,7 @@
       <w:spacing w:after="0" w:line="240" w:lineRule="auto"/>
     </w:pPr>
     <w:rPr>
-      <w:color w:val="76923C" w:themeColor="accent3" w:themeShade="BF"/>
+      <w:color w:val="000000"/>
     </w:rPr>
     <w:tblPr>
       <w:tblStyleRowBandSize w:val="1"/>
@@ -15706,7 +16193,7 @@
       <w:spacing w:after="0" w:line="240" w:lineRule="auto"/>
     </w:pPr>
     <w:rPr>
-      <w:color w:val="5F497A" w:themeColor="accent4" w:themeShade="BF"/>
+      <w:color w:val="000000"/>
     </w:rPr>
     <w:tblPr>
       <w:tblStyleRowBandSize w:val="1"/>
@@ -15809,7 +16296,7 @@
       <w:spacing w:after="0" w:line="240" w:lineRule="auto"/>
     </w:pPr>
     <w:rPr>
-      <w:color w:val="31849B" w:themeColor="accent5" w:themeShade="BF"/>
+      <w:color w:val="000000"/>
     </w:rPr>
     <w:tblPr>
       <w:tblStyleRowBandSize w:val="1"/>
@@ -15912,7 +16399,7 @@
       <w:spacing w:after="0" w:line="240" w:lineRule="auto"/>
     </w:pPr>
     <w:rPr>
-      <w:color w:val="E36C0A" w:themeColor="accent6" w:themeShade="BF"/>
+      <w:color w:val="000000"/>
     </w:rPr>
     <w:tblPr>
       <w:tblStyleRowBandSize w:val="1"/>
@@ -16038,7 +16525,7 @@
       <w:rPr>
         <w:b/>
         <w:bCs/>
-        <w:color w:val="FFFFFF" w:themeColor="background1"/>
+        <w:color w:val="000000"/>
       </w:rPr>
       <w:tblPr/>
       <w:tcPr>
@@ -16130,7 +16617,7 @@
       <w:rPr>
         <w:b/>
         <w:bCs/>
-        <w:color w:val="FFFFFF" w:themeColor="background1"/>
+        <w:color w:val="000000"/>
       </w:rPr>
       <w:tblPr/>
       <w:tcPr>
@@ -16222,7 +16709,7 @@
       <w:rPr>
         <w:b/>
         <w:bCs/>
-        <w:color w:val="FFFFFF" w:themeColor="background1"/>
+        <w:color w:val="000000"/>
       </w:rPr>
       <w:tblPr/>
       <w:tcPr>
@@ -16314,7 +16801,7 @@
       <w:rPr>
         <w:b/>
         <w:bCs/>
-        <w:color w:val="FFFFFF" w:themeColor="background1"/>
+        <w:color w:val="000000"/>
       </w:rPr>
       <w:tblPr/>
       <w:tcPr>
@@ -16406,7 +16893,7 @@
       <w:rPr>
         <w:b/>
         <w:bCs/>
-        <w:color w:val="FFFFFF" w:themeColor="background1"/>
+        <w:color w:val="000000"/>
       </w:rPr>
       <w:tblPr/>
       <w:tcPr>
@@ -16498,7 +16985,7 @@
       <w:rPr>
         <w:b/>
         <w:bCs/>
-        <w:color w:val="FFFFFF" w:themeColor="background1"/>
+        <w:color w:val="000000"/>
       </w:rPr>
       <w:tblPr/>
       <w:tcPr>
@@ -16590,7 +17077,7 @@
       <w:rPr>
         <w:b/>
         <w:bCs/>
-        <w:color w:val="FFFFFF" w:themeColor="background1"/>
+        <w:color w:val="000000"/>
       </w:rPr>
       <w:tblPr/>
       <w:tcPr>
@@ -17593,7 +18080,7 @@
       <w:rPr>
         <w:b/>
         <w:bCs/>
-        <w:color w:val="FFFFFF" w:themeColor="background1"/>
+        <w:color w:val="000000"/>
       </w:rPr>
       <w:tblPr/>
       <w:tcPr>
@@ -17699,7 +18186,7 @@
       <w:rPr>
         <w:b/>
         <w:bCs/>
-        <w:color w:val="FFFFFF" w:themeColor="background1"/>
+        <w:color w:val="000000"/>
       </w:rPr>
       <w:tblPr/>
       <w:tcPr>
@@ -17805,7 +18292,7 @@
       <w:rPr>
         <w:b/>
         <w:bCs/>
-        <w:color w:val="FFFFFF" w:themeColor="background1"/>
+        <w:color w:val="000000"/>
       </w:rPr>
       <w:tblPr/>
       <w:tcPr>
@@ -17911,7 +18398,7 @@
       <w:rPr>
         <w:b/>
         <w:bCs/>
-        <w:color w:val="FFFFFF" w:themeColor="background1"/>
+        <w:color w:val="000000"/>
       </w:rPr>
       <w:tblPr/>
       <w:tcPr>
@@ -18017,7 +18504,7 @@
       <w:rPr>
         <w:b/>
         <w:bCs/>
-        <w:color w:val="FFFFFF" w:themeColor="background1"/>
+        <w:color w:val="000000"/>
       </w:rPr>
       <w:tblPr/>
       <w:tcPr>
@@ -18123,7 +18610,7 @@
       <w:rPr>
         <w:b/>
         <w:bCs/>
-        <w:color w:val="FFFFFF" w:themeColor="background1"/>
+        <w:color w:val="000000"/>
       </w:rPr>
       <w:tblPr/>
       <w:tcPr>
@@ -18229,7 +18716,7 @@
       <w:rPr>
         <w:b/>
         <w:bCs/>
-        <w:color w:val="FFFFFF" w:themeColor="background1"/>
+        <w:color w:val="000000"/>
       </w:rPr>
       <w:tblPr/>
       <w:tcPr>
@@ -18332,7 +18819,7 @@
       <w:rPr>
         <w:b/>
         <w:bCs/>
-        <w:color w:val="FFFFFF" w:themeColor="background1"/>
+        <w:color w:val="000000"/>
       </w:rPr>
       <w:tblPr/>
       <w:tcPr>
@@ -18352,7 +18839,7 @@
         <w:spacing w:before="0" w:after="0" w:line="240" w:lineRule="auto"/>
       </w:pPr>
       <w:rPr>
-        <w:color w:val="auto"/>
+        <w:color w:val="000000"/>
       </w:rPr>
       <w:tblPr/>
       <w:tcPr>
@@ -18371,7 +18858,7 @@
       <w:rPr>
         <w:b/>
         <w:bCs/>
-        <w:color w:val="FFFFFF" w:themeColor="background1"/>
+        <w:color w:val="000000"/>
       </w:rPr>
       <w:tblPr/>
       <w:tcPr>
@@ -18390,7 +18877,7 @@
       <w:rPr>
         <w:b/>
         <w:bCs/>
-        <w:color w:val="FFFFFF" w:themeColor="background1"/>
+        <w:color w:val="000000"/>
       </w:rPr>
       <w:tblPr/>
       <w:tcPr>
@@ -18436,7 +18923,7 @@
     </w:tblStylePr>
     <w:tblStylePr w:type="nwCell">
       <w:rPr>
-        <w:color w:val="FFFFFF" w:themeColor="background1"/>
+        <w:color w:val="000000"/>
       </w:rPr>
       <w:tblPr/>
       <w:tcPr>
@@ -18481,7 +18968,7 @@
       <w:rPr>
         <w:b/>
         <w:bCs/>
-        <w:color w:val="FFFFFF" w:themeColor="background1"/>
+        <w:color w:val="000000"/>
       </w:rPr>
       <w:tblPr/>
       <w:tcPr>
@@ -18501,7 +18988,7 @@
         <w:spacing w:before="0" w:after="0" w:line="240" w:lineRule="auto"/>
       </w:pPr>
       <w:rPr>
-        <w:color w:val="auto"/>
+        <w:color w:val="000000"/>
       </w:rPr>
       <w:tblPr/>
       <w:tcPr>
@@ -18520,7 +19007,7 @@
       <w:rPr>
         <w:b/>
         <w:bCs/>
-        <w:color w:val="FFFFFF" w:themeColor="background1"/>
+        <w:color w:val="000000"/>
       </w:rPr>
       <w:tblPr/>
       <w:tcPr>
@@ -18539,7 +19026,7 @@
       <w:rPr>
         <w:b/>
         <w:bCs/>
-        <w:color w:val="FFFFFF" w:themeColor="background1"/>
+        <w:color w:val="000000"/>
       </w:rPr>
       <w:tblPr/>
       <w:tcPr>
@@ -18585,7 +19072,7 @@
     </w:tblStylePr>
     <w:tblStylePr w:type="nwCell">
       <w:rPr>
-        <w:color w:val="FFFFFF" w:themeColor="background1"/>
+        <w:color w:val="000000"/>
       </w:rPr>
       <w:tblPr/>
       <w:tcPr>
@@ -18630,7 +19117,7 @@
       <w:rPr>
         <w:b/>
         <w:bCs/>
-        <w:color w:val="FFFFFF" w:themeColor="background1"/>
+        <w:color w:val="000000"/>
       </w:rPr>
       <w:tblPr/>
       <w:tcPr>
@@ -18650,7 +19137,7 @@
         <w:spacing w:before="0" w:after="0" w:line="240" w:lineRule="auto"/>
       </w:pPr>
       <w:rPr>
-        <w:color w:val="auto"/>
+        <w:color w:val="000000"/>
       </w:rPr>
       <w:tblPr/>
       <w:tcPr>
@@ -18669,7 +19156,7 @@
       <w:rPr>
         <w:b/>
         <w:bCs/>
-        <w:color w:val="FFFFFF" w:themeColor="background1"/>
+        <w:color w:val="000000"/>
       </w:rPr>
       <w:tblPr/>
       <w:tcPr>
@@ -18688,7 +19175,7 @@
       <w:rPr>
         <w:b/>
         <w:bCs/>
-        <w:color w:val="FFFFFF" w:themeColor="background1"/>
+        <w:color w:val="000000"/>
       </w:rPr>
       <w:tblPr/>
       <w:tcPr>
@@ -18734,7 +19221,7 @@
     </w:tblStylePr>
     <w:tblStylePr w:type="nwCell">
       <w:rPr>
-        <w:color w:val="FFFFFF" w:themeColor="background1"/>
+        <w:color w:val="000000"/>
       </w:rPr>
       <w:tblPr/>
       <w:tcPr>
@@ -18779,7 +19266,7 @@
       <w:rPr>
         <w:b/>
         <w:bCs/>
-        <w:color w:val="FFFFFF" w:themeColor="background1"/>
+        <w:color w:val="000000"/>
       </w:rPr>
       <w:tblPr/>
       <w:tcPr>
@@ -18799,7 +19286,7 @@
         <w:spacing w:before="0" w:after="0" w:line="240" w:lineRule="auto"/>
       </w:pPr>
       <w:rPr>
-        <w:color w:val="auto"/>
+        <w:color w:val="000000"/>
       </w:rPr>
       <w:tblPr/>
       <w:tcPr>
@@ -18818,7 +19305,7 @@
       <w:rPr>
         <w:b/>
         <w:bCs/>
-        <w:color w:val="FFFFFF" w:themeColor="background1"/>
+        <w:color w:val="000000"/>
       </w:rPr>
       <w:tblPr/>
       <w:tcPr>
@@ -18837,7 +19324,7 @@
       <w:rPr>
         <w:b/>
         <w:bCs/>
-        <w:color w:val="FFFFFF" w:themeColor="background1"/>
+        <w:color w:val="000000"/>
       </w:rPr>
       <w:tblPr/>
       <w:tcPr>
@@ -18883,7 +19370,7 @@
     </w:tblStylePr>
     <w:tblStylePr w:type="nwCell">
       <w:rPr>
-        <w:color w:val="FFFFFF" w:themeColor="background1"/>
+        <w:color w:val="000000"/>
       </w:rPr>
       <w:tblPr/>
       <w:tcPr>
@@ -18928,7 +19415,7 @@
       <w:rPr>
         <w:b/>
         <w:bCs/>
-        <w:color w:val="FFFFFF" w:themeColor="background1"/>
+        <w:color w:val="000000"/>
       </w:rPr>
       <w:tblPr/>
       <w:tcPr>
@@ -18948,7 +19435,7 @@
         <w:spacing w:before="0" w:after="0" w:line="240" w:lineRule="auto"/>
       </w:pPr>
       <w:rPr>
-        <w:color w:val="auto"/>
+        <w:color w:val="000000"/>
       </w:rPr>
       <w:tblPr/>
       <w:tcPr>
@@ -18967,7 +19454,7 @@
       <w:rPr>
         <w:b/>
         <w:bCs/>
-        <w:color w:val="FFFFFF" w:themeColor="background1"/>
+        <w:color w:val="000000"/>
       </w:rPr>
       <w:tblPr/>
       <w:tcPr>
@@ -18986,7 +19473,7 @@
       <w:rPr>
         <w:b/>
         <w:bCs/>
-        <w:color w:val="FFFFFF" w:themeColor="background1"/>
+        <w:color w:val="000000"/>
       </w:rPr>
       <w:tblPr/>
       <w:tcPr>
@@ -19032,7 +19519,7 @@
     </w:tblStylePr>
     <w:tblStylePr w:type="nwCell">
       <w:rPr>
-        <w:color w:val="FFFFFF" w:themeColor="background1"/>
+        <w:color w:val="000000"/>
       </w:rPr>
       <w:tblPr/>
       <w:tcPr>
@@ -19077,7 +19564,7 @@
       <w:rPr>
         <w:b/>
         <w:bCs/>
-        <w:color w:val="FFFFFF" w:themeColor="background1"/>
+        <w:color w:val="000000"/>
       </w:rPr>
       <w:tblPr/>
       <w:tcPr>
@@ -19097,7 +19584,7 @@
         <w:spacing w:before="0" w:after="0" w:line="240" w:lineRule="auto"/>
       </w:pPr>
       <w:rPr>
-        <w:color w:val="auto"/>
+        <w:color w:val="000000"/>
       </w:rPr>
       <w:tblPr/>
       <w:tcPr>
@@ -19116,7 +19603,7 @@
       <w:rPr>
         <w:b/>
         <w:bCs/>
-        <w:color w:val="FFFFFF" w:themeColor="background1"/>
+        <w:color w:val="000000"/>
       </w:rPr>
       <w:tblPr/>
       <w:tcPr>
@@ -19135,7 +19622,7 @@
       <w:rPr>
         <w:b/>
         <w:bCs/>
-        <w:color w:val="FFFFFF" w:themeColor="background1"/>
+        <w:color w:val="000000"/>
       </w:rPr>
       <w:tblPr/>
       <w:tcPr>
@@ -19181,7 +19668,7 @@
     </w:tblStylePr>
     <w:tblStylePr w:type="nwCell">
       <w:rPr>
-        <w:color w:val="FFFFFF" w:themeColor="background1"/>
+        <w:color w:val="000000"/>
       </w:rPr>
       <w:tblPr/>
       <w:tcPr>
@@ -19226,7 +19713,7 @@
       <w:rPr>
         <w:b/>
         <w:bCs/>
-        <w:color w:val="FFFFFF" w:themeColor="background1"/>
+        <w:color w:val="000000"/>
       </w:rPr>
       <w:tblPr/>
       <w:tcPr>
@@ -19246,7 +19733,7 @@
         <w:spacing w:before="0" w:after="0" w:line="240" w:lineRule="auto"/>
       </w:pPr>
       <w:rPr>
-        <w:color w:val="auto"/>
+        <w:color w:val="000000"/>
       </w:rPr>
       <w:tblPr/>
       <w:tcPr>
@@ -19265,7 +19752,7 @@
       <w:rPr>
         <w:b/>
         <w:bCs/>
-        <w:color w:val="FFFFFF" w:themeColor="background1"/>
+        <w:color w:val="000000"/>
       </w:rPr>
       <w:tblPr/>
       <w:tcPr>
@@ -19284,7 +19771,7 @@
       <w:rPr>
         <w:b/>
         <w:bCs/>
-        <w:color w:val="FFFFFF" w:themeColor="background1"/>
+        <w:color w:val="000000"/>
       </w:rPr>
       <w:tblPr/>
       <w:tcPr>
@@ -19330,7 +19817,7 @@
     </w:tblStylePr>
     <w:tblStylePr w:type="nwCell">
       <w:rPr>
-        <w:color w:val="FFFFFF" w:themeColor="background1"/>
+        <w:color w:val="000000"/>
       </w:rPr>
       <w:tblPr/>
       <w:tcPr>
@@ -19354,7 +19841,7 @@
       <w:spacing w:after="0" w:line="240" w:lineRule="auto"/>
     </w:pPr>
     <w:rPr>
-      <w:color w:val="000000" w:themeColor="text1"/>
+      <w:color w:val="000000"/>
     </w:rPr>
     <w:tblPr>
       <w:tblStyleRowBandSize w:val="1"/>
@@ -19387,7 +19874,7 @@
       <w:rPr>
         <w:b/>
         <w:bCs/>
-        <w:color w:val="1F497D" w:themeColor="text2"/>
+        <w:color w:val="000000"/>
       </w:rPr>
       <w:tblPr/>
       <w:tcPr>
@@ -19438,7 +19925,7 @@
       <w:spacing w:after="0" w:line="240" w:lineRule="auto"/>
     </w:pPr>
     <w:rPr>
-      <w:color w:val="000000" w:themeColor="text1"/>
+      <w:color w:val="000000"/>
     </w:rPr>
     <w:tblPr>
       <w:tblStyleRowBandSize w:val="1"/>
@@ -19471,7 +19958,7 @@
       <w:rPr>
         <w:b/>
         <w:bCs/>
-        <w:color w:val="1F497D" w:themeColor="text2"/>
+        <w:color w:val="000000"/>
       </w:rPr>
       <w:tblPr/>
       <w:tcPr>
@@ -19522,7 +20009,7 @@
       <w:spacing w:after="0" w:line="240" w:lineRule="auto"/>
     </w:pPr>
     <w:rPr>
-      <w:color w:val="000000" w:themeColor="text1"/>
+      <w:color w:val="000000"/>
     </w:rPr>
     <w:tblPr>
       <w:tblStyleRowBandSize w:val="1"/>
@@ -19555,7 +20042,7 @@
       <w:rPr>
         <w:b/>
         <w:bCs/>
-        <w:color w:val="1F497D" w:themeColor="text2"/>
+        <w:color w:val="000000"/>
       </w:rPr>
       <w:tblPr/>
       <w:tcPr>
@@ -19606,7 +20093,7 @@
       <w:spacing w:after="0" w:line="240" w:lineRule="auto"/>
     </w:pPr>
     <w:rPr>
-      <w:color w:val="000000" w:themeColor="text1"/>
+      <w:color w:val="000000"/>
     </w:rPr>
     <w:tblPr>
       <w:tblStyleRowBandSize w:val="1"/>
@@ -19639,7 +20126,7 @@
       <w:rPr>
         <w:b/>
         <w:bCs/>
-        <w:color w:val="1F497D" w:themeColor="text2"/>
+        <w:color w:val="000000"/>
       </w:rPr>
       <w:tblPr/>
       <w:tcPr>
@@ -19690,7 +20177,7 @@
       <w:spacing w:after="0" w:line="240" w:lineRule="auto"/>
     </w:pPr>
     <w:rPr>
-      <w:color w:val="000000" w:themeColor="text1"/>
+      <w:color w:val="000000"/>
     </w:rPr>
     <w:tblPr>
       <w:tblStyleRowBandSize w:val="1"/>
@@ -19723,7 +20210,7 @@
       <w:rPr>
         <w:b/>
         <w:bCs/>
-        <w:color w:val="1F497D" w:themeColor="text2"/>
+        <w:color w:val="000000"/>
       </w:rPr>
       <w:tblPr/>
       <w:tcPr>
@@ -19774,7 +20261,7 @@
       <w:spacing w:after="0" w:line="240" w:lineRule="auto"/>
     </w:pPr>
     <w:rPr>
-      <w:color w:val="000000" w:themeColor="text1"/>
+      <w:color w:val="000000"/>
     </w:rPr>
     <w:tblPr>
       <w:tblStyleRowBandSize w:val="1"/>
@@ -19807,7 +20294,7 @@
       <w:rPr>
         <w:b/>
         <w:bCs/>
-        <w:color w:val="1F497D" w:themeColor="text2"/>
+        <w:color w:val="000000"/>
       </w:rPr>
       <w:tblPr/>
       <w:tcPr>
@@ -19858,7 +20345,7 @@
       <w:spacing w:after="0" w:line="240" w:lineRule="auto"/>
     </w:pPr>
     <w:rPr>
-      <w:color w:val="000000" w:themeColor="text1"/>
+      <w:color w:val="000000"/>
     </w:rPr>
     <w:tblPr>
       <w:tblStyleRowBandSize w:val="1"/>
@@ -19891,7 +20378,7 @@
       <w:rPr>
         <w:b/>
         <w:bCs/>
-        <w:color w:val="1F497D" w:themeColor="text2"/>
+        <w:color w:val="000000"/>
       </w:rPr>
       <w:tblPr/>
       <w:tcPr>
@@ -19943,7 +20430,7 @@
     </w:pPr>
     <w:rPr>
       <w:rFonts w:asciiTheme="majorHAnsi" w:eastAsiaTheme="majorEastAsia" w:hAnsiTheme="majorHAnsi" w:cstheme="majorBidi"/>
-      <w:color w:val="000000" w:themeColor="text1"/>
+      <w:color w:val="000000"/>
     </w:rPr>
     <w:tblPr>
       <w:tblStyleRowBandSize w:val="1"/>
@@ -20071,7 +20558,7 @@
     </w:pPr>
     <w:rPr>
       <w:rFonts w:asciiTheme="majorHAnsi" w:eastAsiaTheme="majorEastAsia" w:hAnsiTheme="majorHAnsi" w:cstheme="majorBidi"/>
-      <w:color w:val="000000" w:themeColor="text1"/>
+      <w:color w:val="000000"/>
     </w:rPr>
     <w:tblPr>
       <w:tblStyleRowBandSize w:val="1"/>
@@ -20199,7 +20686,7 @@
     </w:pPr>
     <w:rPr>
       <w:rFonts w:asciiTheme="majorHAnsi" w:eastAsiaTheme="majorEastAsia" w:hAnsiTheme="majorHAnsi" w:cstheme="majorBidi"/>
-      <w:color w:val="000000" w:themeColor="text1"/>
+      <w:color w:val="000000"/>
     </w:rPr>
     <w:tblPr>
       <w:tblStyleRowBandSize w:val="1"/>
@@ -20327,7 +20814,7 @@
     </w:pPr>
     <w:rPr>
       <w:rFonts w:asciiTheme="majorHAnsi" w:eastAsiaTheme="majorEastAsia" w:hAnsiTheme="majorHAnsi" w:cstheme="majorBidi"/>
-      <w:color w:val="000000" w:themeColor="text1"/>
+      <w:color w:val="000000"/>
     </w:rPr>
     <w:tblPr>
       <w:tblStyleRowBandSize w:val="1"/>
@@ -20455,7 +20942,7 @@
     </w:pPr>
     <w:rPr>
       <w:rFonts w:asciiTheme="majorHAnsi" w:eastAsiaTheme="majorEastAsia" w:hAnsiTheme="majorHAnsi" w:cstheme="majorBidi"/>
-      <w:color w:val="000000" w:themeColor="text1"/>
+      <w:color w:val="000000"/>
     </w:rPr>
     <w:tblPr>
       <w:tblStyleRowBandSize w:val="1"/>
@@ -20583,7 +21070,7 @@
     </w:pPr>
     <w:rPr>
       <w:rFonts w:asciiTheme="majorHAnsi" w:eastAsiaTheme="majorEastAsia" w:hAnsiTheme="majorHAnsi" w:cstheme="majorBidi"/>
-      <w:color w:val="000000" w:themeColor="text1"/>
+      <w:color w:val="000000"/>
     </w:rPr>
     <w:tblPr>
       <w:tblStyleRowBandSize w:val="1"/>
@@ -20711,7 +21198,7 @@
     </w:pPr>
     <w:rPr>
       <w:rFonts w:asciiTheme="majorHAnsi" w:eastAsiaTheme="majorEastAsia" w:hAnsiTheme="majorHAnsi" w:cstheme="majorBidi"/>
-      <w:color w:val="000000" w:themeColor="text1"/>
+      <w:color w:val="000000"/>
     </w:rPr>
     <w:tblPr>
       <w:tblStyleRowBandSize w:val="1"/>
@@ -21350,7 +21837,7 @@
     </w:pPr>
     <w:rPr>
       <w:rFonts w:asciiTheme="majorHAnsi" w:eastAsiaTheme="majorEastAsia" w:hAnsiTheme="majorHAnsi" w:cstheme="majorBidi"/>
-      <w:color w:val="000000" w:themeColor="text1"/>
+      <w:color w:val="000000"/>
     </w:rPr>
     <w:tblPr>
       <w:tblStyleRowBandSize w:val="1"/>
@@ -21378,7 +21865,7 @@
       <w:rPr>
         <w:b/>
         <w:bCs/>
-        <w:color w:val="000000" w:themeColor="text1"/>
+        <w:color w:val="000000"/>
       </w:rPr>
       <w:tblPr/>
       <w:tcPr>
@@ -21389,7 +21876,7 @@
       <w:rPr>
         <w:b/>
         <w:bCs/>
-        <w:color w:val="000000" w:themeColor="text1"/>
+        <w:color w:val="000000"/>
       </w:rPr>
       <w:tblPr/>
       <w:tcPr>
@@ -21408,7 +21895,7 @@
       <w:rPr>
         <w:b/>
         <w:bCs/>
-        <w:color w:val="000000" w:themeColor="text1"/>
+        <w:color w:val="000000"/>
       </w:rPr>
       <w:tblPr/>
       <w:tcPr>
@@ -21427,7 +21914,7 @@
       <w:rPr>
         <w:b w:val="0"/>
         <w:bCs w:val="0"/>
-        <w:color w:val="000000" w:themeColor="text1"/>
+        <w:color w:val="000000"/>
       </w:rPr>
       <w:tblPr/>
       <w:tcPr>
@@ -21475,7 +21962,7 @@
     </w:pPr>
     <w:rPr>
       <w:rFonts w:asciiTheme="majorHAnsi" w:eastAsiaTheme="majorEastAsia" w:hAnsiTheme="majorHAnsi" w:cstheme="majorBidi"/>
-      <w:color w:val="000000" w:themeColor="text1"/>
+      <w:color w:val="000000"/>
     </w:rPr>
     <w:tblPr>
       <w:tblStyleRowBandSize w:val="1"/>
@@ -21503,7 +21990,7 @@
       <w:rPr>
         <w:b/>
         <w:bCs/>
-        <w:color w:val="000000" w:themeColor="text1"/>
+        <w:color w:val="000000"/>
       </w:rPr>
       <w:tblPr/>
       <w:tcPr>
@@ -21514,7 +22001,7 @@
       <w:rPr>
         <w:b/>
         <w:bCs/>
-        <w:color w:val="000000" w:themeColor="text1"/>
+        <w:color w:val="000000"/>
       </w:rPr>
       <w:tblPr/>
       <w:tcPr>
@@ -21533,7 +22020,7 @@
       <w:rPr>
         <w:b/>
         <w:bCs/>
-        <w:color w:val="000000" w:themeColor="text1"/>
+        <w:color w:val="000000"/>
       </w:rPr>
       <w:tblPr/>
       <w:tcPr>
@@ -21552,7 +22039,7 @@
       <w:rPr>
         <w:b w:val="0"/>
         <w:bCs w:val="0"/>
-        <w:color w:val="000000" w:themeColor="text1"/>
+        <w:color w:val="000000"/>
       </w:rPr>
       <w:tblPr/>
       <w:tcPr>
@@ -21600,7 +22087,7 @@
     </w:pPr>
     <w:rPr>
       <w:rFonts w:asciiTheme="majorHAnsi" w:eastAsiaTheme="majorEastAsia" w:hAnsiTheme="majorHAnsi" w:cstheme="majorBidi"/>
-      <w:color w:val="000000" w:themeColor="text1"/>
+      <w:color w:val="000000"/>
     </w:rPr>
     <w:tblPr>
       <w:tblStyleRowBandSize w:val="1"/>
@@ -21628,7 +22115,7 @@
       <w:rPr>
         <w:b/>
         <w:bCs/>
-        <w:color w:val="000000" w:themeColor="text1"/>
+        <w:color w:val="000000"/>
       </w:rPr>
       <w:tblPr/>
       <w:tcPr>
@@ -21639,7 +22126,7 @@
       <w:rPr>
         <w:b/>
         <w:bCs/>
-        <w:color w:val="000000" w:themeColor="text1"/>
+        <w:color w:val="000000"/>
       </w:rPr>
       <w:tblPr/>
       <w:tcPr>
@@ -21658,7 +22145,7 @@
       <w:rPr>
         <w:b/>
         <w:bCs/>
-        <w:color w:val="000000" w:themeColor="text1"/>
+        <w:color w:val="000000"/>
       </w:rPr>
       <w:tblPr/>
       <w:tcPr>
@@ -21677,7 +22164,7 @@
       <w:rPr>
         <w:b w:val="0"/>
         <w:bCs w:val="0"/>
-        <w:color w:val="000000" w:themeColor="text1"/>
+        <w:color w:val="000000"/>
       </w:rPr>
       <w:tblPr/>
       <w:tcPr>
@@ -21725,7 +22212,7 @@
     </w:pPr>
     <w:rPr>
       <w:rFonts w:asciiTheme="majorHAnsi" w:eastAsiaTheme="majorEastAsia" w:hAnsiTheme="majorHAnsi" w:cstheme="majorBidi"/>
-      <w:color w:val="000000" w:themeColor="text1"/>
+      <w:color w:val="000000"/>
     </w:rPr>
     <w:tblPr>
       <w:tblStyleRowBandSize w:val="1"/>
@@ -21753,7 +22240,7 @@
       <w:rPr>
         <w:b/>
         <w:bCs/>
-        <w:color w:val="000000" w:themeColor="text1"/>
+        <w:color w:val="000000"/>
       </w:rPr>
       <w:tblPr/>
       <w:tcPr>
@@ -21764,7 +22251,7 @@
       <w:rPr>
         <w:b/>
         <w:bCs/>
-        <w:color w:val="000000" w:themeColor="text1"/>
+        <w:color w:val="000000"/>
       </w:rPr>
       <w:tblPr/>
       <w:tcPr>
@@ -21783,7 +22270,7 @@
       <w:rPr>
         <w:b/>
         <w:bCs/>
-        <w:color w:val="000000" w:themeColor="text1"/>
+        <w:color w:val="000000"/>
       </w:rPr>
       <w:tblPr/>
       <w:tcPr>
@@ -21802,7 +22289,7 @@
       <w:rPr>
         <w:b w:val="0"/>
         <w:bCs w:val="0"/>
-        <w:color w:val="000000" w:themeColor="text1"/>
+        <w:color w:val="000000"/>
       </w:rPr>
       <w:tblPr/>
       <w:tcPr>
@@ -21850,7 +22337,7 @@
     </w:pPr>
     <w:rPr>
       <w:rFonts w:asciiTheme="majorHAnsi" w:eastAsiaTheme="majorEastAsia" w:hAnsiTheme="majorHAnsi" w:cstheme="majorBidi"/>
-      <w:color w:val="000000" w:themeColor="text1"/>
+      <w:color w:val="000000"/>
     </w:rPr>
     <w:tblPr>
       <w:tblStyleRowBandSize w:val="1"/>
@@ -21878,7 +22365,7 @@
       <w:rPr>
         <w:b/>
         <w:bCs/>
-        <w:color w:val="000000" w:themeColor="text1"/>
+        <w:color w:val="000000"/>
       </w:rPr>
       <w:tblPr/>
       <w:tcPr>
@@ -21889,7 +22376,7 @@
       <w:rPr>
         <w:b/>
         <w:bCs/>
-        <w:color w:val="000000" w:themeColor="text1"/>
+        <w:color w:val="000000"/>
       </w:rPr>
       <w:tblPr/>
       <w:tcPr>
@@ -21908,7 +22395,7 @@
       <w:rPr>
         <w:b/>
         <w:bCs/>
-        <w:color w:val="000000" w:themeColor="text1"/>
+        <w:color w:val="000000"/>
       </w:rPr>
       <w:tblPr/>
       <w:tcPr>
@@ -21927,7 +22414,7 @@
       <w:rPr>
         <w:b w:val="0"/>
         <w:bCs w:val="0"/>
-        <w:color w:val="000000" w:themeColor="text1"/>
+        <w:color w:val="000000"/>
       </w:rPr>
       <w:tblPr/>
       <w:tcPr>
@@ -21975,7 +22462,7 @@
     </w:pPr>
     <w:rPr>
       <w:rFonts w:asciiTheme="majorHAnsi" w:eastAsiaTheme="majorEastAsia" w:hAnsiTheme="majorHAnsi" w:cstheme="majorBidi"/>
-      <w:color w:val="000000" w:themeColor="text1"/>
+      <w:color w:val="000000"/>
     </w:rPr>
     <w:tblPr>
       <w:tblStyleRowBandSize w:val="1"/>
@@ -22003,7 +22490,7 @@
       <w:rPr>
         <w:b/>
         <w:bCs/>
-        <w:color w:val="000000" w:themeColor="text1"/>
+        <w:color w:val="000000"/>
       </w:rPr>
       <w:tblPr/>
       <w:tcPr>
@@ -22014,7 +22501,7 @@
       <w:rPr>
         <w:b/>
         <w:bCs/>
-        <w:color w:val="000000" w:themeColor="text1"/>
+        <w:color w:val="000000"/>
       </w:rPr>
       <w:tblPr/>
       <w:tcPr>
@@ -22033,7 +22520,7 @@
       <w:rPr>
         <w:b/>
         <w:bCs/>
-        <w:color w:val="000000" w:themeColor="text1"/>
+        <w:color w:val="000000"/>
       </w:rPr>
       <w:tblPr/>
       <w:tcPr>
@@ -22052,7 +22539,7 @@
       <w:rPr>
         <w:b w:val="0"/>
         <w:bCs w:val="0"/>
-        <w:color w:val="000000" w:themeColor="text1"/>
+        <w:color w:val="000000"/>
       </w:rPr>
       <w:tblPr/>
       <w:tcPr>
@@ -22100,7 +22587,7 @@
     </w:pPr>
     <w:rPr>
       <w:rFonts w:asciiTheme="majorHAnsi" w:eastAsiaTheme="majorEastAsia" w:hAnsiTheme="majorHAnsi" w:cstheme="majorBidi"/>
-      <w:color w:val="000000" w:themeColor="text1"/>
+      <w:color w:val="000000"/>
     </w:rPr>
     <w:tblPr>
       <w:tblStyleRowBandSize w:val="1"/>
@@ -22128,7 +22615,7 @@
       <w:rPr>
         <w:b/>
         <w:bCs/>
-        <w:color w:val="000000" w:themeColor="text1"/>
+        <w:color w:val="000000"/>
       </w:rPr>
       <w:tblPr/>
       <w:tcPr>
@@ -22139,7 +22626,7 @@
       <w:rPr>
         <w:b/>
         <w:bCs/>
-        <w:color w:val="000000" w:themeColor="text1"/>
+        <w:color w:val="000000"/>
       </w:rPr>
       <w:tblPr/>
       <w:tcPr>
@@ -22158,7 +22645,7 @@
       <w:rPr>
         <w:b/>
         <w:bCs/>
-        <w:color w:val="000000" w:themeColor="text1"/>
+        <w:color w:val="000000"/>
       </w:rPr>
       <w:tblPr/>
       <w:tcPr>
@@ -22177,7 +22664,7 @@
       <w:rPr>
         <w:b w:val="0"/>
         <w:bCs w:val="0"/>
-        <w:color w:val="000000" w:themeColor="text1"/>
+        <w:color w:val="000000"/>
       </w:rPr>
       <w:tblPr/>
       <w:tcPr>
@@ -22251,7 +22738,7 @@
         <w:bCs/>
         <w:i w:val="0"/>
         <w:iCs w:val="0"/>
-        <w:color w:val="FFFFFF" w:themeColor="background1"/>
+        <w:color w:val="000000"/>
       </w:rPr>
       <w:tblPr/>
       <w:tcPr>
@@ -22272,7 +22759,7 @@
         <w:bCs/>
         <w:i w:val="0"/>
         <w:iCs w:val="0"/>
-        <w:color w:val="FFFFFF" w:themeColor="background1"/>
+        <w:color w:val="000000"/>
       </w:rPr>
       <w:tblPr/>
       <w:tcPr>
@@ -22293,7 +22780,7 @@
         <w:bCs/>
         <w:i w:val="0"/>
         <w:iCs w:val="0"/>
-        <w:color w:val="FFFFFF" w:themeColor="background1"/>
+        <w:color w:val="000000"/>
       </w:rPr>
       <w:tblPr/>
       <w:tcPr>
@@ -22312,7 +22799,7 @@
         <w:bCs/>
         <w:i w:val="0"/>
         <w:iCs w:val="0"/>
-        <w:color w:val="FFFFFF" w:themeColor="background1"/>
+        <w:color w:val="000000"/>
       </w:rPr>
       <w:tblPr/>
       <w:tcPr>
@@ -22392,7 +22879,7 @@
         <w:bCs/>
         <w:i w:val="0"/>
         <w:iCs w:val="0"/>
-        <w:color w:val="FFFFFF" w:themeColor="background1"/>
+        <w:color w:val="000000"/>
       </w:rPr>
       <w:tblPr/>
       <w:tcPr>
@@ -22413,7 +22900,7 @@
         <w:bCs/>
         <w:i w:val="0"/>
         <w:iCs w:val="0"/>
-        <w:color w:val="FFFFFF" w:themeColor="background1"/>
+        <w:color w:val="000000"/>
       </w:rPr>
       <w:tblPr/>
       <w:tcPr>
@@ -22434,7 +22921,7 @@
         <w:bCs/>
         <w:i w:val="0"/>
         <w:iCs w:val="0"/>
-        <w:color w:val="FFFFFF" w:themeColor="background1"/>
+        <w:color w:val="000000"/>
       </w:rPr>
       <w:tblPr/>
       <w:tcPr>
@@ -22453,7 +22940,7 @@
         <w:bCs/>
         <w:i w:val="0"/>
         <w:iCs w:val="0"/>
-        <w:color w:val="FFFFFF" w:themeColor="background1"/>
+        <w:color w:val="000000"/>
       </w:rPr>
       <w:tblPr/>
       <w:tcPr>
@@ -22533,7 +23020,7 @@
         <w:bCs/>
         <w:i w:val="0"/>
         <w:iCs w:val="0"/>
-        <w:color w:val="FFFFFF" w:themeColor="background1"/>
+        <w:color w:val="000000"/>
       </w:rPr>
       <w:tblPr/>
       <w:tcPr>
@@ -22554,7 +23041,7 @@
         <w:bCs/>
         <w:i w:val="0"/>
         <w:iCs w:val="0"/>
-        <w:color w:val="FFFFFF" w:themeColor="background1"/>
+        <w:color w:val="000000"/>
       </w:rPr>
       <w:tblPr/>
       <w:tcPr>
@@ -22575,7 +23062,7 @@
         <w:bCs/>
         <w:i w:val="0"/>
         <w:iCs w:val="0"/>
-        <w:color w:val="FFFFFF" w:themeColor="background1"/>
+        <w:color w:val="000000"/>
       </w:rPr>
       <w:tblPr/>
       <w:tcPr>
@@ -22594,7 +23081,7 @@
         <w:bCs/>
         <w:i w:val="0"/>
         <w:iCs w:val="0"/>
-        <w:color w:val="FFFFFF" w:themeColor="background1"/>
+        <w:color w:val="000000"/>
       </w:rPr>
       <w:tblPr/>
       <w:tcPr>
@@ -22674,7 +23161,7 @@
         <w:bCs/>
         <w:i w:val="0"/>
         <w:iCs w:val="0"/>
-        <w:color w:val="FFFFFF" w:themeColor="background1"/>
+        <w:color w:val="000000"/>
       </w:rPr>
       <w:tblPr/>
       <w:tcPr>
@@ -22695,7 +23182,7 @@
         <w:bCs/>
         <w:i w:val="0"/>
         <w:iCs w:val="0"/>
-        <w:color w:val="FFFFFF" w:themeColor="background1"/>
+        <w:color w:val="000000"/>
       </w:rPr>
       <w:tblPr/>
       <w:tcPr>
@@ -22716,7 +23203,7 @@
         <w:bCs/>
         <w:i w:val="0"/>
         <w:iCs w:val="0"/>
-        <w:color w:val="FFFFFF" w:themeColor="background1"/>
+        <w:color w:val="000000"/>
       </w:rPr>
       <w:tblPr/>
       <w:tcPr>
@@ -22735,7 +23222,7 @@
         <w:bCs/>
         <w:i w:val="0"/>
         <w:iCs w:val="0"/>
-        <w:color w:val="FFFFFF" w:themeColor="background1"/>
+        <w:color w:val="000000"/>
       </w:rPr>
       <w:tblPr/>
       <w:tcPr>
@@ -22815,7 +23302,7 @@
         <w:bCs/>
         <w:i w:val="0"/>
         <w:iCs w:val="0"/>
-        <w:color w:val="FFFFFF" w:themeColor="background1"/>
+        <w:color w:val="000000"/>
       </w:rPr>
       <w:tblPr/>
       <w:tcPr>
@@ -22836,7 +23323,7 @@
         <w:bCs/>
         <w:i w:val="0"/>
         <w:iCs w:val="0"/>
-        <w:color w:val="FFFFFF" w:themeColor="background1"/>
+        <w:color w:val="000000"/>
       </w:rPr>
       <w:tblPr/>
       <w:tcPr>
@@ -22857,7 +23344,7 @@
         <w:bCs/>
         <w:i w:val="0"/>
         <w:iCs w:val="0"/>
-        <w:color w:val="FFFFFF" w:themeColor="background1"/>
+        <w:color w:val="000000"/>
       </w:rPr>
       <w:tblPr/>
       <w:tcPr>
@@ -22876,7 +23363,7 @@
         <w:bCs/>
         <w:i w:val="0"/>
         <w:iCs w:val="0"/>
-        <w:color w:val="FFFFFF" w:themeColor="background1"/>
+        <w:color w:val="000000"/>
       </w:rPr>
       <w:tblPr/>
       <w:tcPr>
@@ -22956,7 +23443,7 @@
         <w:bCs/>
         <w:i w:val="0"/>
         <w:iCs w:val="0"/>
-        <w:color w:val="FFFFFF" w:themeColor="background1"/>
+        <w:color w:val="000000"/>
       </w:rPr>
       <w:tblPr/>
       <w:tcPr>
@@ -22977,7 +23464,7 @@
         <w:bCs/>
         <w:i w:val="0"/>
         <w:iCs w:val="0"/>
-        <w:color w:val="FFFFFF" w:themeColor="background1"/>
+        <w:color w:val="000000"/>
       </w:rPr>
       <w:tblPr/>
       <w:tcPr>
@@ -22998,7 +23485,7 @@
         <w:bCs/>
         <w:i w:val="0"/>
         <w:iCs w:val="0"/>
-        <w:color w:val="FFFFFF" w:themeColor="background1"/>
+        <w:color w:val="000000"/>
       </w:rPr>
       <w:tblPr/>
       <w:tcPr>
@@ -23017,7 +23504,7 @@
         <w:bCs/>
         <w:i w:val="0"/>
         <w:iCs w:val="0"/>
-        <w:color w:val="FFFFFF" w:themeColor="background1"/>
+        <w:color w:val="000000"/>
       </w:rPr>
       <w:tblPr/>
       <w:tcPr>
@@ -23097,7 +23584,7 @@
         <w:bCs/>
         <w:i w:val="0"/>
         <w:iCs w:val="0"/>
-        <w:color w:val="FFFFFF" w:themeColor="background1"/>
+        <w:color w:val="000000"/>
       </w:rPr>
       <w:tblPr/>
       <w:tcPr>
@@ -23118,7 +23605,7 @@
         <w:bCs/>
         <w:i w:val="0"/>
         <w:iCs w:val="0"/>
-        <w:color w:val="FFFFFF" w:themeColor="background1"/>
+        <w:color w:val="000000"/>
       </w:rPr>
       <w:tblPr/>
       <w:tcPr>
@@ -23139,7 +23626,7 @@
         <w:bCs/>
         <w:i w:val="0"/>
         <w:iCs w:val="0"/>
-        <w:color w:val="FFFFFF" w:themeColor="background1"/>
+        <w:color w:val="000000"/>
       </w:rPr>
       <w:tblPr/>
       <w:tcPr>
@@ -23158,7 +23645,7 @@
         <w:bCs/>
         <w:i w:val="0"/>
         <w:iCs w:val="0"/>
-        <w:color w:val="FFFFFF" w:themeColor="background1"/>
+        <w:color w:val="000000"/>
       </w:rPr>
       <w:tblPr/>
       <w:tcPr>
@@ -23211,7 +23698,7 @@
       <w:spacing w:after="0" w:line="240" w:lineRule="auto"/>
     </w:pPr>
     <w:rPr>
-      <w:color w:val="FFFFFF" w:themeColor="background1"/>
+      <w:color w:val="000000"/>
     </w:rPr>
     <w:tblPr>
       <w:tblStyleRowBandSize w:val="1"/>
@@ -23325,7 +23812,7 @@
       <w:spacing w:after="0" w:line="240" w:lineRule="auto"/>
     </w:pPr>
     <w:rPr>
-      <w:color w:val="FFFFFF" w:themeColor="background1"/>
+      <w:color w:val="000000"/>
     </w:rPr>
     <w:tblPr>
       <w:tblStyleRowBandSize w:val="1"/>
@@ -23439,7 +23926,7 @@
       <w:spacing w:after="0" w:line="240" w:lineRule="auto"/>
     </w:pPr>
     <w:rPr>
-      <w:color w:val="FFFFFF" w:themeColor="background1"/>
+      <w:color w:val="000000"/>
     </w:rPr>
     <w:tblPr>
       <w:tblStyleRowBandSize w:val="1"/>
@@ -23553,7 +24040,7 @@
       <w:spacing w:after="0" w:line="240" w:lineRule="auto"/>
     </w:pPr>
     <w:rPr>
-      <w:color w:val="FFFFFF" w:themeColor="background1"/>
+      <w:color w:val="000000"/>
     </w:rPr>
     <w:tblPr>
       <w:tblStyleRowBandSize w:val="1"/>
@@ -23667,7 +24154,7 @@
       <w:spacing w:after="0" w:line="240" w:lineRule="auto"/>
     </w:pPr>
     <w:rPr>
-      <w:color w:val="FFFFFF" w:themeColor="background1"/>
+      <w:color w:val="000000"/>
     </w:rPr>
     <w:tblPr>
       <w:tblStyleRowBandSize w:val="1"/>
@@ -23781,7 +24268,7 @@
       <w:spacing w:after="0" w:line="240" w:lineRule="auto"/>
     </w:pPr>
     <w:rPr>
-      <w:color w:val="FFFFFF" w:themeColor="background1"/>
+      <w:color w:val="000000"/>
     </w:rPr>
     <w:tblPr>
       <w:tblStyleRowBandSize w:val="1"/>
@@ -23895,7 +24382,7 @@
       <w:spacing w:after="0" w:line="240" w:lineRule="auto"/>
     </w:pPr>
     <w:rPr>
-      <w:color w:val="FFFFFF" w:themeColor="background1"/>
+      <w:color w:val="000000"/>
     </w:rPr>
     <w:tblPr>
       <w:tblStyleRowBandSize w:val="1"/>
@@ -24009,7 +24496,7 @@
       <w:spacing w:after="0" w:line="240" w:lineRule="auto"/>
     </w:pPr>
     <w:rPr>
-      <w:color w:val="000000" w:themeColor="text1"/>
+      <w:color w:val="000000"/>
     </w:rPr>
     <w:tblPr>
       <w:tblStyleRowBandSize w:val="1"/>
@@ -24055,7 +24542,7 @@
       <w:rPr>
         <w:b/>
         <w:bCs/>
-        <w:color w:val="FFFFFF" w:themeColor="background1"/>
+        <w:color w:val="000000"/>
       </w:rPr>
       <w:tblPr/>
       <w:tcPr>
@@ -24067,7 +24554,7 @@
     </w:tblStylePr>
     <w:tblStylePr w:type="firstCol">
       <w:rPr>
-        <w:color w:val="FFFFFF" w:themeColor="background1"/>
+        <w:color w:val="000000"/>
       </w:rPr>
       <w:tblPr/>
       <w:tcPr>
@@ -24084,7 +24571,7 @@
     </w:tblStylePr>
     <w:tblStylePr w:type="lastCol">
       <w:rPr>
-        <w:color w:val="FFFFFF" w:themeColor="background1"/>
+        <w:color w:val="000000"/>
       </w:rPr>
       <w:tblPr/>
       <w:tcPr>
@@ -24113,12 +24600,12 @@
     </w:tblStylePr>
     <w:tblStylePr w:type="neCell">
       <w:rPr>
-        <w:color w:val="000000" w:themeColor="text1"/>
+        <w:color w:val="000000"/>
       </w:rPr>
     </w:tblStylePr>
     <w:tblStylePr w:type="nwCell">
       <w:rPr>
-        <w:color w:val="000000" w:themeColor="text1"/>
+        <w:color w:val="000000"/>
       </w:rPr>
     </w:tblStylePr>
   </w:style>
@@ -24131,7 +24618,7 @@
       <w:spacing w:after="0" w:line="240" w:lineRule="auto"/>
     </w:pPr>
     <w:rPr>
-      <w:color w:val="000000" w:themeColor="text1"/>
+      <w:color w:val="000000"/>
     </w:rPr>
     <w:tblPr>
       <w:tblStyleRowBandSize w:val="1"/>
@@ -24177,7 +24664,7 @@
       <w:rPr>
         <w:b/>
         <w:bCs/>
-        <w:color w:val="FFFFFF" w:themeColor="background1"/>
+        <w:color w:val="000000"/>
       </w:rPr>
       <w:tblPr/>
       <w:tcPr>
@@ -24189,7 +24676,7 @@
     </w:tblStylePr>
     <w:tblStylePr w:type="firstCol">
       <w:rPr>
-        <w:color w:val="FFFFFF" w:themeColor="background1"/>
+        <w:color w:val="000000"/>
       </w:rPr>
       <w:tblPr/>
       <w:tcPr>
@@ -24206,7 +24693,7 @@
     </w:tblStylePr>
     <w:tblStylePr w:type="lastCol">
       <w:rPr>
-        <w:color w:val="FFFFFF" w:themeColor="background1"/>
+        <w:color w:val="000000"/>
       </w:rPr>
       <w:tblPr/>
       <w:tcPr>
@@ -24235,12 +24722,12 @@
     </w:tblStylePr>
     <w:tblStylePr w:type="neCell">
       <w:rPr>
-        <w:color w:val="000000" w:themeColor="text1"/>
+        <w:color w:val="000000"/>
       </w:rPr>
     </w:tblStylePr>
     <w:tblStylePr w:type="nwCell">
       <w:rPr>
-        <w:color w:val="000000" w:themeColor="text1"/>
+        <w:color w:val="000000"/>
       </w:rPr>
     </w:tblStylePr>
   </w:style>
@@ -24253,7 +24740,7 @@
       <w:spacing w:after="0" w:line="240" w:lineRule="auto"/>
     </w:pPr>
     <w:rPr>
-      <w:color w:val="000000" w:themeColor="text1"/>
+      <w:color w:val="000000"/>
     </w:rPr>
     <w:tblPr>
       <w:tblStyleRowBandSize w:val="1"/>
@@ -24299,7 +24786,7 @@
       <w:rPr>
         <w:b/>
         <w:bCs/>
-        <w:color w:val="FFFFFF" w:themeColor="background1"/>
+        <w:color w:val="000000"/>
       </w:rPr>
       <w:tblPr/>
       <w:tcPr>
@@ -24311,7 +24798,7 @@
     </w:tblStylePr>
     <w:tblStylePr w:type="firstCol">
       <w:rPr>
-        <w:color w:val="FFFFFF" w:themeColor="background1"/>
+        <w:color w:val="000000"/>
       </w:rPr>
       <w:tblPr/>
       <w:tcPr>
@@ -24328,7 +24815,7 @@
     </w:tblStylePr>
     <w:tblStylePr w:type="lastCol">
       <w:rPr>
-        <w:color w:val="FFFFFF" w:themeColor="background1"/>
+        <w:color w:val="000000"/>
       </w:rPr>
       <w:tblPr/>
       <w:tcPr>
@@ -24357,12 +24844,12 @@
     </w:tblStylePr>
     <w:tblStylePr w:type="neCell">
       <w:rPr>
-        <w:color w:val="000000" w:themeColor="text1"/>
+        <w:color w:val="000000"/>
       </w:rPr>
     </w:tblStylePr>
     <w:tblStylePr w:type="nwCell">
       <w:rPr>
-        <w:color w:val="000000" w:themeColor="text1"/>
+        <w:color w:val="000000"/>
       </w:rPr>
     </w:tblStylePr>
   </w:style>
@@ -24375,7 +24862,7 @@
       <w:spacing w:after="0" w:line="240" w:lineRule="auto"/>
     </w:pPr>
     <w:rPr>
-      <w:color w:val="000000" w:themeColor="text1"/>
+      <w:color w:val="000000"/>
     </w:rPr>
     <w:tblPr>
       <w:tblStyleRowBandSize w:val="1"/>
@@ -24421,7 +24908,7 @@
       <w:rPr>
         <w:b/>
         <w:bCs/>
-        <w:color w:val="FFFFFF" w:themeColor="background1"/>
+        <w:color w:val="000000"/>
       </w:rPr>
       <w:tblPr/>
       <w:tcPr>
@@ -24433,7 +24920,7 @@
     </w:tblStylePr>
     <w:tblStylePr w:type="firstCol">
       <w:rPr>
-        <w:color w:val="FFFFFF" w:themeColor="background1"/>
+        <w:color w:val="000000"/>
       </w:rPr>
       <w:tblPr/>
       <w:tcPr>
@@ -24450,7 +24937,7 @@
     </w:tblStylePr>
     <w:tblStylePr w:type="lastCol">
       <w:rPr>
-        <w:color w:val="FFFFFF" w:themeColor="background1"/>
+        <w:color w:val="000000"/>
       </w:rPr>
       <w:tblPr/>
       <w:tcPr>
@@ -24487,7 +24974,7 @@
       <w:spacing w:after="0" w:line="240" w:lineRule="auto"/>
     </w:pPr>
     <w:rPr>
-      <w:color w:val="000000" w:themeColor="text1"/>
+      <w:color w:val="000000"/>
     </w:rPr>
     <w:tblPr>
       <w:tblStyleRowBandSize w:val="1"/>
@@ -24533,7 +25020,7 @@
       <w:rPr>
         <w:b/>
         <w:bCs/>
-        <w:color w:val="FFFFFF" w:themeColor="background1"/>
+        <w:color w:val="000000"/>
       </w:rPr>
       <w:tblPr/>
       <w:tcPr>
@@ -24545,7 +25032,7 @@
     </w:tblStylePr>
     <w:tblStylePr w:type="firstCol">
       <w:rPr>
-        <w:color w:val="FFFFFF" w:themeColor="background1"/>
+        <w:color w:val="000000"/>
       </w:rPr>
       <w:tblPr/>
       <w:tcPr>
@@ -24562,7 +25049,7 @@
     </w:tblStylePr>
     <w:tblStylePr w:type="lastCol">
       <w:rPr>
-        <w:color w:val="FFFFFF" w:themeColor="background1"/>
+        <w:color w:val="000000"/>
       </w:rPr>
       <w:tblPr/>
       <w:tcPr>
@@ -24591,12 +25078,12 @@
     </w:tblStylePr>
     <w:tblStylePr w:type="neCell">
       <w:rPr>
-        <w:color w:val="000000" w:themeColor="text1"/>
+        <w:color w:val="000000"/>
       </w:rPr>
     </w:tblStylePr>
     <w:tblStylePr w:type="nwCell">
       <w:rPr>
-        <w:color w:val="000000" w:themeColor="text1"/>
+        <w:color w:val="000000"/>
       </w:rPr>
     </w:tblStylePr>
   </w:style>
@@ -24609,7 +25096,7 @@
       <w:spacing w:after="0" w:line="240" w:lineRule="auto"/>
     </w:pPr>
     <w:rPr>
-      <w:color w:val="000000" w:themeColor="text1"/>
+      <w:color w:val="000000"/>
     </w:rPr>
     <w:tblPr>
       <w:tblStyleRowBandSize w:val="1"/>
@@ -24655,7 +25142,7 @@
       <w:rPr>
         <w:b/>
         <w:bCs/>
-        <w:color w:val="FFFFFF" w:themeColor="background1"/>
+        <w:color w:val="000000"/>
       </w:rPr>
       <w:tblPr/>
       <w:tcPr>
@@ -24667,7 +25154,7 @@
     </w:tblStylePr>
     <w:tblStylePr w:type="firstCol">
       <w:rPr>
-        <w:color w:val="FFFFFF" w:themeColor="background1"/>
+        <w:color w:val="000000"/>
       </w:rPr>
       <w:tblPr/>
       <w:tcPr>
@@ -24684,7 +25171,7 @@
     </w:tblStylePr>
     <w:tblStylePr w:type="lastCol">
       <w:rPr>
-        <w:color w:val="FFFFFF" w:themeColor="background1"/>
+        <w:color w:val="000000"/>
       </w:rPr>
       <w:tblPr/>
       <w:tcPr>
@@ -24713,12 +25200,12 @@
     </w:tblStylePr>
     <w:tblStylePr w:type="neCell">
       <w:rPr>
-        <w:color w:val="000000" w:themeColor="text1"/>
+        <w:color w:val="000000"/>
       </w:rPr>
     </w:tblStylePr>
     <w:tblStylePr w:type="nwCell">
       <w:rPr>
-        <w:color w:val="000000" w:themeColor="text1"/>
+        <w:color w:val="000000"/>
       </w:rPr>
     </w:tblStylePr>
   </w:style>
@@ -24731,7 +25218,7 @@
       <w:spacing w:after="0" w:line="240" w:lineRule="auto"/>
     </w:pPr>
     <w:rPr>
-      <w:color w:val="000000" w:themeColor="text1"/>
+      <w:color w:val="000000"/>
     </w:rPr>
     <w:tblPr>
       <w:tblStyleRowBandSize w:val="1"/>
@@ -24777,7 +25264,7 @@
       <w:rPr>
         <w:b/>
         <w:bCs/>
-        <w:color w:val="FFFFFF" w:themeColor="background1"/>
+        <w:color w:val="000000"/>
       </w:rPr>
       <w:tblPr/>
       <w:tcPr>
@@ -24789,7 +25276,7 @@
     </w:tblStylePr>
     <w:tblStylePr w:type="firstCol">
       <w:rPr>
-        <w:color w:val="FFFFFF" w:themeColor="background1"/>
+        <w:color w:val="000000"/>
       </w:rPr>
       <w:tblPr/>
       <w:tcPr>
@@ -24806,7 +25293,7 @@
     </w:tblStylePr>
     <w:tblStylePr w:type="lastCol">
       <w:rPr>
-        <w:color w:val="FFFFFF" w:themeColor="background1"/>
+        <w:color w:val="000000"/>
       </w:rPr>
       <w:tblPr/>
       <w:tcPr>
@@ -24835,12 +25322,12 @@
     </w:tblStylePr>
     <w:tblStylePr w:type="neCell">
       <w:rPr>
-        <w:color w:val="000000" w:themeColor="text1"/>
+        <w:color w:val="000000"/>
       </w:rPr>
     </w:tblStylePr>
     <w:tblStylePr w:type="nwCell">
       <w:rPr>
-        <w:color w:val="000000" w:themeColor="text1"/>
+        <w:color w:val="000000"/>
       </w:rPr>
     </w:tblStylePr>
   </w:style>
@@ -24853,7 +25340,7 @@
       <w:spacing w:after="0" w:line="240" w:lineRule="auto"/>
     </w:pPr>
     <w:rPr>
-      <w:color w:val="000000" w:themeColor="text1"/>
+      <w:color w:val="000000"/>
     </w:rPr>
     <w:tblPr>
       <w:tblStyleRowBandSize w:val="1"/>
@@ -24873,7 +25360,7 @@
       <w:rPr>
         <w:b/>
         <w:bCs/>
-        <w:color w:val="FFFFFF" w:themeColor="background1"/>
+        <w:color w:val="000000"/>
       </w:rPr>
       <w:tblPr/>
       <w:tcPr>
@@ -24887,7 +25374,7 @@
       <w:rPr>
         <w:b/>
         <w:bCs/>
-        <w:color w:val="9E3A38" w:themeColor="accent2" w:themeShade="CC"/>
+        <w:color w:val="000000"/>
       </w:rPr>
       <w:tblPr/>
       <w:tcPr>
@@ -24939,7 +25426,7 @@
       <w:spacing w:after="0" w:line="240" w:lineRule="auto"/>
     </w:pPr>
     <w:rPr>
-      <w:color w:val="000000" w:themeColor="text1"/>
+      <w:color w:val="000000"/>
     </w:rPr>
     <w:tblPr>
       <w:tblStyleRowBandSize w:val="1"/>
@@ -24959,7 +25446,7 @@
       <w:rPr>
         <w:b/>
         <w:bCs/>
-        <w:color w:val="FFFFFF" w:themeColor="background1"/>
+        <w:color w:val="000000"/>
       </w:rPr>
       <w:tblPr/>
       <w:tcPr>
@@ -24973,7 +25460,7 @@
       <w:rPr>
         <w:b/>
         <w:bCs/>
-        <w:color w:val="9E3A38" w:themeColor="accent2" w:themeShade="CC"/>
+        <w:color w:val="000000"/>
       </w:rPr>
       <w:tblPr/>
       <w:tcPr>
@@ -25025,7 +25512,7 @@
       <w:spacing w:after="0" w:line="240" w:lineRule="auto"/>
     </w:pPr>
     <w:rPr>
-      <w:color w:val="000000" w:themeColor="text1"/>
+      <w:color w:val="000000"/>
     </w:rPr>
     <w:tblPr>
       <w:tblStyleRowBandSize w:val="1"/>
@@ -25045,7 +25532,7 @@
       <w:rPr>
         <w:b/>
         <w:bCs/>
-        <w:color w:val="FFFFFF" w:themeColor="background1"/>
+        <w:color w:val="000000"/>
       </w:rPr>
       <w:tblPr/>
       <w:tcPr>
@@ -25059,7 +25546,7 @@
       <w:rPr>
         <w:b/>
         <w:bCs/>
-        <w:color w:val="9E3A38" w:themeColor="accent2" w:themeShade="CC"/>
+        <w:color w:val="000000"/>
       </w:rPr>
       <w:tblPr/>
       <w:tcPr>
@@ -25111,7 +25598,7 @@
       <w:spacing w:after="0" w:line="240" w:lineRule="auto"/>
     </w:pPr>
     <w:rPr>
-      <w:color w:val="000000" w:themeColor="text1"/>
+      <w:color w:val="000000"/>
     </w:rPr>
     <w:tblPr>
       <w:tblStyleRowBandSize w:val="1"/>
@@ -25131,7 +25618,7 @@
       <w:rPr>
         <w:b/>
         <w:bCs/>
-        <w:color w:val="FFFFFF" w:themeColor="background1"/>
+        <w:color w:val="000000"/>
       </w:rPr>
       <w:tblPr/>
       <w:tcPr>
@@ -25145,7 +25632,7 @@
       <w:rPr>
         <w:b/>
         <w:bCs/>
-        <w:color w:val="664E82" w:themeColor="accent4" w:themeShade="CC"/>
+        <w:color w:val="000000"/>
       </w:rPr>
       <w:tblPr/>
       <w:tcPr>
@@ -25197,7 +25684,7 @@
       <w:spacing w:after="0" w:line="240" w:lineRule="auto"/>
     </w:pPr>
     <w:rPr>
-      <w:color w:val="000000" w:themeColor="text1"/>
+      <w:color w:val="000000"/>
     </w:rPr>
     <w:tblPr>
       <w:tblStyleRowBandSize w:val="1"/>
@@ -25217,7 +25704,7 @@
       <w:rPr>
         <w:b/>
         <w:bCs/>
-        <w:color w:val="FFFFFF" w:themeColor="background1"/>
+        <w:color w:val="000000"/>
       </w:rPr>
       <w:tblPr/>
       <w:tcPr>
@@ -25231,7 +25718,7 @@
       <w:rPr>
         <w:b/>
         <w:bCs/>
-        <w:color w:val="7E9C40" w:themeColor="accent3" w:themeShade="CC"/>
+        <w:color w:val="000000"/>
       </w:rPr>
       <w:tblPr/>
       <w:tcPr>
@@ -25283,7 +25770,7 @@
       <w:spacing w:after="0" w:line="240" w:lineRule="auto"/>
     </w:pPr>
     <w:rPr>
-      <w:color w:val="000000" w:themeColor="text1"/>
+      <w:color w:val="000000"/>
     </w:rPr>
     <w:tblPr>
       <w:tblStyleRowBandSize w:val="1"/>
@@ -25303,7 +25790,7 @@
       <w:rPr>
         <w:b/>
         <w:bCs/>
-        <w:color w:val="FFFFFF" w:themeColor="background1"/>
+        <w:color w:val="000000"/>
       </w:rPr>
       <w:tblPr/>
       <w:tcPr>
@@ -25317,7 +25804,7 @@
       <w:rPr>
         <w:b/>
         <w:bCs/>
-        <w:color w:val="F2730A" w:themeColor="accent6" w:themeShade="CC"/>
+        <w:color w:val="000000"/>
       </w:rPr>
       <w:tblPr/>
       <w:tcPr>
@@ -25369,7 +25856,7 @@
       <w:spacing w:after="0" w:line="240" w:lineRule="auto"/>
     </w:pPr>
     <w:rPr>
-      <w:color w:val="000000" w:themeColor="text1"/>
+      <w:color w:val="000000"/>
     </w:rPr>
     <w:tblPr>
       <w:tblStyleRowBandSize w:val="1"/>
@@ -25389,7 +25876,7 @@
       <w:rPr>
         <w:b/>
         <w:bCs/>
-        <w:color w:val="FFFFFF" w:themeColor="background1"/>
+        <w:color w:val="000000"/>
       </w:rPr>
       <w:tblPr/>
       <w:tcPr>
@@ -25403,7 +25890,7 @@
       <w:rPr>
         <w:b/>
         <w:bCs/>
-        <w:color w:val="348DA5" w:themeColor="accent5" w:themeShade="CC"/>
+        <w:color w:val="000000"/>
       </w:rPr>
       <w:tblPr/>
       <w:tcPr>
@@ -25455,7 +25942,7 @@
       <w:spacing w:after="0" w:line="240" w:lineRule="auto"/>
     </w:pPr>
     <w:rPr>
-      <w:color w:val="000000" w:themeColor="text1"/>
+      <w:color w:val="000000"/>
     </w:rPr>
     <w:tblPr>
       <w:tblStyleRowBandSize w:val="1"/>
@@ -25488,7 +25975,7 @@
       <w:rPr>
         <w:b/>
         <w:bCs/>
-        <w:color w:val="000000" w:themeColor="text1"/>
+        <w:color w:val="000000"/>
       </w:rPr>
       <w:tblPr/>
       <w:tcPr>
@@ -25497,7 +25984,7 @@
     </w:tblStylePr>
     <w:tblStylePr w:type="firstCol">
       <w:rPr>
-        <w:color w:val="FFFFFF" w:themeColor="background1"/>
+        <w:color w:val="000000"/>
       </w:rPr>
       <w:tblPr/>
       <w:tcPr>
@@ -25506,7 +25993,7 @@
     </w:tblStylePr>
     <w:tblStylePr w:type="lastCol">
       <w:rPr>
-        <w:color w:val="FFFFFF" w:themeColor="background1"/>
+        <w:color w:val="000000"/>
       </w:rPr>
       <w:tblPr/>
       <w:tcPr>
@@ -25535,7 +26022,7 @@
       <w:spacing w:after="0" w:line="240" w:lineRule="auto"/>
     </w:pPr>
     <w:rPr>
-      <w:color w:val="000000" w:themeColor="text1"/>
+      <w:color w:val="000000"/>
     </w:rPr>
     <w:tblPr>
       <w:tblStyleRowBandSize w:val="1"/>
@@ -25568,7 +26055,7 @@
       <w:rPr>
         <w:b/>
         <w:bCs/>
-        <w:color w:val="000000" w:themeColor="text1"/>
+        <w:color w:val="000000"/>
       </w:rPr>
       <w:tblPr/>
       <w:tcPr>
@@ -25577,7 +26064,7 @@
     </w:tblStylePr>
     <w:tblStylePr w:type="firstCol">
       <w:rPr>
-        <w:color w:val="FFFFFF" w:themeColor="background1"/>
+        <w:color w:val="000000"/>
       </w:rPr>
       <w:tblPr/>
       <w:tcPr>
@@ -25586,7 +26073,7 @@
     </w:tblStylePr>
     <w:tblStylePr w:type="lastCol">
       <w:rPr>
-        <w:color w:val="FFFFFF" w:themeColor="background1"/>
+        <w:color w:val="000000"/>
       </w:rPr>
       <w:tblPr/>
       <w:tcPr>
@@ -25615,7 +26102,7 @@
       <w:spacing w:after="0" w:line="240" w:lineRule="auto"/>
     </w:pPr>
     <w:rPr>
-      <w:color w:val="000000" w:themeColor="text1"/>
+      <w:color w:val="000000"/>
     </w:rPr>
     <w:tblPr>
       <w:tblStyleRowBandSize w:val="1"/>
@@ -25648,7 +26135,7 @@
       <w:rPr>
         <w:b/>
         <w:bCs/>
-        <w:color w:val="000000" w:themeColor="text1"/>
+        <w:color w:val="000000"/>
       </w:rPr>
       <w:tblPr/>
       <w:tcPr>
@@ -25657,7 +26144,7 @@
     </w:tblStylePr>
     <w:tblStylePr w:type="firstCol">
       <w:rPr>
-        <w:color w:val="FFFFFF" w:themeColor="background1"/>
+        <w:color w:val="000000"/>
       </w:rPr>
       <w:tblPr/>
       <w:tcPr>
@@ -25666,7 +26153,7 @@
     </w:tblStylePr>
     <w:tblStylePr w:type="lastCol">
       <w:rPr>
-        <w:color w:val="FFFFFF" w:themeColor="background1"/>
+        <w:color w:val="000000"/>
       </w:rPr>
       <w:tblPr/>
       <w:tcPr>
@@ -25695,7 +26182,7 @@
       <w:spacing w:after="0" w:line="240" w:lineRule="auto"/>
     </w:pPr>
     <w:rPr>
-      <w:color w:val="000000" w:themeColor="text1"/>
+      <w:color w:val="000000"/>
     </w:rPr>
     <w:tblPr>
       <w:tblStyleRowBandSize w:val="1"/>
@@ -25728,7 +26215,7 @@
       <w:rPr>
         <w:b/>
         <w:bCs/>
-        <w:color w:val="000000" w:themeColor="text1"/>
+        <w:color w:val="000000"/>
       </w:rPr>
       <w:tblPr/>
       <w:tcPr>
@@ -25737,7 +26224,7 @@
     </w:tblStylePr>
     <w:tblStylePr w:type="firstCol">
       <w:rPr>
-        <w:color w:val="FFFFFF" w:themeColor="background1"/>
+        <w:color w:val="000000"/>
       </w:rPr>
       <w:tblPr/>
       <w:tcPr>
@@ -25746,7 +26233,7 @@
     </w:tblStylePr>
     <w:tblStylePr w:type="lastCol">
       <w:rPr>
-        <w:color w:val="FFFFFF" w:themeColor="background1"/>
+        <w:color w:val="000000"/>
       </w:rPr>
       <w:tblPr/>
       <w:tcPr>
@@ -25775,7 +26262,7 @@
       <w:spacing w:after="0" w:line="240" w:lineRule="auto"/>
     </w:pPr>
     <w:rPr>
-      <w:color w:val="000000" w:themeColor="text1"/>
+      <w:color w:val="000000"/>
     </w:rPr>
     <w:tblPr>
       <w:tblStyleRowBandSize w:val="1"/>
@@ -25808,7 +26295,7 @@
       <w:rPr>
         <w:b/>
         <w:bCs/>
-        <w:color w:val="000000" w:themeColor="text1"/>
+        <w:color w:val="000000"/>
       </w:rPr>
       <w:tblPr/>
       <w:tcPr>
@@ -25817,7 +26304,7 @@
     </w:tblStylePr>
     <w:tblStylePr w:type="firstCol">
       <w:rPr>
-        <w:color w:val="FFFFFF" w:themeColor="background1"/>
+        <w:color w:val="000000"/>
       </w:rPr>
       <w:tblPr/>
       <w:tcPr>
@@ -25826,7 +26313,7 @@
     </w:tblStylePr>
     <w:tblStylePr w:type="lastCol">
       <w:rPr>
-        <w:color w:val="FFFFFF" w:themeColor="background1"/>
+        <w:color w:val="000000"/>
       </w:rPr>
       <w:tblPr/>
       <w:tcPr>
@@ -25855,7 +26342,7 @@
       <w:spacing w:after="0" w:line="240" w:lineRule="auto"/>
     </w:pPr>
     <w:rPr>
-      <w:color w:val="000000" w:themeColor="text1"/>
+      <w:color w:val="000000"/>
     </w:rPr>
     <w:tblPr>
       <w:tblStyleRowBandSize w:val="1"/>
@@ -25888,7 +26375,7 @@
       <w:rPr>
         <w:b/>
         <w:bCs/>
-        <w:color w:val="000000" w:themeColor="text1"/>
+        <w:color w:val="000000"/>
       </w:rPr>
       <w:tblPr/>
       <w:tcPr>
@@ -25897,7 +26384,7 @@
     </w:tblStylePr>
     <w:tblStylePr w:type="firstCol">
       <w:rPr>
-        <w:color w:val="FFFFFF" w:themeColor="background1"/>
+        <w:color w:val="000000"/>
       </w:rPr>
       <w:tblPr/>
       <w:tcPr>
@@ -25906,7 +26393,7 @@
     </w:tblStylePr>
     <w:tblStylePr w:type="lastCol">
       <w:rPr>
-        <w:color w:val="FFFFFF" w:themeColor="background1"/>
+        <w:color w:val="000000"/>
       </w:rPr>
       <w:tblPr/>
       <w:tcPr>
@@ -25935,7 +26422,7 @@
       <w:spacing w:after="0" w:line="240" w:lineRule="auto"/>
     </w:pPr>
     <w:rPr>
-      <w:color w:val="000000" w:themeColor="text1"/>
+      <w:color w:val="000000"/>
     </w:rPr>
     <w:tblPr>
       <w:tblStyleRowBandSize w:val="1"/>
@@ -25968,7 +26455,7 @@
       <w:rPr>
         <w:b/>
         <w:bCs/>
-        <w:color w:val="000000" w:themeColor="text1"/>
+        <w:color w:val="000000"/>
       </w:rPr>
       <w:tblPr/>
       <w:tcPr>
@@ -25977,7 +26464,7 @@
     </w:tblStylePr>
     <w:tblStylePr w:type="firstCol">
       <w:rPr>
-        <w:color w:val="FFFFFF" w:themeColor="background1"/>
+        <w:color w:val="000000"/>
       </w:rPr>
       <w:tblPr/>
       <w:tcPr>
@@ -25986,7 +26473,7 @@
     </w:tblStylePr>
     <w:tblStylePr w:type="lastCol">
       <w:rPr>
-        <w:color w:val="FFFFFF" w:themeColor="background1"/>
+        <w:color w:val="000000"/>
       </w:rPr>
       <w:tblPr/>
       <w:tcPr>
